--- a/assets/downloads/simulation-10/instructions-for-sp-2-sideline-pool-deck.docx
+++ b/assets/downloads/simulation-10/instructions-for-sp-2-sideline-pool-deck.docx
@@ -1,6 +1,6 @@
 
 <file path=word/document.xml><?xml version="1.0" encoding="utf-8"?>
-<w:document xmlns:wpc="http://schemas.microsoft.com/office/word/2010/wordprocessingCanvas" xmlns:cx="http://schemas.microsoft.com/office/drawing/2014/chartex" xmlns:cx1="http://schemas.microsoft.com/office/drawing/2015/9/8/chartex" xmlns:cx2="http://schemas.microsoft.com/office/drawing/2015/10/21/chartex" xmlns:cx3="http://schemas.microsoft.com/office/drawing/2016/5/9/chartex" xmlns:cx4="http://schemas.microsoft.com/office/drawing/2016/5/10/chartex" xmlns:cx5="http://schemas.microsoft.com/office/drawing/2016/5/11/chartex" xmlns:cx6="http://schemas.microsoft.com/office/drawing/2016/5/12/chartex" xmlns:cx7="http://schemas.microsoft.com/office/drawing/2016/5/13/chartex" xmlns:cx8="http://schemas.microsoft.com/office/drawing/2016/5/14/chartex" xmlns:mc="http://schemas.openxmlformats.org/markup-compatibility/2006" xmlns:aink="http://schemas.microsoft.com/office/drawing/2016/ink" xmlns:am3d="http://schemas.microsoft.com/office/drawing/2017/model3d" xmlns:o="urn:schemas-microsoft-com:office:office" xmlns:oel="http://schemas.microsoft.com/office/2019/extlst" xmlns:r="http://schemas.openxmlformats.org/officeDocument/2006/relationships" xmlns:m="http://schemas.openxmlformats.org/officeDocument/2006/math" xmlns:v="urn:schemas-microsoft-com:vml" xmlns:wp14="http://schemas.microsoft.com/office/word/2010/wordprocessingDrawing" xmlns:wp="http://schemas.openxmlformats.org/drawingml/2006/wordprocessingDrawing" xmlns:w10="urn:schemas-microsoft-com:office:word" xmlns:w="http://schemas.openxmlformats.org/wordprocessingml/2006/main" xmlns:w14="http://schemas.microsoft.com/office/word/2010/wordml" xmlns:w15="http://schemas.microsoft.com/office/word/2012/wordml" xmlns:w16cei="http://schemas.microsoft.com/office/word/2026/wordml/cei" xmlns:w16cex="http://schemas.microsoft.com/office/word/2018/wordml/cex" xmlns:w16cid="http://schemas.microsoft.com/office/word/2016/wordml/cid" xmlns:w16="http://schemas.microsoft.com/office/word/2018/wordml" xmlns:w16du="http://schemas.microsoft.com/office/word/2023/wordml/word16du" xmlns:w16sdtdh="http://schemas.microsoft.com/office/word/2020/wordml/sdtdatahash" xmlns:w16sdtfl="http://schemas.microsoft.com/office/word/2024/wordml/sdtformatlock" xmlns:w16se="http://schemas.microsoft.com/office/word/2015/wordml/symex" xmlns:wpg="http://schemas.microsoft.com/office/word/2010/wordprocessingGroup" xmlns:wpi="http://schemas.microsoft.com/office/word/2010/wordprocessingInk" xmlns:wne="http://schemas.microsoft.com/office/word/2006/wordml" xmlns:wps="http://schemas.microsoft.com/office/word/2010/wordprocessingShape" mc:Ignorable="w14 w15 w16se w16cid w16 w16cex w16sdtdh w16sdtfl w16du wp14">
+<w:document xmlns:wpc="http://schemas.microsoft.com/office/word/2010/wordprocessingCanvas" xmlns:cx="http://schemas.microsoft.com/office/drawing/2014/chartex" xmlns:cx1="http://schemas.microsoft.com/office/drawing/2015/9/8/chartex" xmlns:cx2="http://schemas.microsoft.com/office/drawing/2015/10/21/chartex" xmlns:cx3="http://schemas.microsoft.com/office/drawing/2016/5/9/chartex" xmlns:cx4="http://schemas.microsoft.com/office/drawing/2016/5/10/chartex" xmlns:cx5="http://schemas.microsoft.com/office/drawing/2016/5/11/chartex" xmlns:cx6="http://schemas.microsoft.com/office/drawing/2016/5/12/chartex" xmlns:cx7="http://schemas.microsoft.com/office/drawing/2016/5/13/chartex" xmlns:cx8="http://schemas.microsoft.com/office/drawing/2016/5/14/chartex" xmlns:mc="http://schemas.openxmlformats.org/markup-compatibility/2006" xmlns:aink="http://schemas.microsoft.com/office/drawing/2016/ink" xmlns:am3d="http://schemas.microsoft.com/office/drawing/2017/model3d" xmlns:o="urn:schemas-microsoft-com:office:office" xmlns:oel="http://schemas.microsoft.com/office/2019/extlst" xmlns:r="http://schemas.openxmlformats.org/officeDocument/2006/relationships" xmlns:m="http://schemas.openxmlformats.org/officeDocument/2006/math" xmlns:v="urn:schemas-microsoft-com:vml" xmlns:wp14="http://schemas.microsoft.com/office/word/2010/wordprocessingDrawing" xmlns:wp="http://schemas.openxmlformats.org/drawingml/2006/wordprocessingDrawing" xmlns:w10="urn:schemas-microsoft-com:office:word" xmlns:w="http://schemas.openxmlformats.org/wordprocessingml/2006/main" xmlns:w14="http://schemas.microsoft.com/office/word/2010/wordml" xmlns:w15="http://schemas.microsoft.com/office/word/2012/wordml" xmlns:w16cex="http://schemas.microsoft.com/office/word/2018/wordml/cex" xmlns:w16cid="http://schemas.microsoft.com/office/word/2016/wordml/cid" xmlns:w16="http://schemas.microsoft.com/office/word/2018/wordml" xmlns:w16du="http://schemas.microsoft.com/office/word/2023/wordml/word16du" xmlns:w16sdtdh="http://schemas.microsoft.com/office/word/2020/wordml/sdtdatahash" xmlns:w16sdtfl="http://schemas.microsoft.com/office/word/2024/wordml/sdtformatlock" xmlns:w16se="http://schemas.microsoft.com/office/word/2015/wordml/symex" xmlns:wpg="http://schemas.microsoft.com/office/word/2010/wordprocessingGroup" xmlns:wpi="http://schemas.microsoft.com/office/word/2010/wordprocessingInk" xmlns:wne="http://schemas.microsoft.com/office/word/2006/wordml" xmlns:wps="http://schemas.microsoft.com/office/word/2010/wordprocessingShape" mc:Ignorable="w14 w15 w16se w16cid w16 w16cex w16sdtdh w16sdtfl w16du wp14">
   <w:body>
     <w:p>
       <w:pPr>
@@ -15,56 +15,36 @@
       </w:pPr>
       <w:r>
         <w:rPr>
-          <w:rFonts w:ascii="Aptos" w:hAnsi="Aptos" w:eastAsia="Aptos" w:cs="Aptos"/>
-          <w:color w:val="000000"/>
-          <w:sz w:val="40"/>
-          <w:szCs w:val="40"/>
-        </w:rPr>
-        <w:lastRenderedPageBreak/>
-        <w:t/>
-      </w:r>
-      <w:r>
-        <w:rPr>
-          <w:rFonts w:ascii="Aptos" w:hAnsi="Aptos" w:eastAsia="Aptos" w:cs="Aptos"/>
-          <w:color w:val="000000"/>
-          <w:sz w:val="40"/>
-          <w:szCs w:val="40"/>
+          <w:rFonts w:ascii="Aptos" w:eastAsia="Aptos" w:hAnsi="Aptos"/>
+          <w:color w:val="000000"/>
         </w:rPr>
         <w:t xml:space="preserve">Instructions for SP </w:t>
       </w:r>
       <w:r>
         <w:rPr>
-          <w:rFonts w:ascii="Aptos" w:hAnsi="Aptos" w:eastAsia="Aptos" w:cs="Aptos"/>
-          <w:color w:val="000000"/>
-          <w:sz w:val="40"/>
-          <w:szCs w:val="40"/>
+          <w:rFonts w:ascii="Aptos" w:eastAsia="Aptos" w:hAnsi="Aptos"/>
+          <w:color w:val="000000"/>
         </w:rPr>
         <w:t>2</w:t>
       </w:r>
       <w:r>
         <w:rPr>
-          <w:rFonts w:ascii="Aptos" w:hAnsi="Aptos" w:eastAsia="Aptos" w:cs="Aptos"/>
-          <w:color w:val="000000"/>
-          <w:sz w:val="40"/>
-          <w:szCs w:val="40"/>
+          <w:rFonts w:ascii="Aptos" w:eastAsia="Aptos" w:hAnsi="Aptos"/>
+          <w:color w:val="000000"/>
         </w:rPr>
         <w:t xml:space="preserve">: </w:t>
       </w:r>
       <w:r>
         <w:rPr>
-          <w:rFonts w:ascii="Aptos" w:hAnsi="Aptos" w:eastAsia="Aptos" w:cs="Aptos"/>
-          <w:color w:val="000000"/>
-          <w:sz w:val="40"/>
-          <w:szCs w:val="40"/>
+          <w:rFonts w:ascii="Aptos" w:eastAsia="Aptos" w:hAnsi="Aptos"/>
+          <w:color w:val="000000"/>
         </w:rPr>
         <w:t>Sideline, Pool</w:t>
       </w:r>
       <w:r>
         <w:rPr>
-          <w:rFonts w:ascii="Aptos" w:hAnsi="Aptos" w:eastAsia="Aptos" w:cs="Aptos"/>
-          <w:color w:val="000000"/>
-          <w:sz w:val="40"/>
-          <w:szCs w:val="40"/>
+          <w:rFonts w:ascii="Aptos" w:eastAsia="Aptos" w:hAnsi="Aptos"/>
+          <w:color w:val="000000"/>
         </w:rPr>
         <w:t xml:space="preserve"> Deck</w:t>
       </w:r>
@@ -81,7 +61,6 @@
       </w:pPr>
       <w:r>
         <w:rPr>
-          <w:rFonts w:ascii="Aptos" w:hAnsi="Aptos" w:eastAsia="Aptos" w:cs="Aptos"/>
           <w:color w:val="000000"/>
           <w:sz w:val="24"/>
           <w:szCs w:val="24"/>
@@ -90,7 +69,6 @@
       </w:r>
       <w:r>
         <w:rPr>
-          <w:rFonts w:ascii="Aptos" w:hAnsi="Aptos" w:eastAsia="Aptos" w:cs="Aptos"/>
           <w:color w:val="000000"/>
           <w:sz w:val="24"/>
           <w:szCs w:val="24"/>
@@ -99,7 +77,6 @@
       </w:r>
       <w:r>
         <w:rPr>
-          <w:rFonts w:ascii="Aptos" w:hAnsi="Aptos" w:eastAsia="Aptos" w:cs="Aptos"/>
           <w:color w:val="000000"/>
           <w:sz w:val="24"/>
           <w:szCs w:val="24"/>
@@ -108,7 +85,6 @@
       </w:r>
       <w:r>
         <w:rPr>
-          <w:rFonts w:ascii="Aptos" w:hAnsi="Aptos" w:eastAsia="Aptos" w:cs="Aptos"/>
           <w:color w:val="000000"/>
           <w:sz w:val="24"/>
           <w:szCs w:val="24"/>
@@ -117,7 +93,6 @@
       </w:r>
       <w:r>
         <w:rPr>
-          <w:rFonts w:ascii="Aptos" w:hAnsi="Aptos" w:eastAsia="Aptos" w:cs="Aptos"/>
           <w:color w:val="000000"/>
           <w:sz w:val="24"/>
           <w:szCs w:val="24"/>
@@ -126,7 +101,6 @@
       </w:r>
       <w:r>
         <w:rPr>
-          <w:rFonts w:ascii="Aptos" w:hAnsi="Aptos" w:eastAsia="Aptos" w:cs="Aptos"/>
           <w:color w:val="000000"/>
           <w:sz w:val="24"/>
           <w:szCs w:val="24"/>
@@ -135,7 +109,6 @@
       </w:r>
       <w:r>
         <w:rPr>
-          <w:rFonts w:ascii="Aptos" w:hAnsi="Aptos" w:eastAsia="Aptos" w:cs="Aptos"/>
           <w:color w:val="000000"/>
           <w:sz w:val="24"/>
           <w:szCs w:val="24"/>
@@ -144,7 +117,6 @@
       </w:r>
       <w:r>
         <w:rPr>
-          <w:rFonts w:ascii="Aptos" w:hAnsi="Aptos" w:eastAsia="Aptos" w:cs="Aptos"/>
           <w:color w:val="000000"/>
           <w:sz w:val="24"/>
           <w:szCs w:val="24"/>
@@ -153,7 +125,6 @@
       </w:r>
       <w:r>
         <w:rPr>
-          <w:rFonts w:ascii="Aptos" w:hAnsi="Aptos" w:eastAsia="Aptos" w:cs="Aptos"/>
           <w:color w:val="000000"/>
           <w:sz w:val="24"/>
           <w:szCs w:val="24"/>
@@ -162,7 +133,6 @@
       </w:r>
       <w:r>
         <w:rPr>
-          <w:rFonts w:ascii="Aptos" w:hAnsi="Aptos" w:eastAsia="Aptos" w:cs="Aptos"/>
           <w:color w:val="000000"/>
           <w:sz w:val="24"/>
           <w:szCs w:val="24"/>
@@ -171,7 +141,6 @@
       </w:r>
       <w:r>
         <w:rPr>
-          <w:rFonts w:ascii="Aptos" w:hAnsi="Aptos" w:eastAsia="Aptos" w:cs="Aptos"/>
           <w:color w:val="000000"/>
           <w:sz w:val="24"/>
           <w:szCs w:val="24"/>
@@ -183,7 +152,6 @@
       <w:pPr>
         <w:spacing w:after="0" w:line="480" w:lineRule="auto"/>
         <w:rPr>
-          <w:ins w:id="24" w:author="Anna Seaman" w:date="2026-08-12T13:09:00Z" w16du:dateUtc="2026-08-12T18:09:00Z"/>
           <w:rFonts w:ascii="Times New Roman" w:hAnsi="Times New Roman"/>
           <w:color w:val="000000"/>
           <w:sz w:val="24"/>
@@ -192,7 +160,6 @@
       </w:pPr>
       <w:r>
         <w:rPr>
-          <w:rFonts w:ascii="Aptos" w:hAnsi="Aptos" w:eastAsia="Aptos" w:cs="Aptos"/>
           <w:b/>
           <w:bCs/>
           <w:color w:val="000000"/>
@@ -203,7 +170,6 @@
       </w:r>
       <w:r>
         <w:rPr>
-          <w:rFonts w:ascii="Aptos" w:hAnsi="Aptos" w:eastAsia="Aptos" w:cs="Aptos"/>
           <w:b/>
           <w:bCs/>
           <w:color w:val="000000"/>
@@ -214,7 +180,6 @@
       </w:r>
       <w:r>
         <w:rPr>
-          <w:rFonts w:ascii="Aptos" w:hAnsi="Aptos" w:eastAsia="Aptos" w:cs="Aptos"/>
           <w:b/>
           <w:bCs/>
           <w:color w:val="000000"/>
@@ -225,7 +190,6 @@
       </w:r>
       <w:r>
         <w:rPr>
-          <w:rFonts w:ascii="Aptos" w:hAnsi="Aptos" w:eastAsia="Aptos" w:cs="Aptos"/>
           <w:color w:val="000000"/>
           <w:sz w:val="24"/>
           <w:szCs w:val="24"/>
@@ -234,7 +198,6 @@
       </w:r>
       <w:r>
         <w:rPr>
-          <w:rFonts w:ascii="Aptos" w:hAnsi="Aptos" w:eastAsia="Aptos" w:cs="Aptos"/>
           <w:color w:val="000000"/>
           <w:sz w:val="24"/>
           <w:szCs w:val="24"/>
@@ -243,7 +206,6 @@
       </w:r>
       <w:r>
         <w:rPr>
-          <w:rFonts w:ascii="Aptos" w:hAnsi="Aptos" w:eastAsia="Aptos" w:cs="Aptos"/>
           <w:color w:val="000000"/>
           <w:sz w:val="24"/>
           <w:szCs w:val="24"/>
@@ -252,7 +214,6 @@
       </w:r>
       <w:r>
         <w:rPr>
-          <w:rFonts w:ascii="Aptos" w:hAnsi="Aptos" w:eastAsia="Aptos" w:cs="Aptos"/>
           <w:color w:val="000000"/>
           <w:sz w:val="24"/>
           <w:szCs w:val="24"/>
@@ -261,7 +222,6 @@
       </w:r>
       <w:r>
         <w:rPr>
-          <w:rFonts w:ascii="Aptos" w:hAnsi="Aptos" w:eastAsia="Aptos" w:cs="Aptos"/>
           <w:color w:val="000000"/>
           <w:sz w:val="24"/>
           <w:szCs w:val="24"/>
@@ -270,7 +230,6 @@
       </w:r>
       <w:r>
         <w:rPr>
-          <w:rFonts w:ascii="Aptos" w:hAnsi="Aptos" w:eastAsia="Aptos" w:cs="Aptos"/>
           <w:color w:val="000000"/>
           <w:sz w:val="24"/>
           <w:szCs w:val="24"/>
@@ -279,7 +238,6 @@
       </w:r>
       <w:r>
         <w:rPr>
-          <w:rFonts w:ascii="Aptos" w:hAnsi="Aptos" w:eastAsia="Aptos" w:cs="Aptos"/>
           <w:color w:val="000000"/>
           <w:sz w:val="24"/>
           <w:szCs w:val="24"/>
@@ -288,7 +246,6 @@
       </w:r>
       <w:r>
         <w:rPr>
-          <w:rFonts w:ascii="Aptos" w:hAnsi="Aptos" w:eastAsia="Aptos" w:cs="Aptos"/>
           <w:color w:val="000000"/>
           <w:sz w:val="24"/>
           <w:szCs w:val="24"/>
@@ -297,7 +254,6 @@
       </w:r>
       <w:r>
         <w:rPr>
-          <w:rFonts w:ascii="Aptos" w:hAnsi="Aptos" w:eastAsia="Aptos" w:cs="Aptos"/>
           <w:color w:val="000000"/>
           <w:sz w:val="24"/>
           <w:szCs w:val="24"/>
@@ -306,7 +262,6 @@
       </w:r>
       <w:r>
         <w:rPr>
-          <w:rFonts w:ascii="Aptos" w:hAnsi="Aptos" w:eastAsia="Aptos" w:cs="Aptos"/>
           <w:color w:val="000000"/>
           <w:sz w:val="24"/>
           <w:szCs w:val="24"/>
@@ -315,7 +270,6 @@
       </w:r>
       <w:r>
         <w:rPr>
-          <w:rFonts w:ascii="Aptos" w:hAnsi="Aptos" w:eastAsia="Aptos" w:cs="Aptos"/>
           <w:color w:val="000000"/>
           <w:sz w:val="24"/>
           <w:szCs w:val="24"/>
@@ -324,7 +278,6 @@
       </w:r>
       <w:r>
         <w:rPr>
-          <w:rFonts w:ascii="Aptos" w:hAnsi="Aptos" w:eastAsia="Aptos" w:cs="Aptos"/>
           <w:color w:val="000000"/>
           <w:sz w:val="24"/>
           <w:szCs w:val="24"/>
@@ -333,7 +286,6 @@
       </w:r>
       <w:r>
         <w:rPr>
-          <w:rFonts w:ascii="Aptos" w:hAnsi="Aptos" w:eastAsia="Aptos" w:cs="Aptos"/>
           <w:color w:val="000000"/>
           <w:sz w:val="24"/>
           <w:szCs w:val="24"/>
@@ -342,7 +294,6 @@
       </w:r>
       <w:r>
         <w:rPr>
-          <w:rFonts w:ascii="Aptos" w:hAnsi="Aptos" w:eastAsia="Aptos" w:cs="Aptos"/>
           <w:color w:val="000000"/>
           <w:sz w:val="24"/>
           <w:szCs w:val="24"/>
@@ -360,19 +311,10 @@
           <w:color w:val="000000"/>
           <w:sz w:val="24"/>
           <w:szCs w:val="24"/>
-          <w:rPrChange w:id="25" w:author="Anna Seaman" w:date="2026-08-12T13:12:00Z" w16du:dateUtc="2026-08-12T18:12:00Z">
-            <w:rPr>
-              <w:rFonts w:ascii="Times New Roman" w:hAnsi="Times New Roman"/>
-              <w:color w:val="000000"/>
-              <w:sz w:val="24"/>
-              <w:szCs w:val="24"/>
-            </w:rPr>
-          </w:rPrChange>
-        </w:rPr>
-      </w:pPr>
-      <w:r>
-        <w:rPr>
-          <w:rFonts w:ascii="Aptos" w:hAnsi="Aptos" w:eastAsia="Aptos" w:cs="Aptos"/>
+        </w:rPr>
+      </w:pPr>
+      <w:r>
+        <w:rPr>
           <w:b/>
           <w:bCs/>
           <w:color w:val="000000"/>
@@ -383,7 +325,6 @@
       </w:r>
       <w:r>
         <w:rPr>
-          <w:rFonts w:ascii="Aptos" w:hAnsi="Aptos" w:eastAsia="Aptos" w:cs="Aptos"/>
           <w:b/>
           <w:bCs/>
           <w:color w:val="000000"/>
@@ -394,7 +335,6 @@
       </w:r>
       <w:r>
         <w:rPr>
-          <w:rFonts w:ascii="Aptos" w:hAnsi="Aptos" w:eastAsia="Aptos" w:cs="Aptos"/>
           <w:b/>
           <w:bCs/>
           <w:color w:val="000000"/>
@@ -419,7 +359,6 @@
       </w:pPr>
       <w:r>
         <w:rPr>
-          <w:rFonts w:ascii="Aptos" w:hAnsi="Aptos" w:eastAsia="Aptos" w:cs="Aptos"/>
           <w:color w:val="000000"/>
         </w:rPr>
         <w:t xml:space="preserve">You had a similar </w:t>
@@ -427,7 +366,6 @@
       <w:proofErr w:type="gramStart"/>
       <w:r>
         <w:rPr>
-          <w:rFonts w:ascii="Aptos" w:hAnsi="Aptos" w:eastAsia="Aptos" w:cs="Aptos"/>
           <w:color w:val="000000"/>
         </w:rPr>
         <w:t>episode previously</w:t>
@@ -435,7 +373,6 @@
       <w:proofErr w:type="gramEnd"/>
       <w:r>
         <w:rPr>
-          <w:rFonts w:ascii="Aptos" w:hAnsi="Aptos" w:eastAsia="Aptos" w:cs="Aptos"/>
           <w:color w:val="000000"/>
         </w:rPr>
         <w:t xml:space="preserve"> this summer. The other AT knows about it but is not here right now.</w:t>
@@ -456,42 +393,36 @@
       </w:pPr>
       <w:r>
         <w:rPr>
-          <w:rFonts w:ascii="Aptos" w:hAnsi="Aptos" w:eastAsia="Aptos" w:cs="Aptos"/>
           <w:color w:val="000000"/>
         </w:rPr>
         <w:t>B</w:t>
       </w:r>
       <w:r>
         <w:rPr>
-          <w:rFonts w:ascii="Aptos" w:hAnsi="Aptos" w:eastAsia="Aptos" w:cs="Aptos"/>
           <w:color w:val="000000"/>
         </w:rPr>
         <w:t>reathing is s</w:t>
       </w:r>
       <w:r>
         <w:rPr>
-          <w:rFonts w:ascii="Aptos" w:hAnsi="Aptos" w:eastAsia="Aptos" w:cs="Aptos"/>
           <w:color w:val="000000"/>
         </w:rPr>
         <w:t xml:space="preserve">hallow and fast, </w:t>
       </w:r>
       <w:r>
         <w:rPr>
-          <w:rFonts w:ascii="Aptos" w:hAnsi="Aptos" w:eastAsia="Aptos" w:cs="Aptos"/>
           <w:color w:val="000000"/>
         </w:rPr>
         <w:t xml:space="preserve">and </w:t>
       </w:r>
       <w:r>
         <w:rPr>
-          <w:rFonts w:ascii="Aptos" w:hAnsi="Aptos" w:eastAsia="Aptos" w:cs="Aptos"/>
           <w:color w:val="000000"/>
         </w:rPr>
         <w:t>you feel short of breath (SOB)</w:t>
       </w:r>
       <w:r>
         <w:rPr>
-          <w:rFonts w:ascii="Aptos" w:hAnsi="Aptos" w:eastAsia="Aptos" w:cs="Aptos"/>
           <w:color w:val="000000"/>
         </w:rPr>
         <w:t>.</w:t>
@@ -512,56 +443,48 @@
       </w:pPr>
       <w:r>
         <w:rPr>
-          <w:rFonts w:ascii="Aptos" w:hAnsi="Aptos" w:eastAsia="Aptos" w:cs="Aptos"/>
           <w:color w:val="000000"/>
         </w:rPr>
         <w:t>Pulse is f</w:t>
       </w:r>
       <w:r>
         <w:rPr>
-          <w:rFonts w:ascii="Aptos" w:hAnsi="Aptos" w:eastAsia="Aptos" w:cs="Aptos"/>
           <w:color w:val="000000"/>
         </w:rPr>
         <w:t>ast, irregular (</w:t>
       </w:r>
       <w:r>
         <w:rPr>
-          <w:rFonts w:ascii="Aptos" w:hAnsi="Aptos" w:eastAsia="Aptos" w:cs="Aptos"/>
           <w:color w:val="000000"/>
         </w:rPr>
         <w:t xml:space="preserve">irregularity noticed </w:t>
       </w:r>
       <w:r>
         <w:rPr>
-          <w:rFonts w:ascii="Aptos" w:hAnsi="Aptos" w:eastAsia="Aptos" w:cs="Aptos"/>
           <w:color w:val="000000"/>
         </w:rPr>
         <w:t xml:space="preserve">if </w:t>
       </w:r>
       <w:r>
         <w:rPr>
-          <w:rFonts w:ascii="Aptos" w:hAnsi="Aptos" w:eastAsia="Aptos" w:cs="Aptos"/>
           <w:color w:val="000000"/>
         </w:rPr>
         <w:t>palpated</w:t>
       </w:r>
       <w:r>
         <w:rPr>
-          <w:rFonts w:ascii="Aptos" w:hAnsi="Aptos" w:eastAsia="Aptos" w:cs="Aptos"/>
           <w:color w:val="000000"/>
         </w:rPr>
         <w:t xml:space="preserve"> for </w:t>
       </w:r>
       <w:r>
         <w:rPr>
-          <w:rFonts w:ascii="Aptos" w:hAnsi="Aptos" w:eastAsia="Aptos" w:cs="Aptos"/>
           <w:color w:val="000000"/>
         </w:rPr>
         <w:t>15 seconds or witnessed on pulse oximeter for 5 seconds)</w:t>
       </w:r>
       <w:r>
         <w:rPr>
-          <w:rFonts w:ascii="Aptos" w:hAnsi="Aptos" w:eastAsia="Aptos" w:cs="Aptos"/>
           <w:color w:val="000000"/>
         </w:rPr>
         <w:t>.</w:t>
@@ -582,14 +505,12 @@
       </w:pPr>
       <w:r>
         <w:rPr>
-          <w:rFonts w:ascii="Aptos" w:hAnsi="Aptos" w:eastAsia="Aptos" w:cs="Aptos"/>
           <w:color w:val="000000"/>
         </w:rPr>
         <w:t>Walking slowly, cautiously</w:t>
       </w:r>
       <w:r>
         <w:rPr>
-          <w:rFonts w:ascii="Aptos" w:hAnsi="Aptos" w:eastAsia="Aptos" w:cs="Aptos"/>
           <w:color w:val="000000"/>
         </w:rPr>
         <w:t>.</w:t>
@@ -610,70 +531,60 @@
       </w:pPr>
       <w:r>
         <w:rPr>
-          <w:rFonts w:ascii="Aptos" w:hAnsi="Aptos" w:eastAsia="Aptos" w:cs="Aptos"/>
           <w:color w:val="000000"/>
         </w:rPr>
         <w:t>Chest pain starts at 7/10 and then slowly decreases to 0.</w:t>
       </w:r>
       <w:r>
         <w:rPr>
-          <w:rFonts w:ascii="Aptos" w:hAnsi="Aptos" w:eastAsia="Aptos" w:cs="Aptos"/>
           <w:color w:val="000000"/>
         </w:rPr>
         <w:t xml:space="preserve"> </w:t>
       </w:r>
       <w:r>
         <w:rPr>
-          <w:rFonts w:ascii="Aptos" w:hAnsi="Aptos" w:eastAsia="Aptos" w:cs="Aptos"/>
           <w:color w:val="000000"/>
         </w:rPr>
         <w:t>7</w:t>
       </w:r>
       <w:r>
         <w:rPr>
-          <w:rFonts w:ascii="Aptos" w:hAnsi="Aptos" w:eastAsia="Aptos" w:cs="Aptos"/>
           <w:color w:val="000000"/>
         </w:rPr>
         <w:t>—</w:t>
       </w:r>
       <w:r>
         <w:rPr>
-          <w:rFonts w:ascii="Aptos" w:hAnsi="Aptos" w:eastAsia="Aptos" w:cs="Aptos"/>
           <w:color w:val="000000"/>
         </w:rPr>
         <w:t>Initial, 5 after two minutes, 0</w:t>
       </w:r>
       <w:r>
         <w:rPr>
-          <w:rFonts w:ascii="Aptos" w:hAnsi="Aptos" w:eastAsia="Aptos" w:cs="Aptos"/>
           <w:color w:val="000000"/>
         </w:rPr>
         <w:t>—</w:t>
       </w:r>
       <w:r>
         <w:rPr>
-          <w:rFonts w:ascii="Aptos" w:hAnsi="Aptos" w:eastAsia="Aptos" w:cs="Aptos"/>
           <w:color w:val="000000"/>
         </w:rPr>
         <w:t xml:space="preserve">near the end or </w:t>
       </w:r>
       <w:r>
         <w:rPr>
-          <w:rFonts w:ascii="Aptos" w:hAnsi="Aptos" w:eastAsia="Aptos" w:cs="Aptos"/>
           <w:color w:val="000000"/>
         </w:rPr>
         <w:t xml:space="preserve">at </w:t>
       </w:r>
       <w:r>
         <w:rPr>
-          <w:rFonts w:ascii="Aptos" w:hAnsi="Aptos" w:eastAsia="Aptos" w:cs="Aptos"/>
           <w:color w:val="000000"/>
         </w:rPr>
         <w:t>four</w:t>
       </w:r>
       <w:r>
         <w:rPr>
-          <w:rFonts w:ascii="Aptos" w:hAnsi="Aptos" w:eastAsia="Aptos" w:cs="Aptos"/>
           <w:color w:val="000000"/>
         </w:rPr>
         <w:t xml:space="preserve"> minutes.</w:t>
@@ -694,35 +605,30 @@
       </w:pPr>
       <w:r>
         <w:rPr>
-          <w:rFonts w:ascii="Aptos" w:hAnsi="Aptos" w:eastAsia="Aptos" w:cs="Aptos"/>
           <w:color w:val="000000"/>
         </w:rPr>
         <w:t>All vitals are provided. The HCP will not be able to take vitals (they are not allowed to touch the patient)</w:t>
       </w:r>
       <w:r>
         <w:rPr>
-          <w:rFonts w:ascii="Aptos" w:hAnsi="Aptos" w:eastAsia="Aptos" w:cs="Aptos"/>
           <w:color w:val="000000"/>
         </w:rPr>
         <w:t>,</w:t>
       </w:r>
       <w:r>
         <w:rPr>
-          <w:rFonts w:ascii="Aptos" w:hAnsi="Aptos" w:eastAsia="Aptos" w:cs="Aptos"/>
           <w:color w:val="000000"/>
         </w:rPr>
         <w:t xml:space="preserve"> but </w:t>
       </w:r>
       <w:r>
         <w:rPr>
-          <w:rFonts w:ascii="Aptos" w:hAnsi="Aptos" w:eastAsia="Aptos" w:cs="Aptos"/>
           <w:color w:val="000000"/>
         </w:rPr>
         <w:t xml:space="preserve">the following table </w:t>
       </w:r>
       <w:r>
         <w:rPr>
-          <w:rFonts w:ascii="Aptos" w:hAnsi="Aptos" w:eastAsia="Aptos" w:cs="Aptos"/>
           <w:color w:val="000000"/>
         </w:rPr>
         <w:t>gives you an idea of how you feel and what is going on.</w:t>
@@ -743,7 +649,8 @@
       </w:tblPr>
       <w:tblGrid>
         <w:gridCol w:w="1278"/>
-        <w:gridCol w:w="3060"/>
+        <w:gridCol w:w="2160"/>
+        <w:gridCol w:w="900"/>
         <w:gridCol w:w="2619"/>
         <w:gridCol w:w="2619"/>
       </w:tblGrid>
@@ -768,7 +675,6 @@
             </w:pPr>
             <w:r>
               <w:rPr>
-                <w:rFonts w:ascii="Aptos" w:hAnsi="Aptos" w:eastAsia="Aptos" w:cs="Aptos"/>
                 <w:b/>
                 <w:bCs/>
                 <w:color w:val="FFFFFF" w:themeColor="background1"/>
@@ -782,6 +688,7 @@
         <w:tc>
           <w:tcPr>
             <w:tcW w:w="3060" w:type="dxa"/>
+            <w:gridSpan w:val="2"/>
             <w:shd w:val="clear" w:color="auto" w:fill="A73023"/>
           </w:tcPr>
           <w:p>
@@ -797,7 +704,7 @@
             </w:pPr>
             <w:r>
               <w:rPr>
-                <w:rFonts w:ascii="Aptos" w:hAnsi="Aptos" w:eastAsia="Aptos" w:cs="Aptos"/>
+                <w:rFonts w:ascii="Aptos" w:eastAsia="Aptos" w:hAnsi="Aptos"/>
                 <w:b/>
                 <w:bCs/>
                 <w:color w:val="FFFFFF" w:themeColor="background1"/>
@@ -826,7 +733,6 @@
             </w:pPr>
             <w:r>
               <w:rPr>
-                <w:rFonts w:ascii="Aptos" w:hAnsi="Aptos" w:eastAsia="Aptos" w:cs="Aptos"/>
                 <w:b/>
                 <w:bCs/>
                 <w:color w:val="FFFFFF" w:themeColor="background1"/>
@@ -857,7 +763,6 @@
             </w:pPr>
             <w:r>
               <w:rPr>
-                <w:rFonts w:ascii="Aptos" w:hAnsi="Aptos" w:eastAsia="Aptos" w:cs="Aptos"/>
                 <w:b/>
                 <w:bCs/>
                 <w:color w:val="FFFFFF" w:themeColor="background1"/>
@@ -887,7 +792,6 @@
             </w:pPr>
             <w:r>
               <w:rPr>
-                <w:rFonts w:ascii="Aptos" w:hAnsi="Aptos" w:eastAsia="Aptos" w:cs="Aptos"/>
                 <w:color w:val="000000"/>
                 <w:sz w:val="24"/>
                 <w:szCs w:val="24"/>
@@ -899,6 +803,7 @@
         <w:tc>
           <w:tcPr>
             <w:tcW w:w="3060" w:type="dxa"/>
+            <w:gridSpan w:val="2"/>
           </w:tcPr>
           <w:p>
             <w:pPr>
@@ -911,7 +816,7 @@
             </w:pPr>
             <w:r>
               <w:rPr>
-                <w:rFonts w:ascii="Aptos" w:hAnsi="Aptos" w:eastAsia="Aptos" w:cs="Aptos"/>
+                <w:rFonts w:ascii="Aptos" w:eastAsia="Aptos" w:hAnsi="Aptos"/>
                 <w:color w:val="000000"/>
               </w:rPr>
               <w:t>Clear, equal, bilateral</w:t>
@@ -935,7 +840,6 @@
             </w:pPr>
             <w:r>
               <w:rPr>
-                <w:rFonts w:ascii="Aptos" w:hAnsi="Aptos" w:eastAsia="Aptos" w:cs="Aptos"/>
                 <w:color w:val="000000"/>
                 <w:sz w:val="24"/>
                 <w:szCs w:val="24"/>
@@ -961,7 +865,6 @@
             </w:pPr>
             <w:r>
               <w:rPr>
-                <w:rFonts w:ascii="Aptos" w:hAnsi="Aptos" w:eastAsia="Aptos" w:cs="Aptos"/>
                 <w:color w:val="000000"/>
                 <w:sz w:val="24"/>
                 <w:szCs w:val="24"/>
@@ -989,7 +892,6 @@
             </w:pPr>
             <w:r>
               <w:rPr>
-                <w:rFonts w:ascii="Aptos" w:hAnsi="Aptos" w:eastAsia="Aptos" w:cs="Aptos"/>
                 <w:color w:val="000000"/>
                 <w:sz w:val="24"/>
                 <w:szCs w:val="24"/>
@@ -1001,6 +903,7 @@
         <w:tc>
           <w:tcPr>
             <w:tcW w:w="3060" w:type="dxa"/>
+            <w:gridSpan w:val="2"/>
           </w:tcPr>
           <w:p>
             <w:pPr>
@@ -1013,21 +916,21 @@
             </w:pPr>
             <w:r>
               <w:rPr>
-                <w:rFonts w:ascii="Aptos" w:hAnsi="Aptos" w:eastAsia="Aptos" w:cs="Aptos"/>
+                <w:rFonts w:ascii="Aptos" w:eastAsia="Aptos" w:hAnsi="Aptos"/>
                 <w:color w:val="000000"/>
               </w:rPr>
               <w:t>7</w:t>
             </w:r>
             <w:r>
               <w:rPr>
-                <w:rFonts w:ascii="Aptos" w:hAnsi="Aptos" w:eastAsia="Aptos" w:cs="Aptos"/>
+                <w:rFonts w:ascii="Aptos" w:eastAsia="Aptos" w:hAnsi="Aptos"/>
                 <w:color w:val="000000"/>
               </w:rPr>
               <w:t>/</w:t>
             </w:r>
             <w:r>
               <w:rPr>
-                <w:rFonts w:ascii="Aptos" w:hAnsi="Aptos" w:eastAsia="Aptos" w:cs="Aptos"/>
+                <w:rFonts w:ascii="Aptos" w:eastAsia="Aptos" w:hAnsi="Aptos"/>
                 <w:color w:val="000000"/>
               </w:rPr>
               <w:t>10</w:t>
@@ -1051,7 +954,6 @@
             </w:pPr>
             <w:r>
               <w:rPr>
-                <w:rFonts w:ascii="Aptos" w:hAnsi="Aptos" w:eastAsia="Aptos" w:cs="Aptos"/>
                 <w:color w:val="000000"/>
                 <w:sz w:val="24"/>
                 <w:szCs w:val="24"/>
@@ -1060,7 +962,6 @@
             </w:r>
             <w:r>
               <w:rPr>
-                <w:rFonts w:ascii="Aptos" w:hAnsi="Aptos" w:eastAsia="Aptos" w:cs="Aptos"/>
                 <w:color w:val="000000"/>
                 <w:sz w:val="24"/>
                 <w:szCs w:val="24"/>
@@ -1069,7 +970,6 @@
             </w:r>
             <w:r>
               <w:rPr>
-                <w:rFonts w:ascii="Aptos" w:hAnsi="Aptos" w:eastAsia="Aptos" w:cs="Aptos"/>
                 <w:color w:val="000000"/>
                 <w:sz w:val="24"/>
                 <w:szCs w:val="24"/>
@@ -1095,7 +995,6 @@
             </w:pPr>
             <w:r>
               <w:rPr>
-                <w:rFonts w:ascii="Aptos" w:hAnsi="Aptos" w:eastAsia="Aptos" w:cs="Aptos"/>
                 <w:color w:val="000000"/>
                 <w:sz w:val="24"/>
                 <w:szCs w:val="24"/>
@@ -1104,7 +1003,6 @@
             </w:r>
             <w:r>
               <w:rPr>
-                <w:rFonts w:ascii="Aptos" w:hAnsi="Aptos" w:eastAsia="Aptos" w:cs="Aptos"/>
                 <w:color w:val="000000"/>
                 <w:sz w:val="24"/>
                 <w:szCs w:val="24"/>
@@ -1113,7 +1011,6 @@
             </w:r>
             <w:r>
               <w:rPr>
-                <w:rFonts w:ascii="Aptos" w:hAnsi="Aptos" w:eastAsia="Aptos" w:cs="Aptos"/>
                 <w:color w:val="000000"/>
                 <w:sz w:val="24"/>
                 <w:szCs w:val="24"/>
@@ -1141,7 +1038,6 @@
             </w:pPr>
             <w:r>
               <w:rPr>
-                <w:rFonts w:ascii="Aptos" w:hAnsi="Aptos" w:eastAsia="Aptos" w:cs="Aptos"/>
                 <w:color w:val="000000"/>
                 <w:sz w:val="24"/>
                 <w:szCs w:val="24"/>
@@ -1154,6 +1050,7 @@
         <w:tc>
           <w:tcPr>
             <w:tcW w:w="3060" w:type="dxa"/>
+            <w:gridSpan w:val="2"/>
           </w:tcPr>
           <w:p>
             <w:pPr>
@@ -1166,7 +1063,7 @@
             </w:pPr>
             <w:r>
               <w:rPr>
-                <w:rFonts w:ascii="Aptos" w:hAnsi="Aptos" w:eastAsia="Aptos" w:cs="Aptos"/>
+                <w:rFonts w:ascii="Aptos" w:eastAsia="Aptos" w:hAnsi="Aptos"/>
                 <w:color w:val="000000"/>
               </w:rPr>
               <w:t>Warm, normal</w:t>
@@ -1190,7 +1087,6 @@
             </w:pPr>
             <w:r>
               <w:rPr>
-                <w:rFonts w:ascii="Aptos" w:hAnsi="Aptos" w:eastAsia="Aptos" w:cs="Aptos"/>
                 <w:color w:val="000000"/>
                 <w:sz w:val="24"/>
                 <w:szCs w:val="24"/>
@@ -1216,7 +1112,6 @@
             </w:pPr>
             <w:r>
               <w:rPr>
-                <w:rFonts w:ascii="Aptos" w:hAnsi="Aptos" w:eastAsia="Aptos" w:cs="Aptos"/>
                 <w:color w:val="000000"/>
                 <w:sz w:val="24"/>
                 <w:szCs w:val="24"/>
@@ -1244,7 +1139,6 @@
             </w:pPr>
             <w:r>
               <w:rPr>
-                <w:rFonts w:ascii="Aptos" w:hAnsi="Aptos" w:eastAsia="Aptos" w:cs="Aptos"/>
                 <w:color w:val="000000"/>
                 <w:sz w:val="24"/>
                 <w:szCs w:val="24"/>
@@ -1256,6 +1150,7 @@
         <w:tc>
           <w:tcPr>
             <w:tcW w:w="3060" w:type="dxa"/>
+            <w:gridSpan w:val="2"/>
           </w:tcPr>
           <w:p>
             <w:pPr>
@@ -1268,7 +1163,7 @@
             </w:pPr>
             <w:r>
               <w:rPr>
-                <w:rFonts w:ascii="Aptos" w:hAnsi="Aptos" w:eastAsia="Aptos" w:cs="Aptos"/>
+                <w:rFonts w:ascii="Aptos" w:eastAsia="Aptos" w:hAnsi="Aptos"/>
                 <w:color w:val="000000"/>
               </w:rPr>
               <w:t>Heart is beating irregularly</w:t>
@@ -1292,7 +1187,6 @@
             </w:pPr>
             <w:r>
               <w:rPr>
-                <w:rFonts w:ascii="Aptos" w:hAnsi="Aptos" w:eastAsia="Aptos" w:cs="Aptos"/>
                 <w:color w:val="000000"/>
                 <w:sz w:val="24"/>
                 <w:szCs w:val="24"/>
@@ -1318,7 +1212,6 @@
             </w:pPr>
             <w:r>
               <w:rPr>
-                <w:rFonts w:ascii="Aptos" w:hAnsi="Aptos" w:eastAsia="Aptos" w:cs="Aptos"/>
                 <w:color w:val="000000"/>
                 <w:sz w:val="24"/>
                 <w:szCs w:val="24"/>
@@ -1346,7 +1239,6 @@
             </w:pPr>
             <w:r>
               <w:rPr>
-                <w:rFonts w:ascii="Aptos" w:hAnsi="Aptos" w:eastAsia="Aptos" w:cs="Aptos"/>
                 <w:color w:val="000000"/>
                 <w:sz w:val="24"/>
                 <w:szCs w:val="24"/>
@@ -1358,6 +1250,7 @@
         <w:tc>
           <w:tcPr>
             <w:tcW w:w="3060" w:type="dxa"/>
+            <w:gridSpan w:val="2"/>
           </w:tcPr>
           <w:p>
             <w:pPr>
@@ -1370,7 +1263,7 @@
             </w:pPr>
             <w:r>
               <w:rPr>
-                <w:rFonts w:ascii="Aptos" w:hAnsi="Aptos" w:eastAsia="Aptos" w:cs="Aptos"/>
+                <w:rFonts w:ascii="Aptos" w:eastAsia="Aptos" w:hAnsi="Aptos"/>
                 <w:color w:val="000000"/>
               </w:rPr>
               <w:t>Very fast</w:t>
@@ -1394,7 +1287,6 @@
             </w:pPr>
             <w:r>
               <w:rPr>
-                <w:rFonts w:ascii="Aptos" w:hAnsi="Aptos" w:eastAsia="Aptos" w:cs="Aptos"/>
                 <w:color w:val="000000"/>
                 <w:sz w:val="24"/>
                 <w:szCs w:val="24"/>
@@ -1420,7 +1312,6 @@
             </w:pPr>
             <w:r>
               <w:rPr>
-                <w:rFonts w:ascii="Aptos" w:hAnsi="Aptos" w:eastAsia="Aptos" w:cs="Aptos"/>
                 <w:color w:val="000000"/>
                 <w:sz w:val="24"/>
                 <w:szCs w:val="24"/>
@@ -1448,7 +1339,6 @@
             </w:pPr>
             <w:r>
               <w:rPr>
-                <w:rFonts w:ascii="Aptos" w:hAnsi="Aptos" w:eastAsia="Aptos" w:cs="Aptos"/>
                 <w:color w:val="000000"/>
                 <w:sz w:val="24"/>
                 <w:szCs w:val="24"/>
@@ -1460,6 +1350,7 @@
         <w:tc>
           <w:tcPr>
             <w:tcW w:w="3060" w:type="dxa"/>
+            <w:gridSpan w:val="2"/>
           </w:tcPr>
           <w:p>
             <w:pPr>
@@ -1474,7 +1365,6 @@
             </w:pPr>
             <w:r>
               <w:rPr>
-                <w:rFonts w:ascii="Aptos" w:hAnsi="Aptos" w:eastAsia="Aptos" w:cs="Aptos"/>
                 <w:color w:val="000000"/>
                 <w:sz w:val="24"/>
                 <w:szCs w:val="24"/>
@@ -1500,7 +1390,6 @@
             </w:pPr>
             <w:r>
               <w:rPr>
-                <w:rFonts w:ascii="Aptos" w:hAnsi="Aptos" w:eastAsia="Aptos" w:cs="Aptos"/>
                 <w:color w:val="000000"/>
                 <w:sz w:val="24"/>
                 <w:szCs w:val="24"/>
@@ -1526,7 +1415,6 @@
             </w:pPr>
             <w:r>
               <w:rPr>
-                <w:rFonts w:ascii="Aptos" w:hAnsi="Aptos" w:eastAsia="Aptos" w:cs="Aptos"/>
                 <w:color w:val="000000"/>
                 <w:sz w:val="24"/>
                 <w:szCs w:val="24"/>
@@ -1535,7 +1423,6 @@
             </w:r>
             <w:r>
               <w:rPr>
-                <w:rFonts w:ascii="Aptos" w:hAnsi="Aptos" w:eastAsia="Aptos" w:cs="Aptos"/>
                 <w:color w:val="000000"/>
                 <w:sz w:val="24"/>
                 <w:szCs w:val="24"/>
@@ -1544,7 +1431,6 @@
             </w:r>
             <w:r>
               <w:rPr>
-                <w:rFonts w:ascii="Aptos" w:hAnsi="Aptos" w:eastAsia="Aptos" w:cs="Aptos"/>
                 <w:color w:val="000000"/>
                 <w:sz w:val="24"/>
                 <w:szCs w:val="24"/>
@@ -1572,7 +1458,6 @@
             </w:pPr>
             <w:r>
               <w:rPr>
-                <w:rFonts w:ascii="Aptos" w:hAnsi="Aptos" w:eastAsia="Aptos" w:cs="Aptos"/>
                 <w:color w:val="000000"/>
                 <w:sz w:val="24"/>
                 <w:szCs w:val="24"/>
@@ -1584,6 +1469,7 @@
         <w:tc>
           <w:tcPr>
             <w:tcW w:w="3060" w:type="dxa"/>
+            <w:gridSpan w:val="2"/>
           </w:tcPr>
           <w:p>
             <w:pPr>
@@ -1598,7 +1484,6 @@
             </w:pPr>
             <w:r>
               <w:rPr>
-                <w:rFonts w:ascii="Aptos" w:hAnsi="Aptos" w:eastAsia="Aptos" w:cs="Aptos"/>
                 <w:color w:val="000000"/>
                 <w:sz w:val="24"/>
                 <w:szCs w:val="24"/>
@@ -1624,7 +1509,6 @@
             </w:pPr>
             <w:r>
               <w:rPr>
-                <w:rFonts w:ascii="Aptos" w:hAnsi="Aptos" w:eastAsia="Aptos" w:cs="Aptos"/>
                 <w:color w:val="000000"/>
                 <w:sz w:val="24"/>
                 <w:szCs w:val="24"/>
@@ -1633,7 +1517,6 @@
             </w:r>
             <w:r>
               <w:rPr>
-                <w:rFonts w:ascii="Aptos" w:hAnsi="Aptos" w:eastAsia="Aptos" w:cs="Aptos"/>
                 <w:color w:val="000000"/>
                 <w:sz w:val="24"/>
                 <w:szCs w:val="24"/>
@@ -1642,7 +1525,6 @@
             </w:r>
             <w:r>
               <w:rPr>
-                <w:rFonts w:ascii="Aptos" w:hAnsi="Aptos" w:eastAsia="Aptos" w:cs="Aptos"/>
                 <w:color w:val="000000"/>
                 <w:sz w:val="24"/>
                 <w:szCs w:val="24"/>
@@ -1668,7 +1550,6 @@
             </w:pPr>
             <w:r>
               <w:rPr>
-                <w:rFonts w:ascii="Aptos" w:hAnsi="Aptos" w:eastAsia="Aptos" w:cs="Aptos"/>
                 <w:color w:val="000000"/>
                 <w:sz w:val="24"/>
                 <w:szCs w:val="24"/>
@@ -1696,7 +1577,6 @@
             </w:pPr>
             <w:r>
               <w:rPr>
-                <w:rFonts w:ascii="Aptos" w:hAnsi="Aptos" w:eastAsia="Aptos" w:cs="Aptos"/>
                 <w:color w:val="000000"/>
                 <w:sz w:val="24"/>
                 <w:szCs w:val="24"/>
@@ -1708,6 +1588,7 @@
         <w:tc>
           <w:tcPr>
             <w:tcW w:w="3060" w:type="dxa"/>
+            <w:gridSpan w:val="2"/>
           </w:tcPr>
           <w:p>
             <w:pPr>
@@ -1722,7 +1603,6 @@
             </w:pPr>
             <w:r>
               <w:rPr>
-                <w:rFonts w:ascii="Aptos" w:hAnsi="Aptos" w:eastAsia="Aptos" w:cs="Aptos"/>
                 <w:color w:val="000000"/>
                 <w:sz w:val="24"/>
                 <w:szCs w:val="24"/>
@@ -1748,7 +1628,6 @@
             </w:pPr>
             <w:r>
               <w:rPr>
-                <w:rFonts w:ascii="Aptos" w:hAnsi="Aptos" w:eastAsia="Aptos" w:cs="Aptos"/>
                 <w:color w:val="000000"/>
                 <w:sz w:val="24"/>
                 <w:szCs w:val="24"/>
@@ -1774,7 +1653,6 @@
             </w:pPr>
             <w:r>
               <w:rPr>
-                <w:rFonts w:ascii="Aptos" w:hAnsi="Aptos" w:eastAsia="Aptos" w:cs="Aptos"/>
                 <w:color w:val="000000"/>
                 <w:sz w:val="24"/>
                 <w:szCs w:val="24"/>
@@ -1784,24 +1662,6 @@
           </w:p>
         </w:tc>
       </w:tr>
-    </w:tbl>
-    <w:tbl>
-      <w:tblPr>
-        <w:tblW w:w="5000" w:type="pct"/>
-        <w:tblBorders>
-          <w:top w:val="single" w:sz="4" w:space="0" w:color="auto"/>
-          <w:left w:val="single" w:sz="4" w:space="0" w:color="auto"/>
-          <w:bottom w:val="single" w:sz="4" w:space="0" w:color="auto"/>
-          <w:right w:val="single" w:sz="4" w:space="0" w:color="auto"/>
-          <w:insideH w:val="single" w:sz="4" w:space="0" w:color="auto"/>
-          <w:insideV w:val="single" w:sz="4" w:space="0" w:color="auto"/>
-        </w:tblBorders>
-        <w:tblLook w:val="04A0" w:firstRow="1" w:lastRow="0" w:firstColumn="1" w:lastColumn="0" w:noHBand="0" w:noVBand="1"/>
-      </w:tblPr>
-      <w:tblGrid>
-        <w:gridCol w:w="3438"/>
-        <w:gridCol w:w="6138"/>
-      </w:tblGrid>
       <w:tr>
         <w:trPr>
           <w:trHeight w:val="60"/>
@@ -1809,6 +1669,7 @@
         <w:tc>
           <w:tcPr>
             <w:tcW w:w="3438" w:type="dxa"/>
+            <w:gridSpan w:val="2"/>
           </w:tcPr>
           <w:p>
             <w:pPr>
@@ -1823,7 +1684,6 @@
             </w:pPr>
             <w:r>
               <w:rPr>
-                <w:rFonts w:ascii="Aptos" w:hAnsi="Aptos" w:eastAsia="Aptos" w:cs="Aptos"/>
                 <w:color w:val="000000"/>
                 <w:sz w:val="24"/>
                 <w:szCs w:val="24"/>
@@ -1832,7 +1692,6 @@
             </w:r>
             <w:r>
               <w:rPr>
-                <w:rFonts w:ascii="Aptos" w:hAnsi="Aptos" w:eastAsia="Aptos" w:cs="Aptos"/>
                 <w:color w:val="000000"/>
                 <w:sz w:val="24"/>
                 <w:szCs w:val="24"/>
@@ -1841,7 +1700,6 @@
             </w:r>
             <w:r>
               <w:rPr>
-                <w:rFonts w:ascii="Aptos" w:hAnsi="Aptos" w:eastAsia="Aptos" w:cs="Aptos"/>
                 <w:color w:val="000000"/>
                 <w:sz w:val="24"/>
                 <w:szCs w:val="24"/>
@@ -1850,7 +1708,6 @@
             </w:r>
             <w:r>
               <w:rPr>
-                <w:rFonts w:ascii="Aptos" w:hAnsi="Aptos" w:eastAsia="Aptos" w:cs="Aptos"/>
                 <w:color w:val="000000"/>
                 <w:sz w:val="24"/>
                 <w:szCs w:val="24"/>
@@ -1862,6 +1719,7 @@
         <w:tc>
           <w:tcPr>
             <w:tcW w:w="6138" w:type="dxa"/>
+            <w:gridSpan w:val="3"/>
           </w:tcPr>
           <w:p>
             <w:pPr>
@@ -1874,70 +1732,70 @@
             </w:pPr>
             <w:r>
               <w:rPr>
-                <w:rFonts w:ascii="Aptos" w:hAnsi="Aptos" w:eastAsia="Aptos" w:cs="Aptos"/>
+                <w:rFonts w:ascii="Aptos" w:eastAsia="Aptos" w:hAnsi="Aptos"/>
                 <w:color w:val="000000"/>
               </w:rPr>
               <w:t xml:space="preserve">Tingling sensation </w:t>
             </w:r>
             <w:r>
               <w:rPr>
-                <w:rFonts w:ascii="Aptos" w:hAnsi="Aptos" w:eastAsia="Aptos" w:cs="Aptos"/>
+                <w:rFonts w:ascii="Aptos" w:eastAsia="Aptos" w:hAnsi="Aptos"/>
                 <w:color w:val="000000"/>
               </w:rPr>
               <w:t>in</w:t>
             </w:r>
             <w:r>
               <w:rPr>
-                <w:rFonts w:ascii="Aptos" w:hAnsi="Aptos" w:eastAsia="Aptos" w:cs="Aptos"/>
+                <w:rFonts w:ascii="Aptos" w:eastAsia="Aptos" w:hAnsi="Aptos"/>
                 <w:color w:val="000000"/>
               </w:rPr>
               <w:t xml:space="preserve"> </w:t>
             </w:r>
             <w:r>
               <w:rPr>
-                <w:rFonts w:ascii="Aptos" w:hAnsi="Aptos" w:eastAsia="Aptos" w:cs="Aptos"/>
+                <w:rFonts w:ascii="Aptos" w:eastAsia="Aptos" w:hAnsi="Aptos"/>
                 <w:color w:val="000000"/>
               </w:rPr>
               <w:t>both legs.</w:t>
             </w:r>
             <w:r>
               <w:rPr>
-                <w:rFonts w:ascii="Aptos" w:hAnsi="Aptos" w:eastAsia="Aptos" w:cs="Aptos"/>
+                <w:rFonts w:ascii="Aptos" w:eastAsia="Aptos" w:hAnsi="Aptos"/>
                 <w:color w:val="000000"/>
               </w:rPr>
               <w:t xml:space="preserve"> </w:t>
             </w:r>
             <w:r>
               <w:rPr>
-                <w:rFonts w:ascii="Aptos" w:hAnsi="Aptos" w:eastAsia="Aptos" w:cs="Aptos"/>
+                <w:rFonts w:ascii="Aptos" w:eastAsia="Aptos" w:hAnsi="Aptos"/>
                 <w:color w:val="000000"/>
               </w:rPr>
               <w:t>I feel like the room is spinning</w:t>
             </w:r>
             <w:r>
               <w:rPr>
-                <w:rFonts w:ascii="Aptos" w:hAnsi="Aptos" w:eastAsia="Aptos" w:cs="Aptos"/>
+                <w:rFonts w:ascii="Aptos" w:eastAsia="Aptos" w:hAnsi="Aptos"/>
                 <w:color w:val="000000"/>
               </w:rPr>
               <w:t>,</w:t>
             </w:r>
             <w:r>
               <w:rPr>
-                <w:rFonts w:ascii="Aptos" w:hAnsi="Aptos" w:eastAsia="Aptos" w:cs="Aptos"/>
+                <w:rFonts w:ascii="Aptos" w:eastAsia="Aptos" w:hAnsi="Aptos"/>
                 <w:color w:val="000000"/>
               </w:rPr>
               <w:t xml:space="preserve"> and I might pass out.</w:t>
             </w:r>
             <w:r>
               <w:rPr>
-                <w:rFonts w:ascii="Aptos" w:hAnsi="Aptos" w:eastAsia="Aptos" w:cs="Aptos"/>
+                <w:rFonts w:ascii="Aptos" w:eastAsia="Aptos" w:hAnsi="Aptos"/>
                 <w:color w:val="000000"/>
               </w:rPr>
               <w:t xml:space="preserve"> </w:t>
             </w:r>
             <w:r>
               <w:rPr>
-                <w:rFonts w:ascii="Aptos" w:hAnsi="Aptos" w:eastAsia="Aptos" w:cs="Aptos"/>
+                <w:rFonts w:ascii="Aptos" w:eastAsia="Aptos" w:hAnsi="Aptos"/>
                 <w:color w:val="000000"/>
               </w:rPr>
               <w:t>Decreases as time passes</w:t>
@@ -1949,6 +1807,7 @@
         <w:tc>
           <w:tcPr>
             <w:tcW w:w="3438" w:type="dxa"/>
+            <w:gridSpan w:val="2"/>
           </w:tcPr>
           <w:p>
             <w:pPr>
@@ -1963,7 +1822,6 @@
             </w:pPr>
             <w:r>
               <w:rPr>
-                <w:rFonts w:ascii="Aptos" w:hAnsi="Aptos" w:eastAsia="Aptos" w:cs="Aptos"/>
                 <w:color w:val="000000"/>
                 <w:sz w:val="24"/>
                 <w:szCs w:val="24"/>
@@ -1972,7 +1830,6 @@
             </w:r>
             <w:r>
               <w:rPr>
-                <w:rFonts w:ascii="Aptos" w:hAnsi="Aptos" w:eastAsia="Aptos" w:cs="Aptos"/>
                 <w:color w:val="000000"/>
                 <w:sz w:val="24"/>
                 <w:szCs w:val="24"/>
@@ -1984,6 +1841,7 @@
         <w:tc>
           <w:tcPr>
             <w:tcW w:w="6138" w:type="dxa"/>
+            <w:gridSpan w:val="3"/>
           </w:tcPr>
           <w:p>
             <w:pPr>
@@ -1998,7 +1856,6 @@
             </w:pPr>
             <w:r>
               <w:rPr>
-                <w:rFonts w:ascii="Aptos" w:hAnsi="Aptos" w:eastAsia="Aptos" w:cs="Aptos"/>
                 <w:color w:val="000000"/>
                 <w:sz w:val="24"/>
                 <w:szCs w:val="24"/>
@@ -2007,7 +1864,6 @@
             </w:r>
             <w:r>
               <w:rPr>
-                <w:rFonts w:ascii="Aptos" w:hAnsi="Aptos" w:eastAsia="Aptos" w:cs="Aptos"/>
                 <w:color w:val="000000"/>
                 <w:sz w:val="24"/>
                 <w:szCs w:val="24"/>
@@ -2016,7 +1872,6 @@
             </w:r>
             <w:r>
               <w:rPr>
-                <w:rFonts w:ascii="Aptos" w:hAnsi="Aptos" w:eastAsia="Aptos" w:cs="Aptos"/>
                 <w:color w:val="000000"/>
                 <w:sz w:val="24"/>
                 <w:szCs w:val="24"/>
@@ -2025,7 +1880,6 @@
             </w:r>
             <w:r>
               <w:rPr>
-                <w:rFonts w:ascii="Aptos" w:hAnsi="Aptos" w:eastAsia="Aptos" w:cs="Aptos"/>
                 <w:color w:val="000000"/>
                 <w:sz w:val="24"/>
                 <w:szCs w:val="24"/>
@@ -2034,7 +1888,6 @@
             </w:r>
             <w:r>
               <w:rPr>
-                <w:rFonts w:ascii="Aptos" w:hAnsi="Aptos" w:eastAsia="Aptos" w:cs="Aptos"/>
                 <w:color w:val="000000"/>
                 <w:sz w:val="24"/>
                 <w:szCs w:val="24"/>
@@ -2048,6 +1901,7 @@
         <w:tc>
           <w:tcPr>
             <w:tcW w:w="3438" w:type="dxa"/>
+            <w:gridSpan w:val="2"/>
           </w:tcPr>
           <w:p>
             <w:pPr>
@@ -2062,7 +1916,6 @@
             </w:pPr>
             <w:r>
               <w:rPr>
-                <w:rFonts w:ascii="Aptos" w:hAnsi="Aptos" w:eastAsia="Aptos" w:cs="Aptos"/>
                 <w:color w:val="000000"/>
                 <w:sz w:val="24"/>
                 <w:szCs w:val="24"/>
@@ -2071,7 +1924,6 @@
             </w:r>
             <w:r>
               <w:rPr>
-                <w:rFonts w:ascii="Aptos" w:hAnsi="Aptos" w:eastAsia="Aptos" w:cs="Aptos"/>
                 <w:color w:val="000000"/>
                 <w:sz w:val="24"/>
                 <w:szCs w:val="24"/>
@@ -2083,6 +1935,7 @@
         <w:tc>
           <w:tcPr>
             <w:tcW w:w="6138" w:type="dxa"/>
+            <w:gridSpan w:val="3"/>
           </w:tcPr>
           <w:p>
             <w:pPr>
@@ -2097,7 +1950,6 @@
             </w:pPr>
             <w:r>
               <w:rPr>
-                <w:rFonts w:ascii="Aptos" w:hAnsi="Aptos" w:eastAsia="Aptos" w:cs="Aptos"/>
                 <w:color w:val="000000"/>
                 <w:sz w:val="24"/>
                 <w:szCs w:val="24"/>
@@ -2106,7 +1958,6 @@
             </w:r>
             <w:r>
               <w:rPr>
-                <w:rFonts w:ascii="Aptos" w:hAnsi="Aptos" w:eastAsia="Aptos" w:cs="Aptos"/>
                 <w:color w:val="000000"/>
                 <w:sz w:val="24"/>
                 <w:szCs w:val="24"/>
@@ -2115,7 +1966,6 @@
             </w:r>
             <w:r>
               <w:rPr>
-                <w:rFonts w:ascii="Aptos" w:hAnsi="Aptos" w:eastAsia="Aptos" w:cs="Aptos"/>
                 <w:color w:val="000000"/>
                 <w:sz w:val="24"/>
                 <w:szCs w:val="24"/>
@@ -2124,7 +1974,6 @@
             </w:r>
             <w:r>
               <w:rPr>
-                <w:rFonts w:ascii="Aptos" w:hAnsi="Aptos" w:eastAsia="Aptos" w:cs="Aptos"/>
                 <w:color w:val="000000"/>
                 <w:sz w:val="24"/>
                 <w:szCs w:val="24"/>
@@ -2133,7 +1982,6 @@
             </w:r>
             <w:r>
               <w:rPr>
-                <w:rFonts w:ascii="Aptos" w:hAnsi="Aptos" w:eastAsia="Aptos" w:cs="Aptos"/>
                 <w:color w:val="000000"/>
                 <w:sz w:val="24"/>
                 <w:szCs w:val="24"/>
@@ -2147,6 +1995,7 @@
         <w:tc>
           <w:tcPr>
             <w:tcW w:w="3438" w:type="dxa"/>
+            <w:gridSpan w:val="2"/>
           </w:tcPr>
           <w:p>
             <w:pPr>
@@ -2161,7 +2010,6 @@
             </w:pPr>
             <w:r>
               <w:rPr>
-                <w:rFonts w:ascii="Aptos" w:hAnsi="Aptos" w:eastAsia="Aptos" w:cs="Aptos"/>
                 <w:color w:val="000000"/>
                 <w:sz w:val="24"/>
                 <w:szCs w:val="24"/>
@@ -2170,7 +2018,6 @@
             </w:r>
             <w:r>
               <w:rPr>
-                <w:rFonts w:ascii="Aptos" w:hAnsi="Aptos" w:eastAsia="Aptos" w:cs="Aptos"/>
                 <w:color w:val="000000"/>
                 <w:sz w:val="24"/>
                 <w:szCs w:val="24"/>
@@ -2179,7 +2026,6 @@
             </w:r>
             <w:r>
               <w:rPr>
-                <w:rFonts w:ascii="Aptos" w:hAnsi="Aptos" w:eastAsia="Aptos" w:cs="Aptos"/>
                 <w:color w:val="000000"/>
                 <w:sz w:val="24"/>
                 <w:szCs w:val="24"/>
@@ -2188,7 +2034,6 @@
             </w:r>
             <w:r>
               <w:rPr>
-                <w:rFonts w:ascii="Aptos" w:hAnsi="Aptos" w:eastAsia="Aptos" w:cs="Aptos"/>
                 <w:color w:val="000000"/>
                 <w:sz w:val="24"/>
                 <w:szCs w:val="24"/>
@@ -2197,7 +2042,6 @@
             </w:r>
             <w:r>
               <w:rPr>
-                <w:rFonts w:ascii="Aptos" w:hAnsi="Aptos" w:eastAsia="Aptos" w:cs="Aptos"/>
                 <w:color w:val="000000"/>
                 <w:sz w:val="24"/>
                 <w:szCs w:val="24"/>
@@ -2206,7 +2050,6 @@
             </w:r>
             <w:r>
               <w:rPr>
-                <w:rFonts w:ascii="Aptos" w:hAnsi="Aptos" w:eastAsia="Aptos" w:cs="Aptos"/>
                 <w:color w:val="000000"/>
                 <w:sz w:val="24"/>
                 <w:szCs w:val="24"/>
@@ -2215,7 +2058,6 @@
             </w:r>
             <w:r>
               <w:rPr>
-                <w:rFonts w:ascii="Aptos" w:hAnsi="Aptos" w:eastAsia="Aptos" w:cs="Aptos"/>
                 <w:color w:val="000000"/>
                 <w:sz w:val="24"/>
                 <w:szCs w:val="24"/>
@@ -2224,7 +2066,6 @@
             </w:r>
             <w:r>
               <w:rPr>
-                <w:rFonts w:ascii="Aptos" w:hAnsi="Aptos" w:eastAsia="Aptos" w:cs="Aptos"/>
                 <w:color w:val="000000"/>
                 <w:sz w:val="24"/>
                 <w:szCs w:val="24"/>
@@ -2236,6 +2077,7 @@
         <w:tc>
           <w:tcPr>
             <w:tcW w:w="6138" w:type="dxa"/>
+            <w:gridSpan w:val="3"/>
           </w:tcPr>
           <w:p>
             <w:pPr>
@@ -2250,7 +2092,6 @@
             </w:pPr>
             <w:r>
               <w:rPr>
-                <w:rFonts w:ascii="Aptos" w:hAnsi="Aptos" w:eastAsia="Aptos" w:cs="Aptos"/>
                 <w:color w:val="000000"/>
                 <w:sz w:val="24"/>
                 <w:szCs w:val="24"/>
@@ -2259,7 +2100,6 @@
             </w:r>
             <w:r>
               <w:rPr>
-                <w:rFonts w:ascii="Aptos" w:hAnsi="Aptos" w:eastAsia="Aptos" w:cs="Aptos"/>
                 <w:color w:val="000000"/>
                 <w:sz w:val="24"/>
                 <w:szCs w:val="24"/>
@@ -2268,7 +2108,6 @@
             </w:r>
             <w:r>
               <w:rPr>
-                <w:rFonts w:ascii="Aptos" w:hAnsi="Aptos" w:eastAsia="Aptos" w:cs="Aptos"/>
                 <w:color w:val="000000"/>
                 <w:sz w:val="24"/>
                 <w:szCs w:val="24"/>
@@ -2277,7 +2116,6 @@
             </w:r>
             <w:r>
               <w:rPr>
-                <w:rFonts w:ascii="Aptos" w:hAnsi="Aptos" w:eastAsia="Aptos" w:cs="Aptos"/>
                 <w:color w:val="000000"/>
                 <w:sz w:val="24"/>
                 <w:szCs w:val="24"/>
@@ -2286,7 +2124,6 @@
             </w:r>
             <w:r>
               <w:rPr>
-                <w:rFonts w:ascii="Aptos" w:hAnsi="Aptos" w:eastAsia="Aptos" w:cs="Aptos"/>
                 <w:color w:val="000000"/>
                 <w:sz w:val="24"/>
                 <w:szCs w:val="24"/>
@@ -2295,7 +2132,6 @@
             </w:r>
             <w:r>
               <w:rPr>
-                <w:rFonts w:ascii="Aptos" w:hAnsi="Aptos" w:eastAsia="Aptos" w:cs="Aptos"/>
                 <w:color w:val="000000"/>
                 <w:sz w:val="24"/>
                 <w:szCs w:val="24"/>
@@ -2304,7 +2140,6 @@
             </w:r>
             <w:r>
               <w:rPr>
-                <w:rFonts w:ascii="Aptos" w:hAnsi="Aptos" w:eastAsia="Aptos" w:cs="Aptos"/>
                 <w:color w:val="000000"/>
                 <w:sz w:val="24"/>
                 <w:szCs w:val="24"/>
@@ -2313,7 +2148,6 @@
             </w:r>
             <w:r>
               <w:rPr>
-                <w:rFonts w:ascii="Aptos" w:hAnsi="Aptos" w:eastAsia="Aptos" w:cs="Aptos"/>
                 <w:color w:val="000000"/>
                 <w:sz w:val="24"/>
                 <w:szCs w:val="24"/>
@@ -2322,7 +2156,6 @@
             </w:r>
             <w:r>
               <w:rPr>
-                <w:rFonts w:ascii="Aptos" w:hAnsi="Aptos" w:eastAsia="Aptos" w:cs="Aptos"/>
                 <w:color w:val="000000"/>
                 <w:sz w:val="24"/>
                 <w:szCs w:val="24"/>
@@ -2331,7 +2164,6 @@
             </w:r>
             <w:r>
               <w:rPr>
-                <w:rFonts w:ascii="Aptos" w:hAnsi="Aptos" w:eastAsia="Aptos" w:cs="Aptos"/>
                 <w:color w:val="000000"/>
                 <w:sz w:val="24"/>
                 <w:szCs w:val="24"/>
@@ -2340,7 +2172,6 @@
             </w:r>
             <w:r>
               <w:rPr>
-                <w:rFonts w:ascii="Aptos" w:hAnsi="Aptos" w:eastAsia="Aptos" w:cs="Aptos"/>
                 <w:color w:val="000000"/>
                 <w:sz w:val="24"/>
                 <w:szCs w:val="24"/>
@@ -2349,7 +2180,6 @@
             </w:r>
             <w:r>
               <w:rPr>
-                <w:rFonts w:ascii="Aptos" w:hAnsi="Aptos" w:eastAsia="Aptos" w:cs="Aptos"/>
                 <w:color w:val="000000"/>
                 <w:sz w:val="24"/>
                 <w:szCs w:val="24"/>
@@ -2358,7 +2188,6 @@
             </w:r>
             <w:r>
               <w:rPr>
-                <w:rFonts w:ascii="Aptos" w:hAnsi="Aptos" w:eastAsia="Aptos" w:cs="Aptos"/>
                 <w:color w:val="000000"/>
                 <w:sz w:val="24"/>
                 <w:szCs w:val="24"/>
@@ -2367,7 +2196,6 @@
             </w:r>
             <w:r>
               <w:rPr>
-                <w:rFonts w:ascii="Aptos" w:hAnsi="Aptos" w:eastAsia="Aptos" w:cs="Aptos"/>
                 <w:color w:val="000000"/>
                 <w:sz w:val="24"/>
                 <w:szCs w:val="24"/>
@@ -2376,7 +2204,6 @@
             </w:r>
             <w:r>
               <w:rPr>
-                <w:rFonts w:ascii="Aptos" w:hAnsi="Aptos" w:eastAsia="Aptos" w:cs="Aptos"/>
                 <w:color w:val="000000"/>
                 <w:sz w:val="24"/>
                 <w:szCs w:val="24"/>
@@ -2385,7 +2212,6 @@
             </w:r>
             <w:r>
               <w:rPr>
-                <w:rFonts w:ascii="Aptos" w:hAnsi="Aptos" w:eastAsia="Aptos" w:cs="Aptos"/>
                 <w:color w:val="000000"/>
                 <w:sz w:val="24"/>
                 <w:szCs w:val="24"/>
@@ -2394,7 +2220,6 @@
             </w:r>
             <w:r>
               <w:rPr>
-                <w:rFonts w:ascii="Aptos" w:hAnsi="Aptos" w:eastAsia="Aptos" w:cs="Aptos"/>
                 <w:color w:val="000000"/>
                 <w:sz w:val="24"/>
                 <w:szCs w:val="24"/>
@@ -2403,7 +2228,6 @@
             </w:r>
             <w:r>
               <w:rPr>
-                <w:rFonts w:ascii="Aptos" w:hAnsi="Aptos" w:eastAsia="Aptos" w:cs="Aptos"/>
                 <w:color w:val="000000"/>
                 <w:sz w:val="24"/>
                 <w:szCs w:val="24"/>
@@ -2412,7 +2236,6 @@
             </w:r>
             <w:r>
               <w:rPr>
-                <w:rFonts w:ascii="Aptos" w:hAnsi="Aptos" w:eastAsia="Aptos" w:cs="Aptos"/>
                 <w:color w:val="000000"/>
                 <w:sz w:val="24"/>
                 <w:szCs w:val="24"/>
@@ -2421,7 +2244,6 @@
             </w:r>
             <w:r>
               <w:rPr>
-                <w:rFonts w:ascii="Aptos" w:hAnsi="Aptos" w:eastAsia="Aptos" w:cs="Aptos"/>
                 <w:color w:val="000000"/>
                 <w:sz w:val="24"/>
                 <w:szCs w:val="24"/>
@@ -2430,7 +2252,6 @@
             </w:r>
             <w:r>
               <w:rPr>
-                <w:rFonts w:ascii="Aptos" w:hAnsi="Aptos" w:eastAsia="Aptos" w:cs="Aptos"/>
                 <w:color w:val="000000"/>
                 <w:sz w:val="24"/>
                 <w:szCs w:val="24"/>
@@ -2439,7 +2260,6 @@
             </w:r>
             <w:r>
               <w:rPr>
-                <w:rFonts w:ascii="Aptos" w:hAnsi="Aptos" w:eastAsia="Aptos" w:cs="Aptos"/>
                 <w:color w:val="000000"/>
                 <w:sz w:val="24"/>
                 <w:szCs w:val="24"/>
@@ -2448,7 +2268,6 @@
             </w:r>
             <w:r>
               <w:rPr>
-                <w:rFonts w:ascii="Aptos" w:hAnsi="Aptos" w:eastAsia="Aptos" w:cs="Aptos"/>
                 <w:color w:val="000000"/>
                 <w:sz w:val="24"/>
                 <w:szCs w:val="24"/>
@@ -2457,7 +2276,6 @@
             </w:r>
             <w:r>
               <w:rPr>
-                <w:rFonts w:ascii="Aptos" w:hAnsi="Aptos" w:eastAsia="Aptos" w:cs="Aptos"/>
                 <w:color w:val="000000"/>
                 <w:sz w:val="24"/>
                 <w:szCs w:val="24"/>
@@ -2466,7 +2284,6 @@
             </w:r>
             <w:r>
               <w:rPr>
-                <w:rFonts w:ascii="Aptos" w:hAnsi="Aptos" w:eastAsia="Aptos" w:cs="Aptos"/>
                 <w:color w:val="000000"/>
                 <w:sz w:val="24"/>
                 <w:szCs w:val="24"/>
@@ -2475,7 +2292,6 @@
             </w:r>
             <w:r>
               <w:rPr>
-                <w:rFonts w:ascii="Aptos" w:hAnsi="Aptos" w:eastAsia="Aptos" w:cs="Aptos"/>
                 <w:color w:val="000000"/>
                 <w:sz w:val="24"/>
                 <w:szCs w:val="24"/>
@@ -2484,7 +2300,6 @@
             </w:r>
             <w:r>
               <w:rPr>
-                <w:rFonts w:ascii="Aptos" w:hAnsi="Aptos" w:eastAsia="Aptos" w:cs="Aptos"/>
                 <w:color w:val="000000"/>
                 <w:sz w:val="24"/>
                 <w:szCs w:val="24"/>
@@ -2493,7 +2308,6 @@
             </w:r>
             <w:r>
               <w:rPr>
-                <w:rFonts w:ascii="Aptos" w:hAnsi="Aptos" w:eastAsia="Aptos" w:cs="Aptos"/>
                 <w:color w:val="000000"/>
                 <w:sz w:val="24"/>
                 <w:szCs w:val="24"/>
@@ -2502,7 +2316,6 @@
             </w:r>
             <w:r>
               <w:rPr>
-                <w:rFonts w:ascii="Aptos" w:hAnsi="Aptos" w:eastAsia="Aptos" w:cs="Aptos"/>
                 <w:color w:val="000000"/>
                 <w:sz w:val="24"/>
                 <w:szCs w:val="24"/>
@@ -2511,7 +2324,6 @@
             </w:r>
             <w:r>
               <w:rPr>
-                <w:rFonts w:ascii="Aptos" w:hAnsi="Aptos" w:eastAsia="Aptos" w:cs="Aptos"/>
                 <w:color w:val="000000"/>
                 <w:sz w:val="24"/>
                 <w:szCs w:val="24"/>
@@ -2520,7 +2332,6 @@
             </w:r>
             <w:r>
               <w:rPr>
-                <w:rFonts w:ascii="Aptos" w:hAnsi="Aptos" w:eastAsia="Aptos" w:cs="Aptos"/>
                 <w:color w:val="000000"/>
                 <w:sz w:val="24"/>
                 <w:szCs w:val="24"/>
@@ -2529,7 +2340,6 @@
             </w:r>
             <w:r>
               <w:rPr>
-                <w:rFonts w:ascii="Aptos" w:hAnsi="Aptos" w:eastAsia="Aptos" w:cs="Aptos"/>
                 <w:color w:val="000000"/>
                 <w:sz w:val="24"/>
                 <w:szCs w:val="24"/>
@@ -2543,6 +2353,7 @@
         <w:tc>
           <w:tcPr>
             <w:tcW w:w="3438" w:type="dxa"/>
+            <w:gridSpan w:val="2"/>
           </w:tcPr>
           <w:p>
             <w:pPr>
@@ -2557,16 +2368,15 @@
             </w:pPr>
             <w:r>
               <w:rPr>
-                <w:rFonts w:ascii="Aptos" w:hAnsi="Aptos" w:eastAsia="Aptos" w:cs="Aptos"/>
-                <w:color w:val="000000"/>
-                <w:sz w:val="24"/>
-                <w:szCs w:val="24"/>
-              </w:rPr>
+                <w:color w:val="000000"/>
+                <w:sz w:val="24"/>
+                <w:szCs w:val="24"/>
+              </w:rPr>
+              <w:lastRenderedPageBreak/>
               <w:t>L</w:t>
             </w:r>
             <w:r>
               <w:rPr>
-                <w:rFonts w:ascii="Aptos" w:hAnsi="Aptos" w:eastAsia="Aptos" w:cs="Aptos"/>
                 <w:color w:val="000000"/>
                 <w:sz w:val="24"/>
                 <w:szCs w:val="24"/>
@@ -2575,7 +2385,6 @@
             </w:r>
             <w:r>
               <w:rPr>
-                <w:rFonts w:ascii="Aptos" w:hAnsi="Aptos" w:eastAsia="Aptos" w:cs="Aptos"/>
                 <w:color w:val="000000"/>
                 <w:sz w:val="24"/>
                 <w:szCs w:val="24"/>
@@ -2584,7 +2393,6 @@
             </w:r>
             <w:r>
               <w:rPr>
-                <w:rFonts w:ascii="Aptos" w:hAnsi="Aptos" w:eastAsia="Aptos" w:cs="Aptos"/>
                 <w:color w:val="000000"/>
                 <w:sz w:val="24"/>
                 <w:szCs w:val="24"/>
@@ -2593,7 +2401,6 @@
             </w:r>
             <w:r>
               <w:rPr>
-                <w:rFonts w:ascii="Aptos" w:hAnsi="Aptos" w:eastAsia="Aptos" w:cs="Aptos"/>
                 <w:color w:val="000000"/>
                 <w:sz w:val="24"/>
                 <w:szCs w:val="24"/>
@@ -2602,7 +2409,6 @@
             </w:r>
             <w:r>
               <w:rPr>
-                <w:rFonts w:ascii="Aptos" w:hAnsi="Aptos" w:eastAsia="Aptos" w:cs="Aptos"/>
                 <w:color w:val="000000"/>
                 <w:sz w:val="24"/>
                 <w:szCs w:val="24"/>
@@ -2614,6 +2420,7 @@
         <w:tc>
           <w:tcPr>
             <w:tcW w:w="6138" w:type="dxa"/>
+            <w:gridSpan w:val="3"/>
           </w:tcPr>
           <w:p>
             <w:pPr>
@@ -2628,7 +2435,6 @@
             </w:pPr>
             <w:r>
               <w:rPr>
-                <w:rFonts w:ascii="Aptos" w:hAnsi="Aptos" w:eastAsia="Aptos" w:cs="Aptos"/>
                 <w:color w:val="000000"/>
                 <w:sz w:val="24"/>
                 <w:szCs w:val="24"/>
@@ -2637,7 +2443,6 @@
             </w:r>
             <w:r>
               <w:rPr>
-                <w:rFonts w:ascii="Aptos" w:hAnsi="Aptos" w:eastAsia="Aptos" w:cs="Aptos"/>
                 <w:color w:val="000000"/>
                 <w:sz w:val="24"/>
                 <w:szCs w:val="24"/>
@@ -2651,6 +2456,7 @@
         <w:tc>
           <w:tcPr>
             <w:tcW w:w="3438" w:type="dxa"/>
+            <w:gridSpan w:val="2"/>
           </w:tcPr>
           <w:p>
             <w:pPr>
@@ -2665,7 +2471,6 @@
             </w:pPr>
             <w:r>
               <w:rPr>
-                <w:rFonts w:ascii="Aptos" w:hAnsi="Aptos" w:eastAsia="Aptos" w:cs="Aptos"/>
                 <w:color w:val="000000"/>
                 <w:sz w:val="24"/>
                 <w:szCs w:val="24"/>
@@ -2674,7 +2479,6 @@
             </w:r>
             <w:r>
               <w:rPr>
-                <w:rFonts w:ascii="Aptos" w:hAnsi="Aptos" w:eastAsia="Aptos" w:cs="Aptos"/>
                 <w:color w:val="000000"/>
                 <w:sz w:val="24"/>
                 <w:szCs w:val="24"/>
@@ -2686,6 +2490,7 @@
         <w:tc>
           <w:tcPr>
             <w:tcW w:w="6138" w:type="dxa"/>
+            <w:gridSpan w:val="3"/>
           </w:tcPr>
           <w:p>
             <w:pPr>
@@ -2700,7 +2505,6 @@
             </w:pPr>
             <w:r>
               <w:rPr>
-                <w:rFonts w:ascii="Aptos" w:hAnsi="Aptos" w:eastAsia="Aptos" w:cs="Aptos"/>
                 <w:color w:val="000000"/>
                 <w:sz w:val="24"/>
                 <w:szCs w:val="24"/>
@@ -2709,7 +2513,6 @@
             </w:r>
             <w:r>
               <w:rPr>
-                <w:rFonts w:ascii="Aptos" w:hAnsi="Aptos" w:eastAsia="Aptos" w:cs="Aptos"/>
                 <w:color w:val="000000"/>
                 <w:sz w:val="24"/>
                 <w:szCs w:val="24"/>
@@ -2718,7 +2521,6 @@
             </w:r>
             <w:r>
               <w:rPr>
-                <w:rFonts w:ascii="Aptos" w:hAnsi="Aptos" w:eastAsia="Aptos" w:cs="Aptos"/>
                 <w:color w:val="000000"/>
                 <w:sz w:val="24"/>
                 <w:szCs w:val="24"/>
@@ -2727,7 +2529,6 @@
             </w:r>
             <w:r>
               <w:rPr>
-                <w:rFonts w:ascii="Aptos" w:hAnsi="Aptos" w:eastAsia="Aptos" w:cs="Aptos"/>
                 <w:color w:val="000000"/>
                 <w:sz w:val="24"/>
                 <w:szCs w:val="24"/>
@@ -2736,22 +2537,11 @@
             </w:r>
             <w:r>
               <w:rPr>
-                <w:rFonts w:ascii="Aptos" w:hAnsi="Aptos" w:eastAsia="Aptos" w:cs="Aptos"/>
-                <w:color w:val="000000"/>
-                <w:sz w:val="24"/>
-                <w:szCs w:val="24"/>
-              </w:rPr>
-              <w:t xml:space="preserve">Started on repeats and just felt too difficult to get to normal </w:t>
-            </w:r>
-            <w:r>
-              <w:rPr>
-                <w:rFonts w:ascii="Aptos" w:hAnsi="Aptos" w:eastAsia="Aptos" w:cs="Aptos"/>
-                <w:color w:val="000000"/>
-                <w:sz w:val="24"/>
-                <w:szCs w:val="24"/>
-              </w:rPr>
-              <w:lastRenderedPageBreak/>
-              <w:t>repeat ladder pace</w:t>
+                <w:color w:val="000000"/>
+                <w:sz w:val="24"/>
+                <w:szCs w:val="24"/>
+              </w:rPr>
+              <w:t>Started on repeats and just felt too difficult to get to normal repeat ladder pace</w:t>
             </w:r>
           </w:p>
         </w:tc>
@@ -2760,6 +2550,7 @@
         <w:tc>
           <w:tcPr>
             <w:tcW w:w="3438" w:type="dxa"/>
+            <w:gridSpan w:val="2"/>
           </w:tcPr>
           <w:p>
             <w:pPr>
@@ -2774,17 +2565,14 @@
             </w:pPr>
             <w:r>
               <w:rPr>
-                <w:rFonts w:ascii="Aptos" w:hAnsi="Aptos" w:eastAsia="Aptos" w:cs="Aptos"/>
-                <w:color w:val="000000"/>
-                <w:sz w:val="24"/>
-                <w:szCs w:val="24"/>
-              </w:rPr>
-              <w:lastRenderedPageBreak/>
+                <w:color w:val="000000"/>
+                <w:sz w:val="24"/>
+                <w:szCs w:val="24"/>
+              </w:rPr>
               <w:t>O</w:t>
             </w:r>
             <w:r>
               <w:rPr>
-                <w:rFonts w:ascii="Aptos" w:hAnsi="Aptos" w:eastAsia="Aptos" w:cs="Aptos"/>
                 <w:color w:val="000000"/>
                 <w:sz w:val="24"/>
                 <w:szCs w:val="24"/>
@@ -2796,6 +2584,7 @@
         <w:tc>
           <w:tcPr>
             <w:tcW w:w="6138" w:type="dxa"/>
+            <w:gridSpan w:val="3"/>
           </w:tcPr>
           <w:p>
             <w:pPr>
@@ -2810,7 +2599,6 @@
             </w:pPr>
             <w:r>
               <w:rPr>
-                <w:rFonts w:ascii="Aptos" w:hAnsi="Aptos" w:eastAsia="Aptos" w:cs="Aptos"/>
                 <w:color w:val="000000"/>
                 <w:sz w:val="24"/>
                 <w:szCs w:val="24"/>
@@ -2824,6 +2612,7 @@
         <w:tc>
           <w:tcPr>
             <w:tcW w:w="3438" w:type="dxa"/>
+            <w:gridSpan w:val="2"/>
           </w:tcPr>
           <w:p>
             <w:pPr>
@@ -2838,7 +2627,6 @@
             </w:pPr>
             <w:r>
               <w:rPr>
-                <w:rFonts w:ascii="Aptos" w:hAnsi="Aptos" w:eastAsia="Aptos" w:cs="Aptos"/>
                 <w:color w:val="000000"/>
                 <w:sz w:val="24"/>
                 <w:szCs w:val="24"/>
@@ -2847,7 +2635,6 @@
             </w:r>
             <w:r>
               <w:rPr>
-                <w:rFonts w:ascii="Aptos" w:hAnsi="Aptos" w:eastAsia="Aptos" w:cs="Aptos"/>
                 <w:color w:val="000000"/>
                 <w:sz w:val="24"/>
                 <w:szCs w:val="24"/>
@@ -2856,7 +2643,6 @@
             </w:r>
             <w:r>
               <w:rPr>
-                <w:rFonts w:ascii="Aptos" w:hAnsi="Aptos" w:eastAsia="Aptos" w:cs="Aptos"/>
                 <w:color w:val="000000"/>
                 <w:sz w:val="24"/>
                 <w:szCs w:val="24"/>
@@ -2865,7 +2651,6 @@
             </w:r>
             <w:r>
               <w:rPr>
-                <w:rFonts w:ascii="Aptos" w:hAnsi="Aptos" w:eastAsia="Aptos" w:cs="Aptos"/>
                 <w:color w:val="000000"/>
                 <w:sz w:val="24"/>
                 <w:szCs w:val="24"/>
@@ -2877,6 +2662,7 @@
         <w:tc>
           <w:tcPr>
             <w:tcW w:w="6138" w:type="dxa"/>
+            <w:gridSpan w:val="3"/>
           </w:tcPr>
           <w:p>
             <w:pPr>
@@ -2891,7 +2677,6 @@
             </w:pPr>
             <w:r>
               <w:rPr>
-                <w:rFonts w:ascii="Aptos" w:hAnsi="Aptos" w:eastAsia="Aptos" w:cs="Aptos"/>
                 <w:color w:val="000000"/>
                 <w:sz w:val="24"/>
                 <w:szCs w:val="24"/>
@@ -2900,7 +2685,6 @@
             </w:r>
             <w:r>
               <w:rPr>
-                <w:rFonts w:ascii="Aptos" w:hAnsi="Aptos" w:eastAsia="Aptos" w:cs="Aptos"/>
                 <w:color w:val="000000"/>
                 <w:sz w:val="24"/>
                 <w:szCs w:val="24"/>
@@ -2909,7 +2693,6 @@
             </w:r>
             <w:r>
               <w:rPr>
-                <w:rFonts w:ascii="Aptos" w:hAnsi="Aptos" w:eastAsia="Aptos" w:cs="Aptos"/>
                 <w:color w:val="000000"/>
                 <w:sz w:val="24"/>
                 <w:szCs w:val="24"/>
@@ -2918,7 +2701,6 @@
             </w:r>
             <w:r>
               <w:rPr>
-                <w:rFonts w:ascii="Aptos" w:hAnsi="Aptos" w:eastAsia="Aptos" w:cs="Aptos"/>
                 <w:color w:val="000000"/>
                 <w:sz w:val="24"/>
                 <w:szCs w:val="24"/>
@@ -2932,6 +2714,7 @@
         <w:tc>
           <w:tcPr>
             <w:tcW w:w="3438" w:type="dxa"/>
+            <w:gridSpan w:val="2"/>
           </w:tcPr>
           <w:p>
             <w:pPr>
@@ -2946,7 +2729,6 @@
             </w:pPr>
             <w:r>
               <w:rPr>
-                <w:rFonts w:ascii="Aptos" w:hAnsi="Aptos" w:eastAsia="Aptos" w:cs="Aptos"/>
                 <w:color w:val="000000"/>
                 <w:sz w:val="24"/>
                 <w:szCs w:val="24"/>
@@ -2955,7 +2737,6 @@
             </w:r>
             <w:r>
               <w:rPr>
-                <w:rFonts w:ascii="Aptos" w:hAnsi="Aptos" w:eastAsia="Aptos" w:cs="Aptos"/>
                 <w:color w:val="000000"/>
                 <w:sz w:val="24"/>
                 <w:szCs w:val="24"/>
@@ -2967,6 +2748,7 @@
         <w:tc>
           <w:tcPr>
             <w:tcW w:w="6138" w:type="dxa"/>
+            <w:gridSpan w:val="3"/>
           </w:tcPr>
           <w:p>
             <w:pPr>
@@ -2981,7 +2763,6 @@
             </w:pPr>
             <w:r>
               <w:rPr>
-                <w:rFonts w:ascii="Aptos" w:hAnsi="Aptos" w:eastAsia="Aptos" w:cs="Aptos"/>
                 <w:color w:val="000000"/>
                 <w:sz w:val="24"/>
                 <w:szCs w:val="24"/>
@@ -2995,6 +2776,7 @@
         <w:tc>
           <w:tcPr>
             <w:tcW w:w="3438" w:type="dxa"/>
+            <w:gridSpan w:val="2"/>
           </w:tcPr>
           <w:p>
             <w:pPr>
@@ -3010,7 +2792,6 @@
             <w:proofErr w:type="gramStart"/>
             <w:r>
               <w:rPr>
-                <w:rFonts w:ascii="Aptos" w:hAnsi="Aptos" w:eastAsia="Aptos" w:cs="Aptos"/>
                 <w:color w:val="000000"/>
                 <w:sz w:val="24"/>
                 <w:szCs w:val="24"/>
@@ -3019,7 +2800,6 @@
             </w:r>
             <w:r>
               <w:rPr>
-                <w:rFonts w:ascii="Aptos" w:hAnsi="Aptos" w:eastAsia="Aptos" w:cs="Aptos"/>
                 <w:color w:val="000000"/>
                 <w:sz w:val="24"/>
                 <w:szCs w:val="24"/>
@@ -3029,7 +2809,6 @@
             <w:proofErr w:type="gramEnd"/>
             <w:r>
               <w:rPr>
-                <w:rFonts w:ascii="Aptos" w:hAnsi="Aptos" w:eastAsia="Aptos" w:cs="Aptos"/>
                 <w:color w:val="000000"/>
                 <w:sz w:val="24"/>
                 <w:szCs w:val="24"/>
@@ -3038,7 +2817,6 @@
             </w:r>
             <w:r>
               <w:rPr>
-                <w:rFonts w:ascii="Aptos" w:hAnsi="Aptos" w:eastAsia="Aptos" w:cs="Aptos"/>
                 <w:color w:val="000000"/>
                 <w:sz w:val="24"/>
                 <w:szCs w:val="24"/>
@@ -3050,6 +2828,7 @@
         <w:tc>
           <w:tcPr>
             <w:tcW w:w="6138" w:type="dxa"/>
+            <w:gridSpan w:val="3"/>
           </w:tcPr>
           <w:p>
             <w:pPr>
@@ -3064,7 +2843,6 @@
             </w:pPr>
             <w:r>
               <w:rPr>
-                <w:rFonts w:ascii="Aptos" w:hAnsi="Aptos" w:eastAsia="Aptos" w:cs="Aptos"/>
                 <w:color w:val="000000"/>
                 <w:sz w:val="24"/>
                 <w:szCs w:val="24"/>
@@ -3078,6 +2856,7 @@
         <w:tc>
           <w:tcPr>
             <w:tcW w:w="3438" w:type="dxa"/>
+            <w:gridSpan w:val="2"/>
           </w:tcPr>
           <w:p>
             <w:pPr>
@@ -3092,7 +2871,6 @@
             </w:pPr>
             <w:r>
               <w:rPr>
-                <w:rFonts w:ascii="Aptos" w:hAnsi="Aptos" w:eastAsia="Aptos" w:cs="Aptos"/>
                 <w:color w:val="000000"/>
                 <w:sz w:val="24"/>
                 <w:szCs w:val="24"/>
@@ -3101,7 +2879,6 @@
             </w:r>
             <w:r>
               <w:rPr>
-                <w:rFonts w:ascii="Aptos" w:hAnsi="Aptos" w:eastAsia="Aptos" w:cs="Aptos"/>
                 <w:color w:val="000000"/>
                 <w:sz w:val="24"/>
                 <w:szCs w:val="24"/>
@@ -3113,6 +2890,7 @@
         <w:tc>
           <w:tcPr>
             <w:tcW w:w="6138" w:type="dxa"/>
+            <w:gridSpan w:val="3"/>
           </w:tcPr>
           <w:p>
             <w:pPr>
@@ -3127,7 +2905,6 @@
             </w:pPr>
             <w:r>
               <w:rPr>
-                <w:rFonts w:ascii="Aptos" w:hAnsi="Aptos" w:eastAsia="Aptos" w:cs="Aptos"/>
                 <w:color w:val="000000"/>
                 <w:sz w:val="24"/>
                 <w:szCs w:val="24"/>
@@ -3136,7 +2913,6 @@
             </w:r>
             <w:r>
               <w:rPr>
-                <w:rFonts w:ascii="Aptos" w:hAnsi="Aptos" w:eastAsia="Aptos" w:cs="Aptos"/>
                 <w:color w:val="000000"/>
                 <w:sz w:val="24"/>
                 <w:szCs w:val="24"/>
@@ -3145,7 +2921,6 @@
             </w:r>
             <w:r>
               <w:rPr>
-                <w:rFonts w:ascii="Aptos" w:hAnsi="Aptos" w:eastAsia="Aptos" w:cs="Aptos"/>
                 <w:color w:val="000000"/>
                 <w:sz w:val="24"/>
                 <w:szCs w:val="24"/>
@@ -3154,7 +2929,6 @@
             </w:r>
             <w:r>
               <w:rPr>
-                <w:rFonts w:ascii="Aptos" w:hAnsi="Aptos" w:eastAsia="Aptos" w:cs="Aptos"/>
                 <w:color w:val="000000"/>
                 <w:sz w:val="24"/>
                 <w:szCs w:val="24"/>
@@ -3163,7 +2937,6 @@
             </w:r>
             <w:r>
               <w:rPr>
-                <w:rFonts w:ascii="Aptos" w:hAnsi="Aptos" w:eastAsia="Aptos" w:cs="Aptos"/>
                 <w:color w:val="000000"/>
                 <w:sz w:val="24"/>
                 <w:szCs w:val="24"/>
@@ -3177,6 +2950,7 @@
         <w:tc>
           <w:tcPr>
             <w:tcW w:w="3438" w:type="dxa"/>
+            <w:gridSpan w:val="2"/>
           </w:tcPr>
           <w:p>
             <w:pPr>
@@ -3191,7 +2965,6 @@
             </w:pPr>
             <w:r>
               <w:rPr>
-                <w:rFonts w:ascii="Aptos" w:hAnsi="Aptos" w:eastAsia="Aptos" w:cs="Aptos"/>
                 <w:color w:val="000000"/>
                 <w:sz w:val="24"/>
                 <w:szCs w:val="24"/>
@@ -3200,7 +2973,6 @@
             </w:r>
             <w:r>
               <w:rPr>
-                <w:rFonts w:ascii="Aptos" w:hAnsi="Aptos" w:eastAsia="Aptos" w:cs="Aptos"/>
                 <w:color w:val="000000"/>
                 <w:sz w:val="24"/>
                 <w:szCs w:val="24"/>
@@ -3212,6 +2984,7 @@
         <w:tc>
           <w:tcPr>
             <w:tcW w:w="6138" w:type="dxa"/>
+            <w:gridSpan w:val="3"/>
           </w:tcPr>
           <w:p>
             <w:pPr>
@@ -3226,7 +2999,6 @@
             </w:pPr>
             <w:r>
               <w:rPr>
-                <w:rFonts w:ascii="Aptos" w:hAnsi="Aptos" w:eastAsia="Aptos" w:cs="Aptos"/>
                 <w:color w:val="000000"/>
                 <w:sz w:val="24"/>
                 <w:szCs w:val="24"/>
@@ -3235,7 +3007,6 @@
             </w:r>
             <w:r>
               <w:rPr>
-                <w:rFonts w:ascii="Aptos" w:hAnsi="Aptos" w:eastAsia="Aptos" w:cs="Aptos"/>
                 <w:color w:val="000000"/>
                 <w:sz w:val="24"/>
                 <w:szCs w:val="24"/>
@@ -3244,7 +3015,6 @@
             </w:r>
             <w:r>
               <w:rPr>
-                <w:rFonts w:ascii="Aptos" w:hAnsi="Aptos" w:eastAsia="Aptos" w:cs="Aptos"/>
                 <w:color w:val="000000"/>
                 <w:sz w:val="24"/>
                 <w:szCs w:val="24"/>
@@ -3253,7 +3023,6 @@
             </w:r>
             <w:r>
               <w:rPr>
-                <w:rFonts w:ascii="Aptos" w:hAnsi="Aptos" w:eastAsia="Aptos" w:cs="Aptos"/>
                 <w:color w:val="000000"/>
                 <w:sz w:val="24"/>
                 <w:szCs w:val="24"/>
@@ -3262,7 +3031,6 @@
             </w:r>
             <w:r>
               <w:rPr>
-                <w:rFonts w:ascii="Aptos" w:hAnsi="Aptos" w:eastAsia="Aptos" w:cs="Aptos"/>
                 <w:color w:val="000000"/>
                 <w:sz w:val="24"/>
                 <w:szCs w:val="24"/>
@@ -3271,7 +3039,6 @@
             </w:r>
             <w:r>
               <w:rPr>
-                <w:rFonts w:ascii="Aptos" w:hAnsi="Aptos" w:eastAsia="Aptos" w:cs="Aptos"/>
                 <w:color w:val="000000"/>
                 <w:sz w:val="24"/>
                 <w:szCs w:val="24"/>
@@ -3296,7 +3063,6 @@
       </w:pPr>
       <w:r>
         <w:rPr>
-          <w:rFonts w:ascii="Aptos" w:hAnsi="Aptos" w:eastAsia="Aptos" w:cs="Aptos"/>
           <w:b/>
           <w:bCs/>
           <w:color w:val="000000"/>
@@ -3307,7 +3073,6 @@
       </w:r>
       <w:r>
         <w:rPr>
-          <w:rFonts w:ascii="Aptos" w:hAnsi="Aptos" w:eastAsia="Aptos" w:cs="Aptos"/>
           <w:b/>
           <w:bCs/>
           <w:color w:val="000000"/>
@@ -3318,7 +3083,6 @@
       </w:r>
       <w:r>
         <w:rPr>
-          <w:rFonts w:ascii="Aptos" w:hAnsi="Aptos" w:eastAsia="Aptos" w:cs="Aptos"/>
           <w:b/>
           <w:bCs/>
           <w:color w:val="000000"/>
@@ -3343,7 +3107,6 @@
       </w:pPr>
       <w:r>
         <w:rPr>
-          <w:rFonts w:ascii="Aptos" w:hAnsi="Aptos" w:eastAsia="Aptos" w:cs="Aptos"/>
           <w:color w:val="000000"/>
         </w:rPr>
         <w:t>Decreased sensation on left upper arm and forearm</w:t>
@@ -3364,7 +3127,6 @@
       </w:pPr>
       <w:r>
         <w:rPr>
-          <w:rFonts w:ascii="Aptos" w:hAnsi="Aptos" w:eastAsia="Aptos" w:cs="Aptos"/>
           <w:color w:val="000000"/>
         </w:rPr>
         <w:t>Numbness in both legs</w:t>
@@ -3388,63 +3150,54 @@
       </w:pPr>
       <w:r>
         <w:rPr>
-          <w:rFonts w:ascii="Aptos" w:hAnsi="Aptos" w:eastAsia="Aptos" w:cs="Aptos"/>
           <w:color w:val="000000"/>
         </w:rPr>
         <w:t xml:space="preserve">Patient </w:t>
       </w:r>
       <w:r>
         <w:rPr>
-          <w:rFonts w:ascii="Aptos" w:hAnsi="Aptos" w:eastAsia="Aptos" w:cs="Aptos"/>
           <w:color w:val="000000"/>
         </w:rPr>
         <w:t>n</w:t>
       </w:r>
       <w:r>
         <w:rPr>
-          <w:rFonts w:ascii="Aptos" w:hAnsi="Aptos" w:eastAsia="Aptos" w:cs="Aptos"/>
           <w:color w:val="000000"/>
         </w:rPr>
         <w:t>otes:</w:t>
       </w:r>
       <w:r>
         <w:rPr>
-          <w:rFonts w:ascii="Aptos" w:hAnsi="Aptos" w:eastAsia="Aptos" w:cs="Aptos"/>
           <w:color w:val="000000"/>
         </w:rPr>
         <w:t xml:space="preserve"> </w:t>
       </w:r>
       <w:r>
         <w:rPr>
-          <w:rFonts w:ascii="Aptos" w:hAnsi="Aptos" w:eastAsia="Aptos" w:cs="Aptos"/>
           <w:color w:val="000000"/>
         </w:rPr>
         <w:t xml:space="preserve">If </w:t>
       </w:r>
       <w:r>
         <w:rPr>
-          <w:rFonts w:ascii="Aptos" w:hAnsi="Aptos" w:eastAsia="Aptos" w:cs="Aptos"/>
           <w:color w:val="000000"/>
         </w:rPr>
         <w:t>HCP</w:t>
       </w:r>
       <w:r>
         <w:rPr>
-          <w:rFonts w:ascii="Aptos" w:hAnsi="Aptos" w:eastAsia="Aptos" w:cs="Aptos"/>
           <w:color w:val="000000"/>
         </w:rPr>
         <w:t xml:space="preserve"> asks you to lean forward, </w:t>
       </w:r>
       <w:r>
         <w:rPr>
-          <w:rFonts w:ascii="Aptos" w:hAnsi="Aptos" w:eastAsia="Aptos" w:cs="Aptos"/>
           <w:color w:val="000000"/>
         </w:rPr>
         <w:t xml:space="preserve">it </w:t>
       </w:r>
       <w:r>
         <w:rPr>
-          <w:rFonts w:ascii="Aptos" w:hAnsi="Aptos" w:eastAsia="Aptos" w:cs="Aptos"/>
           <w:color w:val="000000"/>
         </w:rPr>
         <w:t>helps to relieve symptoms.</w:t>
@@ -3465,7 +3218,6 @@
       </w:pPr>
       <w:r>
         <w:rPr>
-          <w:rFonts w:ascii="Aptos" w:hAnsi="Aptos" w:eastAsia="Aptos" w:cs="Aptos"/>
           <w:b/>
           <w:bCs/>
           <w:color w:val="000000"/>
@@ -3476,7 +3228,6 @@
       </w:r>
       <w:r>
         <w:rPr>
-          <w:rFonts w:ascii="Aptos" w:hAnsi="Aptos" w:eastAsia="Aptos" w:cs="Aptos"/>
           <w:color w:val="000000"/>
           <w:sz w:val="24"/>
           <w:szCs w:val="24"/>
@@ -3485,7 +3236,6 @@
       </w:r>
       <w:r>
         <w:rPr>
-          <w:rFonts w:ascii="Aptos" w:hAnsi="Aptos" w:eastAsia="Aptos" w:cs="Aptos"/>
           <w:color w:val="000000"/>
           <w:sz w:val="24"/>
           <w:szCs w:val="24"/>
@@ -3494,7 +3244,6 @@
       </w:r>
       <w:r>
         <w:rPr>
-          <w:rFonts w:ascii="Aptos" w:hAnsi="Aptos" w:eastAsia="Aptos" w:cs="Aptos"/>
           <w:color w:val="000000"/>
           <w:sz w:val="24"/>
           <w:szCs w:val="24"/>
@@ -3503,7 +3252,6 @@
       </w:r>
       <w:r>
         <w:rPr>
-          <w:rFonts w:ascii="Aptos" w:hAnsi="Aptos" w:eastAsia="Aptos" w:cs="Aptos"/>
           <w:color w:val="000000"/>
           <w:sz w:val="24"/>
           <w:szCs w:val="24"/>
@@ -3512,7 +3260,6 @@
       </w:r>
       <w:r>
         <w:rPr>
-          <w:rFonts w:ascii="Aptos" w:hAnsi="Aptos" w:eastAsia="Aptos" w:cs="Aptos"/>
           <w:color w:val="000000"/>
           <w:sz w:val="24"/>
           <w:szCs w:val="24"/>
@@ -3521,7 +3268,6 @@
       </w:r>
       <w:r>
         <w:rPr>
-          <w:rFonts w:ascii="Aptos" w:hAnsi="Aptos" w:eastAsia="Aptos" w:cs="Aptos"/>
           <w:color w:val="000000"/>
           <w:sz w:val="24"/>
           <w:szCs w:val="24"/>
@@ -3541,7 +3287,6 @@
       </w:pPr>
       <w:r>
         <w:rPr>
-          <w:rFonts w:ascii="Aptos" w:hAnsi="Aptos" w:eastAsia="Aptos" w:cs="Aptos"/>
           <w:color w:val="000000"/>
           <w:sz w:val="24"/>
           <w:szCs w:val="24"/>
@@ -3561,7 +3306,6 @@
       </w:pPr>
       <w:r>
         <w:rPr>
-          <w:rFonts w:ascii="Aptos" w:hAnsi="Aptos" w:eastAsia="Aptos" w:cs="Aptos"/>
           <w:color w:val="000000"/>
           <w:sz w:val="24"/>
           <w:szCs w:val="24"/>
@@ -3570,7 +3314,6 @@
       </w:r>
       <w:r>
         <w:rPr>
-          <w:rFonts w:ascii="Aptos" w:hAnsi="Aptos" w:eastAsia="Aptos" w:cs="Aptos"/>
           <w:color w:val="000000"/>
           <w:sz w:val="24"/>
           <w:szCs w:val="24"/>
@@ -3579,7 +3322,6 @@
       </w:r>
       <w:r>
         <w:rPr>
-          <w:rFonts w:ascii="Aptos" w:hAnsi="Aptos" w:eastAsia="Aptos" w:cs="Aptos"/>
           <w:color w:val="000000"/>
           <w:sz w:val="24"/>
           <w:szCs w:val="24"/>
@@ -3588,7 +3330,6 @@
       </w:r>
       <w:r>
         <w:rPr>
-          <w:rFonts w:ascii="Aptos" w:hAnsi="Aptos" w:eastAsia="Aptos" w:cs="Aptos"/>
           <w:color w:val="000000"/>
           <w:sz w:val="24"/>
           <w:szCs w:val="24"/>
@@ -3597,7 +3338,6 @@
       </w:r>
       <w:r>
         <w:rPr>
-          <w:rFonts w:ascii="Aptos" w:hAnsi="Aptos" w:eastAsia="Aptos" w:cs="Aptos"/>
           <w:color w:val="000000"/>
           <w:sz w:val="24"/>
           <w:szCs w:val="24"/>
@@ -3606,7 +3346,6 @@
       </w:r>
       <w:r>
         <w:rPr>
-          <w:rFonts w:ascii="Aptos" w:hAnsi="Aptos" w:eastAsia="Aptos" w:cs="Aptos"/>
           <w:color w:val="000000"/>
           <w:sz w:val="24"/>
           <w:szCs w:val="24"/>
@@ -3615,7 +3354,6 @@
       </w:r>
       <w:r>
         <w:rPr>
-          <w:rFonts w:ascii="Aptos" w:hAnsi="Aptos" w:eastAsia="Aptos" w:cs="Aptos"/>
           <w:color w:val="000000"/>
           <w:sz w:val="24"/>
           <w:szCs w:val="24"/>
@@ -3624,7 +3362,6 @@
       </w:r>
       <w:r>
         <w:rPr>
-          <w:rFonts w:ascii="Aptos" w:hAnsi="Aptos" w:eastAsia="Aptos" w:cs="Aptos"/>
           <w:color w:val="000000"/>
           <w:sz w:val="24"/>
           <w:szCs w:val="24"/>
@@ -3633,7 +3370,6 @@
       </w:r>
       <w:r>
         <w:rPr>
-          <w:rFonts w:ascii="Aptos" w:hAnsi="Aptos" w:eastAsia="Aptos" w:cs="Aptos"/>
           <w:color w:val="000000"/>
           <w:sz w:val="24"/>
           <w:szCs w:val="24"/>
@@ -3643,7 +3379,6 @@
       <w:proofErr w:type="gramStart"/>
       <w:r>
         <w:rPr>
-          <w:rFonts w:ascii="Aptos" w:hAnsi="Aptos" w:eastAsia="Aptos" w:cs="Aptos"/>
           <w:color w:val="000000"/>
           <w:sz w:val="24"/>
           <w:szCs w:val="24"/>
@@ -3653,7 +3388,6 @@
       <w:proofErr w:type="gramEnd"/>
       <w:r>
         <w:rPr>
-          <w:rFonts w:ascii="Aptos" w:hAnsi="Aptos" w:eastAsia="Aptos" w:cs="Aptos"/>
           <w:color w:val="000000"/>
           <w:sz w:val="24"/>
           <w:szCs w:val="24"/>
@@ -3662,7 +3396,6 @@
       </w:r>
       <w:r>
         <w:rPr>
-          <w:rFonts w:ascii="Aptos" w:hAnsi="Aptos" w:eastAsia="Aptos" w:cs="Aptos"/>
           <w:color w:val="000000"/>
           <w:sz w:val="24"/>
           <w:szCs w:val="24"/>
@@ -3671,7 +3404,6 @@
       </w:r>
       <w:r>
         <w:rPr>
-          <w:rFonts w:ascii="Aptos" w:hAnsi="Aptos" w:eastAsia="Aptos" w:cs="Aptos"/>
           <w:color w:val="000000"/>
           <w:sz w:val="24"/>
           <w:szCs w:val="24"/>
@@ -3680,7 +3412,6 @@
       </w:r>
       <w:r>
         <w:rPr>
-          <w:rFonts w:ascii="Aptos" w:hAnsi="Aptos" w:eastAsia="Aptos" w:cs="Aptos"/>
           <w:color w:val="000000"/>
           <w:sz w:val="24"/>
           <w:szCs w:val="24"/>
@@ -3689,7 +3420,6 @@
       </w:r>
       <w:r>
         <w:rPr>
-          <w:rFonts w:ascii="Aptos" w:hAnsi="Aptos" w:eastAsia="Aptos" w:cs="Aptos"/>
           <w:color w:val="000000"/>
           <w:sz w:val="24"/>
           <w:szCs w:val="24"/>
@@ -3698,7 +3428,6 @@
       </w:r>
       <w:r>
         <w:rPr>
-          <w:rFonts w:ascii="Aptos" w:hAnsi="Aptos" w:eastAsia="Aptos" w:cs="Aptos"/>
           <w:color w:val="000000"/>
           <w:sz w:val="24"/>
           <w:szCs w:val="24"/>
@@ -3707,7 +3436,6 @@
       </w:r>
       <w:r>
         <w:rPr>
-          <w:rFonts w:ascii="Aptos" w:hAnsi="Aptos" w:eastAsia="Aptos" w:cs="Aptos"/>
           <w:color w:val="000000"/>
           <w:sz w:val="24"/>
           <w:szCs w:val="24"/>
@@ -3716,7 +3444,6 @@
       </w:r>
       <w:r>
         <w:rPr>
-          <w:rFonts w:ascii="Aptos" w:hAnsi="Aptos" w:eastAsia="Aptos" w:cs="Aptos"/>
           <w:color w:val="000000"/>
           <w:sz w:val="24"/>
           <w:szCs w:val="24"/>
@@ -3725,7 +3452,6 @@
       </w:r>
       <w:r>
         <w:rPr>
-          <w:rFonts w:ascii="Aptos" w:hAnsi="Aptos" w:eastAsia="Aptos" w:cs="Aptos"/>
           <w:color w:val="000000"/>
           <w:sz w:val="24"/>
           <w:szCs w:val="24"/>
@@ -3734,7 +3460,6 @@
       </w:r>
       <w:r>
         <w:rPr>
-          <w:rFonts w:ascii="Aptos" w:hAnsi="Aptos" w:eastAsia="Aptos" w:cs="Aptos"/>
           <w:color w:val="000000"/>
           <w:sz w:val="24"/>
           <w:szCs w:val="24"/>
@@ -3743,7 +3468,6 @@
       </w:r>
       <w:r>
         <w:rPr>
-          <w:rFonts w:ascii="Aptos" w:hAnsi="Aptos" w:eastAsia="Aptos" w:cs="Aptos"/>
           <w:color w:val="000000"/>
           <w:sz w:val="24"/>
           <w:szCs w:val="24"/>
@@ -3752,7 +3476,6 @@
       </w:r>
       <w:r>
         <w:rPr>
-          <w:rFonts w:ascii="Aptos" w:hAnsi="Aptos" w:eastAsia="Aptos" w:cs="Aptos"/>
           <w:color w:val="000000"/>
           <w:sz w:val="24"/>
           <w:szCs w:val="24"/>
@@ -3761,7 +3484,6 @@
       </w:r>
       <w:r>
         <w:rPr>
-          <w:rFonts w:ascii="Aptos" w:hAnsi="Aptos" w:eastAsia="Aptos" w:cs="Aptos"/>
           <w:color w:val="000000"/>
           <w:sz w:val="24"/>
           <w:szCs w:val="24"/>
@@ -3770,7 +3492,7 @@
       </w:r>
     </w:p>
     <w:sectPr>
-      <w:footerReference w:type="default" r:id="rId11"/>
+      <w:footerReference w:type="default" r:id="rId7"/>
       <w:pgSz w:w="12240" w:h="15840"/>
       <w:pgMar w:top="1440" w:right="1440" w:bottom="1440" w:left="1440" w:header="706" w:footer="706" w:gutter="0"/>
       <w:cols w:space="720"/>
@@ -3781,7 +3503,7 @@
 </file>
 
 <file path=word/endnotes.xml><?xml version="1.0" encoding="utf-8"?>
-<w:endnotes xmlns:wpc="http://schemas.microsoft.com/office/word/2010/wordprocessingCanvas" xmlns:cx="http://schemas.microsoft.com/office/drawing/2014/chartex" xmlns:cx1="http://schemas.microsoft.com/office/drawing/2015/9/8/chartex" xmlns:cx2="http://schemas.microsoft.com/office/drawing/2015/10/21/chartex" xmlns:cx3="http://schemas.microsoft.com/office/drawing/2016/5/9/chartex" xmlns:cx4="http://schemas.microsoft.com/office/drawing/2016/5/10/chartex" xmlns:cx5="http://schemas.microsoft.com/office/drawing/2016/5/11/chartex" xmlns:cx6="http://schemas.microsoft.com/office/drawing/2016/5/12/chartex" xmlns:cx7="http://schemas.microsoft.com/office/drawing/2016/5/13/chartex" xmlns:cx8="http://schemas.microsoft.com/office/drawing/2016/5/14/chartex" xmlns:mc="http://schemas.openxmlformats.org/markup-compatibility/2006" xmlns:aink="http://schemas.microsoft.com/office/drawing/2016/ink" xmlns:am3d="http://schemas.microsoft.com/office/drawing/2017/model3d" xmlns:o="urn:schemas-microsoft-com:office:office" xmlns:oel="http://schemas.microsoft.com/office/2019/extlst" xmlns:r="http://schemas.openxmlformats.org/officeDocument/2006/relationships" xmlns:m="http://schemas.openxmlformats.org/officeDocument/2006/math" xmlns:v="urn:schemas-microsoft-com:vml" xmlns:wp14="http://schemas.microsoft.com/office/word/2010/wordprocessingDrawing" xmlns:wp="http://schemas.openxmlformats.org/drawingml/2006/wordprocessingDrawing" xmlns:w10="urn:schemas-microsoft-com:office:word" xmlns:w="http://schemas.openxmlformats.org/wordprocessingml/2006/main" xmlns:w14="http://schemas.microsoft.com/office/word/2010/wordml" xmlns:w15="http://schemas.microsoft.com/office/word/2012/wordml" xmlns:w16cei="http://schemas.microsoft.com/office/word/2026/wordml/cei" xmlns:w16cex="http://schemas.microsoft.com/office/word/2018/wordml/cex" xmlns:w16cid="http://schemas.microsoft.com/office/word/2016/wordml/cid" xmlns:w16="http://schemas.microsoft.com/office/word/2018/wordml" xmlns:w16du="http://schemas.microsoft.com/office/word/2023/wordml/word16du" xmlns:w16sdtdh="http://schemas.microsoft.com/office/word/2020/wordml/sdtdatahash" xmlns:w16sdtfl="http://schemas.microsoft.com/office/word/2024/wordml/sdtformatlock" xmlns:w16se="http://schemas.microsoft.com/office/word/2015/wordml/symex" xmlns:wpg="http://schemas.microsoft.com/office/word/2010/wordprocessingGroup" xmlns:wpi="http://schemas.microsoft.com/office/word/2010/wordprocessingInk" xmlns:wne="http://schemas.microsoft.com/office/word/2006/wordml" xmlns:wps="http://schemas.microsoft.com/office/word/2010/wordprocessingShape" mc:Ignorable="w14 w15 w16se w16cid w16 w16cex w16sdtdh w16sdtfl w16du wp14">
+<w:endnotes xmlns:wpc="http://schemas.microsoft.com/office/word/2010/wordprocessingCanvas" xmlns:cx="http://schemas.microsoft.com/office/drawing/2014/chartex" xmlns:cx1="http://schemas.microsoft.com/office/drawing/2015/9/8/chartex" xmlns:cx2="http://schemas.microsoft.com/office/drawing/2015/10/21/chartex" xmlns:cx3="http://schemas.microsoft.com/office/drawing/2016/5/9/chartex" xmlns:cx4="http://schemas.microsoft.com/office/drawing/2016/5/10/chartex" xmlns:cx5="http://schemas.microsoft.com/office/drawing/2016/5/11/chartex" xmlns:cx6="http://schemas.microsoft.com/office/drawing/2016/5/12/chartex" xmlns:cx7="http://schemas.microsoft.com/office/drawing/2016/5/13/chartex" xmlns:cx8="http://schemas.microsoft.com/office/drawing/2016/5/14/chartex" xmlns:mc="http://schemas.openxmlformats.org/markup-compatibility/2006" xmlns:aink="http://schemas.microsoft.com/office/drawing/2016/ink" xmlns:am3d="http://schemas.microsoft.com/office/drawing/2017/model3d" xmlns:o="urn:schemas-microsoft-com:office:office" xmlns:oel="http://schemas.microsoft.com/office/2019/extlst" xmlns:r="http://schemas.openxmlformats.org/officeDocument/2006/relationships" xmlns:m="http://schemas.openxmlformats.org/officeDocument/2006/math" xmlns:v="urn:schemas-microsoft-com:vml" xmlns:wp14="http://schemas.microsoft.com/office/word/2010/wordprocessingDrawing" xmlns:wp="http://schemas.openxmlformats.org/drawingml/2006/wordprocessingDrawing" xmlns:w10="urn:schemas-microsoft-com:office:word" xmlns:w="http://schemas.openxmlformats.org/wordprocessingml/2006/main" xmlns:w14="http://schemas.microsoft.com/office/word/2010/wordml" xmlns:w15="http://schemas.microsoft.com/office/word/2012/wordml" xmlns:w16cex="http://schemas.microsoft.com/office/word/2018/wordml/cex" xmlns:w16cid="http://schemas.microsoft.com/office/word/2016/wordml/cid" xmlns:w16="http://schemas.microsoft.com/office/word/2018/wordml" xmlns:w16du="http://schemas.microsoft.com/office/word/2023/wordml/word16du" xmlns:w16sdtdh="http://schemas.microsoft.com/office/word/2020/wordml/sdtdatahash" xmlns:w16sdtfl="http://schemas.microsoft.com/office/word/2024/wordml/sdtformatlock" xmlns:w16se="http://schemas.microsoft.com/office/word/2015/wordml/symex" xmlns:wpg="http://schemas.microsoft.com/office/word/2010/wordprocessingGroup" xmlns:wpi="http://schemas.microsoft.com/office/word/2010/wordprocessingInk" xmlns:wne="http://schemas.microsoft.com/office/word/2006/wordml" xmlns:wps="http://schemas.microsoft.com/office/word/2010/wordprocessingShape" mc:Ignorable="w14 w15 w16se w16cid w16 w16cex w16sdtdh w16sdtfl w16du wp14">
   <w:endnote w:type="separator" w:id="-1">
     <w:p>
       <w:pPr>
@@ -3806,22 +3528,19 @@
 </file>
 
 <file path=word/footer1.xml><?xml version="1.0" encoding="utf-8"?>
-<w:ftr xmlns:m="http://schemas.openxmlformats.org/officeDocument/2006/math" xmlns:mc="http://schemas.openxmlformats.org/markup-compatibility/2006" xmlns:mo="http://schemas.microsoft.com/office/mac/office/2008/main" xmlns:mv="urn:schemas-microsoft-com:mac:vml" xmlns:o="urn:schemas-microsoft-com:office:office" xmlns:r="http://schemas.openxmlformats.org/officeDocument/2006/relationships" xmlns:v="urn:schemas-microsoft-com:vml" xmlns:w10="urn:schemas-microsoft-com:office:word" xmlns:w14="http://schemas.microsoft.com/office/word/2010/wordml" xmlns:w="http://schemas.openxmlformats.org/wordprocessingml/2006/main" xmlns:wne="http://schemas.microsoft.com/office/word/2006/wordml" xmlns:wp14="http://schemas.microsoft.com/office/word/2010/wordprocessingDrawing" xmlns:wp="http://schemas.openxmlformats.org/drawingml/2006/wordprocessingDrawing" xmlns:wpc="http://schemas.microsoft.com/office/word/2010/wordprocessingCanvas" xmlns:wpg="http://schemas.microsoft.com/office/word/2010/wordprocessingGroup" xmlns:wpi="http://schemas.microsoft.com/office/word/2010/wordprocessingInk" xmlns:wps="http://schemas.microsoft.com/office/word/2010/wordprocessingShape" mc:Ignorable="w14 wp14">
+<w:ftr xmlns:wpc="http://schemas.microsoft.com/office/word/2010/wordprocessingCanvas" xmlns:cx="http://schemas.microsoft.com/office/drawing/2014/chartex" xmlns:cx1="http://schemas.microsoft.com/office/drawing/2015/9/8/chartex" xmlns:cx2="http://schemas.microsoft.com/office/drawing/2015/10/21/chartex" xmlns:cx3="http://schemas.microsoft.com/office/drawing/2016/5/9/chartex" xmlns:cx4="http://schemas.microsoft.com/office/drawing/2016/5/10/chartex" xmlns:cx5="http://schemas.microsoft.com/office/drawing/2016/5/11/chartex" xmlns:cx6="http://schemas.microsoft.com/office/drawing/2016/5/12/chartex" xmlns:cx7="http://schemas.microsoft.com/office/drawing/2016/5/13/chartex" xmlns:cx8="http://schemas.microsoft.com/office/drawing/2016/5/14/chartex" xmlns:mc="http://schemas.openxmlformats.org/markup-compatibility/2006" xmlns:aink="http://schemas.microsoft.com/office/drawing/2016/ink" xmlns:am3d="http://schemas.microsoft.com/office/drawing/2017/model3d" xmlns:o="urn:schemas-microsoft-com:office:office" xmlns:oel="http://schemas.microsoft.com/office/2019/extlst" xmlns:r="http://schemas.openxmlformats.org/officeDocument/2006/relationships" xmlns:m="http://schemas.openxmlformats.org/officeDocument/2006/math" xmlns:v="urn:schemas-microsoft-com:vml" xmlns:wp14="http://schemas.microsoft.com/office/word/2010/wordprocessingDrawing" xmlns:wp="http://schemas.openxmlformats.org/drawingml/2006/wordprocessingDrawing" xmlns:w10="urn:schemas-microsoft-com:office:word" xmlns:w="http://schemas.openxmlformats.org/wordprocessingml/2006/main" xmlns:w14="http://schemas.microsoft.com/office/word/2010/wordml" xmlns:w15="http://schemas.microsoft.com/office/word/2012/wordml" xmlns:w16cex="http://schemas.microsoft.com/office/word/2018/wordml/cex" xmlns:w16cid="http://schemas.microsoft.com/office/word/2016/wordml/cid" xmlns:w16="http://schemas.microsoft.com/office/word/2018/wordml" xmlns:w16du="http://schemas.microsoft.com/office/word/2023/wordml/word16du" xmlns:w16sdtdh="http://schemas.microsoft.com/office/word/2020/wordml/sdtdatahash" xmlns:w16sdtfl="http://schemas.microsoft.com/office/word/2024/wordml/sdtformatlock" xmlns:w16se="http://schemas.microsoft.com/office/word/2015/wordml/symex" xmlns:wpg="http://schemas.microsoft.com/office/word/2010/wordprocessingGroup" xmlns:wpi="http://schemas.microsoft.com/office/word/2010/wordprocessingInk" xmlns:wne="http://schemas.microsoft.com/office/word/2006/wordml" xmlns:wps="http://schemas.microsoft.com/office/word/2010/wordprocessingShape" mc:Ignorable="w14 w15 w16se w16cid w16 w16cex w16sdtdh w16sdtfl w16du wp14">
   <w:p>
     <w:pPr>
-      <w:spacing w:line="240" w:lineRule="auto" w:before="0" w:after="0"/>
-      <w:jc w:val="left"/>
+      <w:spacing w:after="0" w:line="240" w:lineRule="auto"/>
     </w:pPr>
     <w:r>
       <w:rPr>
-        <w:rFonts w:ascii="Aptos" w:hAnsi="Aptos" w:eastAsia="Aptos" w:cs="Aptos"/>
         <w:sz w:val="18"/>
       </w:rPr>
       <w:t xml:space="preserve">From J.M. Larson and H.L. Stedge, </w:t>
     </w:r>
     <w:r>
       <w:rPr>
-        <w:rFonts w:ascii="Aptos" w:hAnsi="Aptos" w:eastAsia="Aptos" w:cs="Aptos"/>
         <w:i/>
         <w:sz w:val="18"/>
       </w:rPr>
@@ -3829,7 +3548,6 @@
     </w:r>
     <w:r>
       <w:rPr>
-        <w:rFonts w:ascii="Aptos" w:hAnsi="Aptos" w:eastAsia="Aptos" w:cs="Aptos"/>
         <w:sz w:val="18"/>
       </w:rPr>
       <w:t xml:space="preserve"> (Human Kinetics, 2027).</w:t>
@@ -3839,7 +3557,7 @@
 </file>
 
 <file path=word/footnotes.xml><?xml version="1.0" encoding="utf-8"?>
-<w:footnotes xmlns:wpc="http://schemas.microsoft.com/office/word/2010/wordprocessingCanvas" xmlns:cx="http://schemas.microsoft.com/office/drawing/2014/chartex" xmlns:cx1="http://schemas.microsoft.com/office/drawing/2015/9/8/chartex" xmlns:cx2="http://schemas.microsoft.com/office/drawing/2015/10/21/chartex" xmlns:cx3="http://schemas.microsoft.com/office/drawing/2016/5/9/chartex" xmlns:cx4="http://schemas.microsoft.com/office/drawing/2016/5/10/chartex" xmlns:cx5="http://schemas.microsoft.com/office/drawing/2016/5/11/chartex" xmlns:cx6="http://schemas.microsoft.com/office/drawing/2016/5/12/chartex" xmlns:cx7="http://schemas.microsoft.com/office/drawing/2016/5/13/chartex" xmlns:cx8="http://schemas.microsoft.com/office/drawing/2016/5/14/chartex" xmlns:mc="http://schemas.openxmlformats.org/markup-compatibility/2006" xmlns:aink="http://schemas.microsoft.com/office/drawing/2016/ink" xmlns:am3d="http://schemas.microsoft.com/office/drawing/2017/model3d" xmlns:o="urn:schemas-microsoft-com:office:office" xmlns:oel="http://schemas.microsoft.com/office/2019/extlst" xmlns:r="http://schemas.openxmlformats.org/officeDocument/2006/relationships" xmlns:m="http://schemas.openxmlformats.org/officeDocument/2006/math" xmlns:v="urn:schemas-microsoft-com:vml" xmlns:wp14="http://schemas.microsoft.com/office/word/2010/wordprocessingDrawing" xmlns:wp="http://schemas.openxmlformats.org/drawingml/2006/wordprocessingDrawing" xmlns:w10="urn:schemas-microsoft-com:office:word" xmlns:w="http://schemas.openxmlformats.org/wordprocessingml/2006/main" xmlns:w14="http://schemas.microsoft.com/office/word/2010/wordml" xmlns:w15="http://schemas.microsoft.com/office/word/2012/wordml" xmlns:w16cei="http://schemas.microsoft.com/office/word/2026/wordml/cei" xmlns:w16cex="http://schemas.microsoft.com/office/word/2018/wordml/cex" xmlns:w16cid="http://schemas.microsoft.com/office/word/2016/wordml/cid" xmlns:w16="http://schemas.microsoft.com/office/word/2018/wordml" xmlns:w16du="http://schemas.microsoft.com/office/word/2023/wordml/word16du" xmlns:w16sdtdh="http://schemas.microsoft.com/office/word/2020/wordml/sdtdatahash" xmlns:w16sdtfl="http://schemas.microsoft.com/office/word/2024/wordml/sdtformatlock" xmlns:w16se="http://schemas.microsoft.com/office/word/2015/wordml/symex" xmlns:wpg="http://schemas.microsoft.com/office/word/2010/wordprocessingGroup" xmlns:wpi="http://schemas.microsoft.com/office/word/2010/wordprocessingInk" xmlns:wne="http://schemas.microsoft.com/office/word/2006/wordml" xmlns:wps="http://schemas.microsoft.com/office/word/2010/wordprocessingShape" mc:Ignorable="w14 w15 w16se w16cid w16 w16cex w16sdtdh w16sdtfl w16du wp14">
+<w:footnotes xmlns:wpc="http://schemas.microsoft.com/office/word/2010/wordprocessingCanvas" xmlns:cx="http://schemas.microsoft.com/office/drawing/2014/chartex" xmlns:cx1="http://schemas.microsoft.com/office/drawing/2015/9/8/chartex" xmlns:cx2="http://schemas.microsoft.com/office/drawing/2015/10/21/chartex" xmlns:cx3="http://schemas.microsoft.com/office/drawing/2016/5/9/chartex" xmlns:cx4="http://schemas.microsoft.com/office/drawing/2016/5/10/chartex" xmlns:cx5="http://schemas.microsoft.com/office/drawing/2016/5/11/chartex" xmlns:cx6="http://schemas.microsoft.com/office/drawing/2016/5/12/chartex" xmlns:cx7="http://schemas.microsoft.com/office/drawing/2016/5/13/chartex" xmlns:cx8="http://schemas.microsoft.com/office/drawing/2016/5/14/chartex" xmlns:mc="http://schemas.openxmlformats.org/markup-compatibility/2006" xmlns:aink="http://schemas.microsoft.com/office/drawing/2016/ink" xmlns:am3d="http://schemas.microsoft.com/office/drawing/2017/model3d" xmlns:o="urn:schemas-microsoft-com:office:office" xmlns:oel="http://schemas.microsoft.com/office/2019/extlst" xmlns:r="http://schemas.openxmlformats.org/officeDocument/2006/relationships" xmlns:m="http://schemas.openxmlformats.org/officeDocument/2006/math" xmlns:v="urn:schemas-microsoft-com:vml" xmlns:wp14="http://schemas.microsoft.com/office/word/2010/wordprocessingDrawing" xmlns:wp="http://schemas.openxmlformats.org/drawingml/2006/wordprocessingDrawing" xmlns:w10="urn:schemas-microsoft-com:office:word" xmlns:w="http://schemas.openxmlformats.org/wordprocessingml/2006/main" xmlns:w14="http://schemas.microsoft.com/office/word/2010/wordml" xmlns:w15="http://schemas.microsoft.com/office/word/2012/wordml" xmlns:w16cex="http://schemas.microsoft.com/office/word/2018/wordml/cex" xmlns:w16cid="http://schemas.microsoft.com/office/word/2016/wordml/cid" xmlns:w16="http://schemas.microsoft.com/office/word/2018/wordml" xmlns:w16du="http://schemas.microsoft.com/office/word/2023/wordml/word16du" xmlns:w16sdtdh="http://schemas.microsoft.com/office/word/2020/wordml/sdtdatahash" xmlns:w16sdtfl="http://schemas.microsoft.com/office/word/2024/wordml/sdtformatlock" xmlns:w16se="http://schemas.microsoft.com/office/word/2015/wordml/symex" xmlns:wpg="http://schemas.microsoft.com/office/word/2010/wordprocessingGroup" xmlns:wpi="http://schemas.microsoft.com/office/word/2010/wordprocessingInk" xmlns:wne="http://schemas.microsoft.com/office/word/2006/wordml" xmlns:wps="http://schemas.microsoft.com/office/word/2010/wordprocessingShape" mc:Ignorable="w14 w15 w16se w16cid w16 w16cex w16sdtdh w16sdtfl w16du wp14">
   <w:footnote w:type="separator" w:id="-1">
     <w:p>
       <w:pPr>
@@ -3864,7 +3582,7 @@
 </file>
 
 <file path=word/numbering.xml><?xml version="1.0" encoding="utf-8"?>
-<w:numbering xmlns:wpc="http://schemas.microsoft.com/office/word/2010/wordprocessingCanvas" xmlns:cx="http://schemas.microsoft.com/office/drawing/2014/chartex" xmlns:cx1="http://schemas.microsoft.com/office/drawing/2015/9/8/chartex" xmlns:cx2="http://schemas.microsoft.com/office/drawing/2015/10/21/chartex" xmlns:cx3="http://schemas.microsoft.com/office/drawing/2016/5/9/chartex" xmlns:cx4="http://schemas.microsoft.com/office/drawing/2016/5/10/chartex" xmlns:cx5="http://schemas.microsoft.com/office/drawing/2016/5/11/chartex" xmlns:cx6="http://schemas.microsoft.com/office/drawing/2016/5/12/chartex" xmlns:cx7="http://schemas.microsoft.com/office/drawing/2016/5/13/chartex" xmlns:cx8="http://schemas.microsoft.com/office/drawing/2016/5/14/chartex" xmlns:mc="http://schemas.openxmlformats.org/markup-compatibility/2006" xmlns:aink="http://schemas.microsoft.com/office/drawing/2016/ink" xmlns:am3d="http://schemas.microsoft.com/office/drawing/2017/model3d" xmlns:o="urn:schemas-microsoft-com:office:office" xmlns:oel="http://schemas.microsoft.com/office/2019/extlst" xmlns:r="http://schemas.openxmlformats.org/officeDocument/2006/relationships" xmlns:m="http://schemas.openxmlformats.org/officeDocument/2006/math" xmlns:v="urn:schemas-microsoft-com:vml" xmlns:wp14="http://schemas.microsoft.com/office/word/2010/wordprocessingDrawing" xmlns:wp="http://schemas.openxmlformats.org/drawingml/2006/wordprocessingDrawing" xmlns:w10="urn:schemas-microsoft-com:office:word" xmlns:w="http://schemas.openxmlformats.org/wordprocessingml/2006/main" xmlns:w14="http://schemas.microsoft.com/office/word/2010/wordml" xmlns:w15="http://schemas.microsoft.com/office/word/2012/wordml" xmlns:w16cei="http://schemas.microsoft.com/office/word/2026/wordml/cei" xmlns:w16cex="http://schemas.microsoft.com/office/word/2018/wordml/cex" xmlns:w16cid="http://schemas.microsoft.com/office/word/2016/wordml/cid" xmlns:w16="http://schemas.microsoft.com/office/word/2018/wordml" xmlns:w16du="http://schemas.microsoft.com/office/word/2023/wordml/word16du" xmlns:w16sdtdh="http://schemas.microsoft.com/office/word/2020/wordml/sdtdatahash" xmlns:w16sdtfl="http://schemas.microsoft.com/office/word/2024/wordml/sdtformatlock" xmlns:w16se="http://schemas.microsoft.com/office/word/2015/wordml/symex" xmlns:wpg="http://schemas.microsoft.com/office/word/2010/wordprocessingGroup" xmlns:wpi="http://schemas.microsoft.com/office/word/2010/wordprocessingInk" xmlns:wne="http://schemas.microsoft.com/office/word/2006/wordml" xmlns:wps="http://schemas.microsoft.com/office/word/2010/wordprocessingShape" mc:Ignorable="w14 w15 w16se w16cid w16 w16cex w16sdtdh w16sdtfl w16du wp14">
+<w:numbering xmlns:wpc="http://schemas.microsoft.com/office/word/2010/wordprocessingCanvas" xmlns:cx="http://schemas.microsoft.com/office/drawing/2014/chartex" xmlns:cx1="http://schemas.microsoft.com/office/drawing/2015/9/8/chartex" xmlns:cx2="http://schemas.microsoft.com/office/drawing/2015/10/21/chartex" xmlns:cx3="http://schemas.microsoft.com/office/drawing/2016/5/9/chartex" xmlns:cx4="http://schemas.microsoft.com/office/drawing/2016/5/10/chartex" xmlns:cx5="http://schemas.microsoft.com/office/drawing/2016/5/11/chartex" xmlns:cx6="http://schemas.microsoft.com/office/drawing/2016/5/12/chartex" xmlns:cx7="http://schemas.microsoft.com/office/drawing/2016/5/13/chartex" xmlns:cx8="http://schemas.microsoft.com/office/drawing/2016/5/14/chartex" xmlns:mc="http://schemas.openxmlformats.org/markup-compatibility/2006" xmlns:aink="http://schemas.microsoft.com/office/drawing/2016/ink" xmlns:am3d="http://schemas.microsoft.com/office/drawing/2017/model3d" xmlns:o="urn:schemas-microsoft-com:office:office" xmlns:oel="http://schemas.microsoft.com/office/2019/extlst" xmlns:r="http://schemas.openxmlformats.org/officeDocument/2006/relationships" xmlns:m="http://schemas.openxmlformats.org/officeDocument/2006/math" xmlns:v="urn:schemas-microsoft-com:vml" xmlns:wp14="http://schemas.microsoft.com/office/word/2010/wordprocessingDrawing" xmlns:wp="http://schemas.openxmlformats.org/drawingml/2006/wordprocessingDrawing" xmlns:w10="urn:schemas-microsoft-com:office:word" xmlns:w="http://schemas.openxmlformats.org/wordprocessingml/2006/main" xmlns:w14="http://schemas.microsoft.com/office/word/2010/wordml" xmlns:w15="http://schemas.microsoft.com/office/word/2012/wordml" xmlns:w16cex="http://schemas.microsoft.com/office/word/2018/wordml/cex" xmlns:w16cid="http://schemas.microsoft.com/office/word/2016/wordml/cid" xmlns:w16="http://schemas.microsoft.com/office/word/2018/wordml" xmlns:w16du="http://schemas.microsoft.com/office/word/2023/wordml/word16du" xmlns:w16sdtdh="http://schemas.microsoft.com/office/word/2020/wordml/sdtdatahash" xmlns:w16sdtfl="http://schemas.microsoft.com/office/word/2024/wordml/sdtformatlock" xmlns:w16se="http://schemas.microsoft.com/office/word/2015/wordml/symex" xmlns:wpg="http://schemas.microsoft.com/office/word/2010/wordprocessingGroup" xmlns:wpi="http://schemas.microsoft.com/office/word/2010/wordprocessingInk" xmlns:wne="http://schemas.microsoft.com/office/word/2006/wordml" xmlns:wps="http://schemas.microsoft.com/office/word/2010/wordprocessingShape" mc:Ignorable="w14 w15 w16se w16cid w16 w16cex w16sdtdh w16sdtfl w16du wp14">
   <w:abstractNum w:abstractNumId="0" w15:restartNumberingAfterBreak="0">
     <w:nsid w:val="83A8C409"/>
     <w:multiLevelType w:val="hybridMultilevel"/>
@@ -6791,14 +6509,6 @@
     <w:abstractNumId w:val="8"/>
   </w:num>
 </w:numbering>
-</file>
-
-<file path=word/people.xml><?xml version="1.0" encoding="utf-8"?>
-<w15:people xmlns:wpc="http://schemas.microsoft.com/office/word/2010/wordprocessingCanvas" xmlns:cx="http://schemas.microsoft.com/office/drawing/2014/chartex" xmlns:cx1="http://schemas.microsoft.com/office/drawing/2015/9/8/chartex" xmlns:cx2="http://schemas.microsoft.com/office/drawing/2015/10/21/chartex" xmlns:cx3="http://schemas.microsoft.com/office/drawing/2016/5/9/chartex" xmlns:cx4="http://schemas.microsoft.com/office/drawing/2016/5/10/chartex" xmlns:cx5="http://schemas.microsoft.com/office/drawing/2016/5/11/chartex" xmlns:cx6="http://schemas.microsoft.com/office/drawing/2016/5/12/chartex" xmlns:cx7="http://schemas.microsoft.com/office/drawing/2016/5/13/chartex" xmlns:cx8="http://schemas.microsoft.com/office/drawing/2016/5/14/chartex" xmlns:mc="http://schemas.openxmlformats.org/markup-compatibility/2006" xmlns:aink="http://schemas.microsoft.com/office/drawing/2016/ink" xmlns:am3d="http://schemas.microsoft.com/office/drawing/2017/model3d" xmlns:o="urn:schemas-microsoft-com:office:office" xmlns:oel="http://schemas.microsoft.com/office/2019/extlst" xmlns:r="http://schemas.openxmlformats.org/officeDocument/2006/relationships" xmlns:m="http://schemas.openxmlformats.org/officeDocument/2006/math" xmlns:v="urn:schemas-microsoft-com:vml" xmlns:wp14="http://schemas.microsoft.com/office/word/2010/wordprocessingDrawing" xmlns:wp="http://schemas.openxmlformats.org/drawingml/2006/wordprocessingDrawing" xmlns:w10="urn:schemas-microsoft-com:office:word" xmlns:w="http://schemas.openxmlformats.org/wordprocessingml/2006/main" xmlns:w14="http://schemas.microsoft.com/office/word/2010/wordml" xmlns:w15="http://schemas.microsoft.com/office/word/2012/wordml" xmlns:w16cei="http://schemas.microsoft.com/office/word/2026/wordml/cei" xmlns:w16cex="http://schemas.microsoft.com/office/word/2018/wordml/cex" xmlns:w16cid="http://schemas.microsoft.com/office/word/2016/wordml/cid" xmlns:w16="http://schemas.microsoft.com/office/word/2018/wordml" xmlns:w16du="http://schemas.microsoft.com/office/word/2023/wordml/word16du" xmlns:w16sdtdh="http://schemas.microsoft.com/office/word/2020/wordml/sdtdatahash" xmlns:w16sdtfl="http://schemas.microsoft.com/office/word/2024/wordml/sdtformatlock" xmlns:w16se="http://schemas.microsoft.com/office/word/2015/wordml/symex" xmlns:wpg="http://schemas.microsoft.com/office/word/2010/wordprocessingGroup" xmlns:wpi="http://schemas.microsoft.com/office/word/2010/wordprocessingInk" xmlns:wne="http://schemas.microsoft.com/office/word/2006/wordml" xmlns:wps="http://schemas.microsoft.com/office/word/2010/wordprocessingShape" mc:Ignorable="w14 w15 w16se w16cid w16 w16cex w16sdtdh w16sdtfl w16du wp14">
-  <w15:person w15:author="Anna Seaman">
-    <w15:presenceInfo w15:providerId="AD" w15:userId="S::AnnaS@hkusa.com::713ab380-bdda-4997-81d0-fa539102c996"/>
-  </w15:person>
-</w15:people>
 </file>
 
 <file path=word/styles.xml><?xml version="1.0" encoding="utf-8"?>
@@ -7198,7 +6908,7 @@
       <w:spacing w:after="160" w:line="259" w:lineRule="auto"/>
     </w:pPr>
     <w:rPr>
-      <w:rFonts w:ascii="Aptos" w:hAnsi="Aptos" w:eastAsia="Aptos" w:cs="Aptos"/>
+      <w:rFonts w:cs="Aptos"/>
       <w:kern w:val="2"/>
       <w:sz w:val="22"/>
       <w:szCs w:val="22"/>

--- a/assets/downloads/simulation-10/instructions-for-sp-2-sideline-pool-deck.docx
+++ b/assets/downloads/simulation-10/instructions-for-sp-2-sideline-pool-deck.docx
@@ -1,6 +1,6 @@
 
 <file path=word/document.xml><?xml version="1.0" encoding="utf-8"?>
-<w:document xmlns:wpc="http://schemas.microsoft.com/office/word/2010/wordprocessingCanvas" xmlns:cx="http://schemas.microsoft.com/office/drawing/2014/chartex" xmlns:cx1="http://schemas.microsoft.com/office/drawing/2015/9/8/chartex" xmlns:cx2="http://schemas.microsoft.com/office/drawing/2015/10/21/chartex" xmlns:cx3="http://schemas.microsoft.com/office/drawing/2016/5/9/chartex" xmlns:cx4="http://schemas.microsoft.com/office/drawing/2016/5/10/chartex" xmlns:cx5="http://schemas.microsoft.com/office/drawing/2016/5/11/chartex" xmlns:cx6="http://schemas.microsoft.com/office/drawing/2016/5/12/chartex" xmlns:cx7="http://schemas.microsoft.com/office/drawing/2016/5/13/chartex" xmlns:cx8="http://schemas.microsoft.com/office/drawing/2016/5/14/chartex" xmlns:mc="http://schemas.openxmlformats.org/markup-compatibility/2006" xmlns:aink="http://schemas.microsoft.com/office/drawing/2016/ink" xmlns:am3d="http://schemas.microsoft.com/office/drawing/2017/model3d" xmlns:o="urn:schemas-microsoft-com:office:office" xmlns:oel="http://schemas.microsoft.com/office/2019/extlst" xmlns:r="http://schemas.openxmlformats.org/officeDocument/2006/relationships" xmlns:m="http://schemas.openxmlformats.org/officeDocument/2006/math" xmlns:v="urn:schemas-microsoft-com:vml" xmlns:wp14="http://schemas.microsoft.com/office/word/2010/wordprocessingDrawing" xmlns:wp="http://schemas.openxmlformats.org/drawingml/2006/wordprocessingDrawing" xmlns:w10="urn:schemas-microsoft-com:office:word" xmlns:w="http://schemas.openxmlformats.org/wordprocessingml/2006/main" xmlns:w14="http://schemas.microsoft.com/office/word/2010/wordml" xmlns:w15="http://schemas.microsoft.com/office/word/2012/wordml" xmlns:w16cex="http://schemas.microsoft.com/office/word/2018/wordml/cex" xmlns:w16cid="http://schemas.microsoft.com/office/word/2016/wordml/cid" xmlns:w16="http://schemas.microsoft.com/office/word/2018/wordml" xmlns:w16du="http://schemas.microsoft.com/office/word/2023/wordml/word16du" xmlns:w16sdtdh="http://schemas.microsoft.com/office/word/2020/wordml/sdtdatahash" xmlns:w16sdtfl="http://schemas.microsoft.com/office/word/2024/wordml/sdtformatlock" xmlns:w16se="http://schemas.microsoft.com/office/word/2015/wordml/symex" xmlns:wpg="http://schemas.microsoft.com/office/word/2010/wordprocessingGroup" xmlns:wpi="http://schemas.microsoft.com/office/word/2010/wordprocessingInk" xmlns:wne="http://schemas.microsoft.com/office/word/2006/wordml" xmlns:wps="http://schemas.microsoft.com/office/word/2010/wordprocessingShape" mc:Ignorable="w14 w15 w16se w16cid w16 w16cex w16sdtdh w16sdtfl w16du wp14">
+<w:document xmlns:wpc="http://schemas.microsoft.com/office/word/2010/wordprocessingCanvas" xmlns:cx="http://schemas.microsoft.com/office/drawing/2014/chartex" xmlns:cx1="http://schemas.microsoft.com/office/drawing/2015/9/8/chartex" xmlns:cx2="http://schemas.microsoft.com/office/drawing/2015/10/21/chartex" xmlns:cx3="http://schemas.microsoft.com/office/drawing/2016/5/9/chartex" xmlns:cx4="http://schemas.microsoft.com/office/drawing/2016/5/10/chartex" xmlns:cx5="http://schemas.microsoft.com/office/drawing/2016/5/11/chartex" xmlns:cx6="http://schemas.microsoft.com/office/drawing/2016/5/12/chartex" xmlns:cx7="http://schemas.microsoft.com/office/drawing/2016/5/13/chartex" xmlns:cx8="http://schemas.microsoft.com/office/drawing/2016/5/14/chartex" xmlns:mc="http://schemas.openxmlformats.org/markup-compatibility/2006" xmlns:aink="http://schemas.microsoft.com/office/drawing/2016/ink" xmlns:am3d="http://schemas.microsoft.com/office/drawing/2017/model3d" xmlns:o="urn:schemas-microsoft-com:office:office" xmlns:oel="http://schemas.microsoft.com/office/2019/extlst" xmlns:r="http://schemas.openxmlformats.org/officeDocument/2006/relationships" xmlns:m="http://schemas.openxmlformats.org/officeDocument/2006/math" xmlns:v="urn:schemas-microsoft-com:vml" xmlns:wp14="http://schemas.microsoft.com/office/word/2010/wordprocessingDrawing" xmlns:wp="http://schemas.openxmlformats.org/drawingml/2006/wordprocessingDrawing" xmlns:w10="urn:schemas-microsoft-com:office:word" xmlns:w="http://schemas.openxmlformats.org/wordprocessingml/2006/main" xmlns:w14="http://schemas.microsoft.com/office/word/2010/wordml" xmlns:w15="http://schemas.microsoft.com/office/word/2012/wordml" xmlns:w16cei="http://schemas.microsoft.com/office/word/2026/wordml/cei" xmlns:w16cex="http://schemas.microsoft.com/office/word/2018/wordml/cex" xmlns:w16cid="http://schemas.microsoft.com/office/word/2016/wordml/cid" xmlns:w16="http://schemas.microsoft.com/office/word/2018/wordml" xmlns:w16du="http://schemas.microsoft.com/office/word/2023/wordml/word16du" xmlns:w16sdtdh="http://schemas.microsoft.com/office/word/2020/wordml/sdtdatahash" xmlns:w16sdtfl="http://schemas.microsoft.com/office/word/2024/wordml/sdtformatlock" xmlns:w16se="http://schemas.microsoft.com/office/word/2015/wordml/symex" xmlns:wpg="http://schemas.microsoft.com/office/word/2010/wordprocessingGroup" xmlns:wpi="http://schemas.microsoft.com/office/word/2010/wordprocessingInk" xmlns:wne="http://schemas.microsoft.com/office/word/2006/wordml" xmlns:wps="http://schemas.microsoft.com/office/word/2010/wordprocessingShape" mc:Ignorable="w14 w15 w16se w16cid w16 w16cex w16sdtdh w16sdtfl w16du wp14">
   <w:body>
     <w:p>
       <w:pPr>
@@ -15,36 +15,56 @@
       </w:pPr>
       <w:r>
         <w:rPr>
-          <w:rFonts w:ascii="Aptos" w:eastAsia="Aptos" w:hAnsi="Aptos"/>
-          <w:color w:val="000000"/>
+          <w:rFonts w:ascii="Aptos" w:hAnsi="Aptos" w:eastAsia="Aptos" w:cs="Aptos"/>
+          <w:color w:val="000000"/>
+          <w:sz w:val="40"/>
+          <w:szCs w:val="40"/>
+        </w:rPr>
+        <w:lastRenderedPageBreak/>
+        <w:t/>
+      </w:r>
+      <w:r>
+        <w:rPr>
+          <w:rFonts w:ascii="Aptos" w:hAnsi="Aptos" w:eastAsia="Aptos" w:cs="Aptos"/>
+          <w:color w:val="000000"/>
+          <w:sz w:val="40"/>
+          <w:szCs w:val="40"/>
         </w:rPr>
         <w:t xml:space="preserve">Instructions for SP </w:t>
       </w:r>
       <w:r>
         <w:rPr>
-          <w:rFonts w:ascii="Aptos" w:eastAsia="Aptos" w:hAnsi="Aptos"/>
-          <w:color w:val="000000"/>
+          <w:rFonts w:ascii="Aptos" w:hAnsi="Aptos" w:eastAsia="Aptos" w:cs="Aptos"/>
+          <w:color w:val="000000"/>
+          <w:sz w:val="40"/>
+          <w:szCs w:val="40"/>
         </w:rPr>
         <w:t>2</w:t>
       </w:r>
       <w:r>
         <w:rPr>
-          <w:rFonts w:ascii="Aptos" w:eastAsia="Aptos" w:hAnsi="Aptos"/>
-          <w:color w:val="000000"/>
+          <w:rFonts w:ascii="Aptos" w:hAnsi="Aptos" w:eastAsia="Aptos" w:cs="Aptos"/>
+          <w:color w:val="000000"/>
+          <w:sz w:val="40"/>
+          <w:szCs w:val="40"/>
         </w:rPr>
         <w:t xml:space="preserve">: </w:t>
       </w:r>
       <w:r>
         <w:rPr>
-          <w:rFonts w:ascii="Aptos" w:eastAsia="Aptos" w:hAnsi="Aptos"/>
-          <w:color w:val="000000"/>
+          <w:rFonts w:ascii="Aptos" w:hAnsi="Aptos" w:eastAsia="Aptos" w:cs="Aptos"/>
+          <w:color w:val="000000"/>
+          <w:sz w:val="40"/>
+          <w:szCs w:val="40"/>
         </w:rPr>
         <w:t>Sideline, Pool</w:t>
       </w:r>
       <w:r>
         <w:rPr>
-          <w:rFonts w:ascii="Aptos" w:eastAsia="Aptos" w:hAnsi="Aptos"/>
-          <w:color w:val="000000"/>
+          <w:rFonts w:ascii="Aptos" w:hAnsi="Aptos" w:eastAsia="Aptos" w:cs="Aptos"/>
+          <w:color w:val="000000"/>
+          <w:sz w:val="40"/>
+          <w:szCs w:val="40"/>
         </w:rPr>
         <w:t xml:space="preserve"> Deck</w:t>
       </w:r>
@@ -61,6 +81,7 @@
       </w:pPr>
       <w:r>
         <w:rPr>
+          <w:rFonts w:ascii="Aptos" w:hAnsi="Aptos" w:eastAsia="Aptos" w:cs="Aptos"/>
           <w:color w:val="000000"/>
           <w:sz w:val="24"/>
           <w:szCs w:val="24"/>
@@ -69,6 +90,7 @@
       </w:r>
       <w:r>
         <w:rPr>
+          <w:rFonts w:ascii="Aptos" w:hAnsi="Aptos" w:eastAsia="Aptos" w:cs="Aptos"/>
           <w:color w:val="000000"/>
           <w:sz w:val="24"/>
           <w:szCs w:val="24"/>
@@ -77,6 +99,7 @@
       </w:r>
       <w:r>
         <w:rPr>
+          <w:rFonts w:ascii="Aptos" w:hAnsi="Aptos" w:eastAsia="Aptos" w:cs="Aptos"/>
           <w:color w:val="000000"/>
           <w:sz w:val="24"/>
           <w:szCs w:val="24"/>
@@ -85,6 +108,7 @@
       </w:r>
       <w:r>
         <w:rPr>
+          <w:rFonts w:ascii="Aptos" w:hAnsi="Aptos" w:eastAsia="Aptos" w:cs="Aptos"/>
           <w:color w:val="000000"/>
           <w:sz w:val="24"/>
           <w:szCs w:val="24"/>
@@ -93,6 +117,7 @@
       </w:r>
       <w:r>
         <w:rPr>
+          <w:rFonts w:ascii="Aptos" w:hAnsi="Aptos" w:eastAsia="Aptos" w:cs="Aptos"/>
           <w:color w:val="000000"/>
           <w:sz w:val="24"/>
           <w:szCs w:val="24"/>
@@ -101,6 +126,7 @@
       </w:r>
       <w:r>
         <w:rPr>
+          <w:rFonts w:ascii="Aptos" w:hAnsi="Aptos" w:eastAsia="Aptos" w:cs="Aptos"/>
           <w:color w:val="000000"/>
           <w:sz w:val="24"/>
           <w:szCs w:val="24"/>
@@ -109,6 +135,7 @@
       </w:r>
       <w:r>
         <w:rPr>
+          <w:rFonts w:ascii="Aptos" w:hAnsi="Aptos" w:eastAsia="Aptos" w:cs="Aptos"/>
           <w:color w:val="000000"/>
           <w:sz w:val="24"/>
           <w:szCs w:val="24"/>
@@ -117,6 +144,7 @@
       </w:r>
       <w:r>
         <w:rPr>
+          <w:rFonts w:ascii="Aptos" w:hAnsi="Aptos" w:eastAsia="Aptos" w:cs="Aptos"/>
           <w:color w:val="000000"/>
           <w:sz w:val="24"/>
           <w:szCs w:val="24"/>
@@ -125,6 +153,7 @@
       </w:r>
       <w:r>
         <w:rPr>
+          <w:rFonts w:ascii="Aptos" w:hAnsi="Aptos" w:eastAsia="Aptos" w:cs="Aptos"/>
           <w:color w:val="000000"/>
           <w:sz w:val="24"/>
           <w:szCs w:val="24"/>
@@ -133,6 +162,7 @@
       </w:r>
       <w:r>
         <w:rPr>
+          <w:rFonts w:ascii="Aptos" w:hAnsi="Aptos" w:eastAsia="Aptos" w:cs="Aptos"/>
           <w:color w:val="000000"/>
           <w:sz w:val="24"/>
           <w:szCs w:val="24"/>
@@ -141,6 +171,7 @@
       </w:r>
       <w:r>
         <w:rPr>
+          <w:rFonts w:ascii="Aptos" w:hAnsi="Aptos" w:eastAsia="Aptos" w:cs="Aptos"/>
           <w:color w:val="000000"/>
           <w:sz w:val="24"/>
           <w:szCs w:val="24"/>
@@ -160,6 +191,7 @@
       </w:pPr>
       <w:r>
         <w:rPr>
+          <w:rFonts w:ascii="Aptos" w:hAnsi="Aptos" w:eastAsia="Aptos" w:cs="Aptos"/>
           <w:b/>
           <w:bCs/>
           <w:color w:val="000000"/>
@@ -170,6 +202,7 @@
       </w:r>
       <w:r>
         <w:rPr>
+          <w:rFonts w:ascii="Aptos" w:hAnsi="Aptos" w:eastAsia="Aptos" w:cs="Aptos"/>
           <w:b/>
           <w:bCs/>
           <w:color w:val="000000"/>
@@ -180,6 +213,7 @@
       </w:r>
       <w:r>
         <w:rPr>
+          <w:rFonts w:ascii="Aptos" w:hAnsi="Aptos" w:eastAsia="Aptos" w:cs="Aptos"/>
           <w:b/>
           <w:bCs/>
           <w:color w:val="000000"/>
@@ -190,6 +224,7 @@
       </w:r>
       <w:r>
         <w:rPr>
+          <w:rFonts w:ascii="Aptos" w:hAnsi="Aptos" w:eastAsia="Aptos" w:cs="Aptos"/>
           <w:color w:val="000000"/>
           <w:sz w:val="24"/>
           <w:szCs w:val="24"/>
@@ -198,6 +233,7 @@
       </w:r>
       <w:r>
         <w:rPr>
+          <w:rFonts w:ascii="Aptos" w:hAnsi="Aptos" w:eastAsia="Aptos" w:cs="Aptos"/>
           <w:color w:val="000000"/>
           <w:sz w:val="24"/>
           <w:szCs w:val="24"/>
@@ -206,6 +242,7 @@
       </w:r>
       <w:r>
         <w:rPr>
+          <w:rFonts w:ascii="Aptos" w:hAnsi="Aptos" w:eastAsia="Aptos" w:cs="Aptos"/>
           <w:color w:val="000000"/>
           <w:sz w:val="24"/>
           <w:szCs w:val="24"/>
@@ -214,6 +251,7 @@
       </w:r>
       <w:r>
         <w:rPr>
+          <w:rFonts w:ascii="Aptos" w:hAnsi="Aptos" w:eastAsia="Aptos" w:cs="Aptos"/>
           <w:color w:val="000000"/>
           <w:sz w:val="24"/>
           <w:szCs w:val="24"/>
@@ -222,6 +260,7 @@
       </w:r>
       <w:r>
         <w:rPr>
+          <w:rFonts w:ascii="Aptos" w:hAnsi="Aptos" w:eastAsia="Aptos" w:cs="Aptos"/>
           <w:color w:val="000000"/>
           <w:sz w:val="24"/>
           <w:szCs w:val="24"/>
@@ -230,6 +269,7 @@
       </w:r>
       <w:r>
         <w:rPr>
+          <w:rFonts w:ascii="Aptos" w:hAnsi="Aptos" w:eastAsia="Aptos" w:cs="Aptos"/>
           <w:color w:val="000000"/>
           <w:sz w:val="24"/>
           <w:szCs w:val="24"/>
@@ -238,6 +278,7 @@
       </w:r>
       <w:r>
         <w:rPr>
+          <w:rFonts w:ascii="Aptos" w:hAnsi="Aptos" w:eastAsia="Aptos" w:cs="Aptos"/>
           <w:color w:val="000000"/>
           <w:sz w:val="24"/>
           <w:szCs w:val="24"/>
@@ -246,6 +287,7 @@
       </w:r>
       <w:r>
         <w:rPr>
+          <w:rFonts w:ascii="Aptos" w:hAnsi="Aptos" w:eastAsia="Aptos" w:cs="Aptos"/>
           <w:color w:val="000000"/>
           <w:sz w:val="24"/>
           <w:szCs w:val="24"/>
@@ -254,6 +296,7 @@
       </w:r>
       <w:r>
         <w:rPr>
+          <w:rFonts w:ascii="Aptos" w:hAnsi="Aptos" w:eastAsia="Aptos" w:cs="Aptos"/>
           <w:color w:val="000000"/>
           <w:sz w:val="24"/>
           <w:szCs w:val="24"/>
@@ -262,6 +305,7 @@
       </w:r>
       <w:r>
         <w:rPr>
+          <w:rFonts w:ascii="Aptos" w:hAnsi="Aptos" w:eastAsia="Aptos" w:cs="Aptos"/>
           <w:color w:val="000000"/>
           <w:sz w:val="24"/>
           <w:szCs w:val="24"/>
@@ -270,6 +314,7 @@
       </w:r>
       <w:r>
         <w:rPr>
+          <w:rFonts w:ascii="Aptos" w:hAnsi="Aptos" w:eastAsia="Aptos" w:cs="Aptos"/>
           <w:color w:val="000000"/>
           <w:sz w:val="24"/>
           <w:szCs w:val="24"/>
@@ -278,6 +323,7 @@
       </w:r>
       <w:r>
         <w:rPr>
+          <w:rFonts w:ascii="Aptos" w:hAnsi="Aptos" w:eastAsia="Aptos" w:cs="Aptos"/>
           <w:color w:val="000000"/>
           <w:sz w:val="24"/>
           <w:szCs w:val="24"/>
@@ -286,6 +332,7 @@
       </w:r>
       <w:r>
         <w:rPr>
+          <w:rFonts w:ascii="Aptos" w:hAnsi="Aptos" w:eastAsia="Aptos" w:cs="Aptos"/>
           <w:color w:val="000000"/>
           <w:sz w:val="24"/>
           <w:szCs w:val="24"/>
@@ -294,6 +341,7 @@
       </w:r>
       <w:r>
         <w:rPr>
+          <w:rFonts w:ascii="Aptos" w:hAnsi="Aptos" w:eastAsia="Aptos" w:cs="Aptos"/>
           <w:color w:val="000000"/>
           <w:sz w:val="24"/>
           <w:szCs w:val="24"/>
@@ -315,6 +363,7 @@
       </w:pPr>
       <w:r>
         <w:rPr>
+          <w:rFonts w:ascii="Aptos" w:hAnsi="Aptos" w:eastAsia="Aptos" w:cs="Aptos"/>
           <w:b/>
           <w:bCs/>
           <w:color w:val="000000"/>
@@ -325,6 +374,7 @@
       </w:r>
       <w:r>
         <w:rPr>
+          <w:rFonts w:ascii="Aptos" w:hAnsi="Aptos" w:eastAsia="Aptos" w:cs="Aptos"/>
           <w:b/>
           <w:bCs/>
           <w:color w:val="000000"/>
@@ -335,6 +385,7 @@
       </w:r>
       <w:r>
         <w:rPr>
+          <w:rFonts w:ascii="Aptos" w:hAnsi="Aptos" w:eastAsia="Aptos" w:cs="Aptos"/>
           <w:b/>
           <w:bCs/>
           <w:color w:val="000000"/>
@@ -359,6 +410,7 @@
       </w:pPr>
       <w:r>
         <w:rPr>
+          <w:rFonts w:ascii="Aptos" w:hAnsi="Aptos" w:eastAsia="Aptos" w:cs="Aptos"/>
           <w:color w:val="000000"/>
         </w:rPr>
         <w:t xml:space="preserve">You had a similar </w:t>
@@ -366,6 +418,7 @@
       <w:proofErr w:type="gramStart"/>
       <w:r>
         <w:rPr>
+          <w:rFonts w:ascii="Aptos" w:hAnsi="Aptos" w:eastAsia="Aptos" w:cs="Aptos"/>
           <w:color w:val="000000"/>
         </w:rPr>
         <w:t>episode previously</w:t>
@@ -373,6 +426,7 @@
       <w:proofErr w:type="gramEnd"/>
       <w:r>
         <w:rPr>
+          <w:rFonts w:ascii="Aptos" w:hAnsi="Aptos" w:eastAsia="Aptos" w:cs="Aptos"/>
           <w:color w:val="000000"/>
         </w:rPr>
         <w:t xml:space="preserve"> this summer. The other AT knows about it but is not here right now.</w:t>
@@ -393,36 +447,42 @@
       </w:pPr>
       <w:r>
         <w:rPr>
+          <w:rFonts w:ascii="Aptos" w:hAnsi="Aptos" w:eastAsia="Aptos" w:cs="Aptos"/>
           <w:color w:val="000000"/>
         </w:rPr>
         <w:t>B</w:t>
       </w:r>
       <w:r>
         <w:rPr>
+          <w:rFonts w:ascii="Aptos" w:hAnsi="Aptos" w:eastAsia="Aptos" w:cs="Aptos"/>
           <w:color w:val="000000"/>
         </w:rPr>
         <w:t>reathing is s</w:t>
       </w:r>
       <w:r>
         <w:rPr>
+          <w:rFonts w:ascii="Aptos" w:hAnsi="Aptos" w:eastAsia="Aptos" w:cs="Aptos"/>
           <w:color w:val="000000"/>
         </w:rPr>
         <w:t xml:space="preserve">hallow and fast, </w:t>
       </w:r>
       <w:r>
         <w:rPr>
+          <w:rFonts w:ascii="Aptos" w:hAnsi="Aptos" w:eastAsia="Aptos" w:cs="Aptos"/>
           <w:color w:val="000000"/>
         </w:rPr>
         <w:t xml:space="preserve">and </w:t>
       </w:r>
       <w:r>
         <w:rPr>
+          <w:rFonts w:ascii="Aptos" w:hAnsi="Aptos" w:eastAsia="Aptos" w:cs="Aptos"/>
           <w:color w:val="000000"/>
         </w:rPr>
         <w:t>you feel short of breath (SOB)</w:t>
       </w:r>
       <w:r>
         <w:rPr>
+          <w:rFonts w:ascii="Aptos" w:hAnsi="Aptos" w:eastAsia="Aptos" w:cs="Aptos"/>
           <w:color w:val="000000"/>
         </w:rPr>
         <w:t>.</w:t>
@@ -443,48 +503,56 @@
       </w:pPr>
       <w:r>
         <w:rPr>
+          <w:rFonts w:ascii="Aptos" w:hAnsi="Aptos" w:eastAsia="Aptos" w:cs="Aptos"/>
           <w:color w:val="000000"/>
         </w:rPr>
         <w:t>Pulse is f</w:t>
       </w:r>
       <w:r>
         <w:rPr>
+          <w:rFonts w:ascii="Aptos" w:hAnsi="Aptos" w:eastAsia="Aptos" w:cs="Aptos"/>
           <w:color w:val="000000"/>
         </w:rPr>
         <w:t>ast, irregular (</w:t>
       </w:r>
       <w:r>
         <w:rPr>
+          <w:rFonts w:ascii="Aptos" w:hAnsi="Aptos" w:eastAsia="Aptos" w:cs="Aptos"/>
           <w:color w:val="000000"/>
         </w:rPr>
         <w:t xml:space="preserve">irregularity noticed </w:t>
       </w:r>
       <w:r>
         <w:rPr>
+          <w:rFonts w:ascii="Aptos" w:hAnsi="Aptos" w:eastAsia="Aptos" w:cs="Aptos"/>
           <w:color w:val="000000"/>
         </w:rPr>
         <w:t xml:space="preserve">if </w:t>
       </w:r>
       <w:r>
         <w:rPr>
+          <w:rFonts w:ascii="Aptos" w:hAnsi="Aptos" w:eastAsia="Aptos" w:cs="Aptos"/>
           <w:color w:val="000000"/>
         </w:rPr>
         <w:t>palpated</w:t>
       </w:r>
       <w:r>
         <w:rPr>
+          <w:rFonts w:ascii="Aptos" w:hAnsi="Aptos" w:eastAsia="Aptos" w:cs="Aptos"/>
           <w:color w:val="000000"/>
         </w:rPr>
         <w:t xml:space="preserve"> for </w:t>
       </w:r>
       <w:r>
         <w:rPr>
+          <w:rFonts w:ascii="Aptos" w:hAnsi="Aptos" w:eastAsia="Aptos" w:cs="Aptos"/>
           <w:color w:val="000000"/>
         </w:rPr>
         <w:t>15 seconds or witnessed on pulse oximeter for 5 seconds)</w:t>
       </w:r>
       <w:r>
         <w:rPr>
+          <w:rFonts w:ascii="Aptos" w:hAnsi="Aptos" w:eastAsia="Aptos" w:cs="Aptos"/>
           <w:color w:val="000000"/>
         </w:rPr>
         <w:t>.</w:t>
@@ -505,12 +573,14 @@
       </w:pPr>
       <w:r>
         <w:rPr>
+          <w:rFonts w:ascii="Aptos" w:hAnsi="Aptos" w:eastAsia="Aptos" w:cs="Aptos"/>
           <w:color w:val="000000"/>
         </w:rPr>
         <w:t>Walking slowly, cautiously</w:t>
       </w:r>
       <w:r>
         <w:rPr>
+          <w:rFonts w:ascii="Aptos" w:hAnsi="Aptos" w:eastAsia="Aptos" w:cs="Aptos"/>
           <w:color w:val="000000"/>
         </w:rPr>
         <w:t>.</w:t>
@@ -531,60 +601,70 @@
       </w:pPr>
       <w:r>
         <w:rPr>
+          <w:rFonts w:ascii="Aptos" w:hAnsi="Aptos" w:eastAsia="Aptos" w:cs="Aptos"/>
           <w:color w:val="000000"/>
         </w:rPr>
         <w:t>Chest pain starts at 7/10 and then slowly decreases to 0.</w:t>
       </w:r>
       <w:r>
         <w:rPr>
+          <w:rFonts w:ascii="Aptos" w:hAnsi="Aptos" w:eastAsia="Aptos" w:cs="Aptos"/>
           <w:color w:val="000000"/>
         </w:rPr>
         <w:t xml:space="preserve"> </w:t>
       </w:r>
       <w:r>
         <w:rPr>
+          <w:rFonts w:ascii="Aptos" w:hAnsi="Aptos" w:eastAsia="Aptos" w:cs="Aptos"/>
           <w:color w:val="000000"/>
         </w:rPr>
         <w:t>7</w:t>
       </w:r>
       <w:r>
         <w:rPr>
+          <w:rFonts w:ascii="Aptos" w:hAnsi="Aptos" w:eastAsia="Aptos" w:cs="Aptos"/>
           <w:color w:val="000000"/>
         </w:rPr>
         <w:t>—</w:t>
       </w:r>
       <w:r>
         <w:rPr>
+          <w:rFonts w:ascii="Aptos" w:hAnsi="Aptos" w:eastAsia="Aptos" w:cs="Aptos"/>
           <w:color w:val="000000"/>
         </w:rPr>
         <w:t>Initial, 5 after two minutes, 0</w:t>
       </w:r>
       <w:r>
         <w:rPr>
+          <w:rFonts w:ascii="Aptos" w:hAnsi="Aptos" w:eastAsia="Aptos" w:cs="Aptos"/>
           <w:color w:val="000000"/>
         </w:rPr>
         <w:t>—</w:t>
       </w:r>
       <w:r>
         <w:rPr>
+          <w:rFonts w:ascii="Aptos" w:hAnsi="Aptos" w:eastAsia="Aptos" w:cs="Aptos"/>
           <w:color w:val="000000"/>
         </w:rPr>
         <w:t xml:space="preserve">near the end or </w:t>
       </w:r>
       <w:r>
         <w:rPr>
+          <w:rFonts w:ascii="Aptos" w:hAnsi="Aptos" w:eastAsia="Aptos" w:cs="Aptos"/>
           <w:color w:val="000000"/>
         </w:rPr>
         <w:t xml:space="preserve">at </w:t>
       </w:r>
       <w:r>
         <w:rPr>
+          <w:rFonts w:ascii="Aptos" w:hAnsi="Aptos" w:eastAsia="Aptos" w:cs="Aptos"/>
           <w:color w:val="000000"/>
         </w:rPr>
         <w:t>four</w:t>
       </w:r>
       <w:r>
         <w:rPr>
+          <w:rFonts w:ascii="Aptos" w:hAnsi="Aptos" w:eastAsia="Aptos" w:cs="Aptos"/>
           <w:color w:val="000000"/>
         </w:rPr>
         <w:t xml:space="preserve"> minutes.</w:t>
@@ -605,30 +685,35 @@
       </w:pPr>
       <w:r>
         <w:rPr>
+          <w:rFonts w:ascii="Aptos" w:hAnsi="Aptos" w:eastAsia="Aptos" w:cs="Aptos"/>
           <w:color w:val="000000"/>
         </w:rPr>
         <w:t>All vitals are provided. The HCP will not be able to take vitals (they are not allowed to touch the patient)</w:t>
       </w:r>
       <w:r>
         <w:rPr>
+          <w:rFonts w:ascii="Aptos" w:hAnsi="Aptos" w:eastAsia="Aptos" w:cs="Aptos"/>
           <w:color w:val="000000"/>
         </w:rPr>
         <w:t>,</w:t>
       </w:r>
       <w:r>
         <w:rPr>
+          <w:rFonts w:ascii="Aptos" w:hAnsi="Aptos" w:eastAsia="Aptos" w:cs="Aptos"/>
           <w:color w:val="000000"/>
         </w:rPr>
         <w:t xml:space="preserve"> but </w:t>
       </w:r>
       <w:r>
         <w:rPr>
+          <w:rFonts w:ascii="Aptos" w:hAnsi="Aptos" w:eastAsia="Aptos" w:cs="Aptos"/>
           <w:color w:val="000000"/>
         </w:rPr>
         <w:t xml:space="preserve">the following table </w:t>
       </w:r>
       <w:r>
         <w:rPr>
+          <w:rFonts w:ascii="Aptos" w:hAnsi="Aptos" w:eastAsia="Aptos" w:cs="Aptos"/>
           <w:color w:val="000000"/>
         </w:rPr>
         <w:t>gives you an idea of how you feel and what is going on.</w:t>
@@ -649,8 +734,7 @@
       </w:tblPr>
       <w:tblGrid>
         <w:gridCol w:w="1278"/>
-        <w:gridCol w:w="2160"/>
-        <w:gridCol w:w="900"/>
+        <w:gridCol w:w="3060"/>
         <w:gridCol w:w="2619"/>
         <w:gridCol w:w="2619"/>
       </w:tblGrid>
@@ -675,6 +759,7 @@
             </w:pPr>
             <w:r>
               <w:rPr>
+                <w:rFonts w:ascii="Aptos" w:hAnsi="Aptos" w:eastAsia="Aptos" w:cs="Aptos"/>
                 <w:b/>
                 <w:bCs/>
                 <w:color w:val="FFFFFF" w:themeColor="background1"/>
@@ -688,7 +773,6 @@
         <w:tc>
           <w:tcPr>
             <w:tcW w:w="3060" w:type="dxa"/>
-            <w:gridSpan w:val="2"/>
             <w:shd w:val="clear" w:color="auto" w:fill="A73023"/>
           </w:tcPr>
           <w:p>
@@ -704,7 +788,7 @@
             </w:pPr>
             <w:r>
               <w:rPr>
-                <w:rFonts w:ascii="Aptos" w:eastAsia="Aptos" w:hAnsi="Aptos"/>
+                <w:rFonts w:ascii="Aptos" w:hAnsi="Aptos" w:eastAsia="Aptos" w:cs="Aptos"/>
                 <w:b/>
                 <w:bCs/>
                 <w:color w:val="FFFFFF" w:themeColor="background1"/>
@@ -733,6 +817,7 @@
             </w:pPr>
             <w:r>
               <w:rPr>
+                <w:rFonts w:ascii="Aptos" w:hAnsi="Aptos" w:eastAsia="Aptos" w:cs="Aptos"/>
                 <w:b/>
                 <w:bCs/>
                 <w:color w:val="FFFFFF" w:themeColor="background1"/>
@@ -763,6 +848,7 @@
             </w:pPr>
             <w:r>
               <w:rPr>
+                <w:rFonts w:ascii="Aptos" w:hAnsi="Aptos" w:eastAsia="Aptos" w:cs="Aptos"/>
                 <w:b/>
                 <w:bCs/>
                 <w:color w:val="FFFFFF" w:themeColor="background1"/>
@@ -792,6 +878,7 @@
             </w:pPr>
             <w:r>
               <w:rPr>
+                <w:rFonts w:ascii="Aptos" w:hAnsi="Aptos" w:eastAsia="Aptos" w:cs="Aptos"/>
                 <w:color w:val="000000"/>
                 <w:sz w:val="24"/>
                 <w:szCs w:val="24"/>
@@ -803,7 +890,6 @@
         <w:tc>
           <w:tcPr>
             <w:tcW w:w="3060" w:type="dxa"/>
-            <w:gridSpan w:val="2"/>
           </w:tcPr>
           <w:p>
             <w:pPr>
@@ -816,7 +902,7 @@
             </w:pPr>
             <w:r>
               <w:rPr>
-                <w:rFonts w:ascii="Aptos" w:eastAsia="Aptos" w:hAnsi="Aptos"/>
+                <w:rFonts w:ascii="Aptos" w:hAnsi="Aptos" w:eastAsia="Aptos" w:cs="Aptos"/>
                 <w:color w:val="000000"/>
               </w:rPr>
               <w:t>Clear, equal, bilateral</w:t>
@@ -840,6 +926,7 @@
             </w:pPr>
             <w:r>
               <w:rPr>
+                <w:rFonts w:ascii="Aptos" w:hAnsi="Aptos" w:eastAsia="Aptos" w:cs="Aptos"/>
                 <w:color w:val="000000"/>
                 <w:sz w:val="24"/>
                 <w:szCs w:val="24"/>
@@ -865,6 +952,7 @@
             </w:pPr>
             <w:r>
               <w:rPr>
+                <w:rFonts w:ascii="Aptos" w:hAnsi="Aptos" w:eastAsia="Aptos" w:cs="Aptos"/>
                 <w:color w:val="000000"/>
                 <w:sz w:val="24"/>
                 <w:szCs w:val="24"/>
@@ -892,6 +980,7 @@
             </w:pPr>
             <w:r>
               <w:rPr>
+                <w:rFonts w:ascii="Aptos" w:hAnsi="Aptos" w:eastAsia="Aptos" w:cs="Aptos"/>
                 <w:color w:val="000000"/>
                 <w:sz w:val="24"/>
                 <w:szCs w:val="24"/>
@@ -903,7 +992,6 @@
         <w:tc>
           <w:tcPr>
             <w:tcW w:w="3060" w:type="dxa"/>
-            <w:gridSpan w:val="2"/>
           </w:tcPr>
           <w:p>
             <w:pPr>
@@ -916,21 +1004,21 @@
             </w:pPr>
             <w:r>
               <w:rPr>
-                <w:rFonts w:ascii="Aptos" w:eastAsia="Aptos" w:hAnsi="Aptos"/>
+                <w:rFonts w:ascii="Aptos" w:hAnsi="Aptos" w:eastAsia="Aptos" w:cs="Aptos"/>
                 <w:color w:val="000000"/>
               </w:rPr>
               <w:t>7</w:t>
             </w:r>
             <w:r>
               <w:rPr>
-                <w:rFonts w:ascii="Aptos" w:eastAsia="Aptos" w:hAnsi="Aptos"/>
+                <w:rFonts w:ascii="Aptos" w:hAnsi="Aptos" w:eastAsia="Aptos" w:cs="Aptos"/>
                 <w:color w:val="000000"/>
               </w:rPr>
               <w:t>/</w:t>
             </w:r>
             <w:r>
               <w:rPr>
-                <w:rFonts w:ascii="Aptos" w:eastAsia="Aptos" w:hAnsi="Aptos"/>
+                <w:rFonts w:ascii="Aptos" w:hAnsi="Aptos" w:eastAsia="Aptos" w:cs="Aptos"/>
                 <w:color w:val="000000"/>
               </w:rPr>
               <w:t>10</w:t>
@@ -954,6 +1042,7 @@
             </w:pPr>
             <w:r>
               <w:rPr>
+                <w:rFonts w:ascii="Aptos" w:hAnsi="Aptos" w:eastAsia="Aptos" w:cs="Aptos"/>
                 <w:color w:val="000000"/>
                 <w:sz w:val="24"/>
                 <w:szCs w:val="24"/>
@@ -962,6 +1051,7 @@
             </w:r>
             <w:r>
               <w:rPr>
+                <w:rFonts w:ascii="Aptos" w:hAnsi="Aptos" w:eastAsia="Aptos" w:cs="Aptos"/>
                 <w:color w:val="000000"/>
                 <w:sz w:val="24"/>
                 <w:szCs w:val="24"/>
@@ -970,6 +1060,7 @@
             </w:r>
             <w:r>
               <w:rPr>
+                <w:rFonts w:ascii="Aptos" w:hAnsi="Aptos" w:eastAsia="Aptos" w:cs="Aptos"/>
                 <w:color w:val="000000"/>
                 <w:sz w:val="24"/>
                 <w:szCs w:val="24"/>
@@ -995,6 +1086,7 @@
             </w:pPr>
             <w:r>
               <w:rPr>
+                <w:rFonts w:ascii="Aptos" w:hAnsi="Aptos" w:eastAsia="Aptos" w:cs="Aptos"/>
                 <w:color w:val="000000"/>
                 <w:sz w:val="24"/>
                 <w:szCs w:val="24"/>
@@ -1003,6 +1095,7 @@
             </w:r>
             <w:r>
               <w:rPr>
+                <w:rFonts w:ascii="Aptos" w:hAnsi="Aptos" w:eastAsia="Aptos" w:cs="Aptos"/>
                 <w:color w:val="000000"/>
                 <w:sz w:val="24"/>
                 <w:szCs w:val="24"/>
@@ -1011,6 +1104,7 @@
             </w:r>
             <w:r>
               <w:rPr>
+                <w:rFonts w:ascii="Aptos" w:hAnsi="Aptos" w:eastAsia="Aptos" w:cs="Aptos"/>
                 <w:color w:val="000000"/>
                 <w:sz w:val="24"/>
                 <w:szCs w:val="24"/>
@@ -1038,6 +1132,7 @@
             </w:pPr>
             <w:r>
               <w:rPr>
+                <w:rFonts w:ascii="Aptos" w:hAnsi="Aptos" w:eastAsia="Aptos" w:cs="Aptos"/>
                 <w:color w:val="000000"/>
                 <w:sz w:val="24"/>
                 <w:szCs w:val="24"/>
@@ -1050,7 +1145,6 @@
         <w:tc>
           <w:tcPr>
             <w:tcW w:w="3060" w:type="dxa"/>
-            <w:gridSpan w:val="2"/>
           </w:tcPr>
           <w:p>
             <w:pPr>
@@ -1063,7 +1157,7 @@
             </w:pPr>
             <w:r>
               <w:rPr>
-                <w:rFonts w:ascii="Aptos" w:eastAsia="Aptos" w:hAnsi="Aptos"/>
+                <w:rFonts w:ascii="Aptos" w:hAnsi="Aptos" w:eastAsia="Aptos" w:cs="Aptos"/>
                 <w:color w:val="000000"/>
               </w:rPr>
               <w:t>Warm, normal</w:t>
@@ -1087,6 +1181,7 @@
             </w:pPr>
             <w:r>
               <w:rPr>
+                <w:rFonts w:ascii="Aptos" w:hAnsi="Aptos" w:eastAsia="Aptos" w:cs="Aptos"/>
                 <w:color w:val="000000"/>
                 <w:sz w:val="24"/>
                 <w:szCs w:val="24"/>
@@ -1112,6 +1207,7 @@
             </w:pPr>
             <w:r>
               <w:rPr>
+                <w:rFonts w:ascii="Aptos" w:hAnsi="Aptos" w:eastAsia="Aptos" w:cs="Aptos"/>
                 <w:color w:val="000000"/>
                 <w:sz w:val="24"/>
                 <w:szCs w:val="24"/>
@@ -1139,6 +1235,7 @@
             </w:pPr>
             <w:r>
               <w:rPr>
+                <w:rFonts w:ascii="Aptos" w:hAnsi="Aptos" w:eastAsia="Aptos" w:cs="Aptos"/>
                 <w:color w:val="000000"/>
                 <w:sz w:val="24"/>
                 <w:szCs w:val="24"/>
@@ -1150,7 +1247,6 @@
         <w:tc>
           <w:tcPr>
             <w:tcW w:w="3060" w:type="dxa"/>
-            <w:gridSpan w:val="2"/>
           </w:tcPr>
           <w:p>
             <w:pPr>
@@ -1163,7 +1259,7 @@
             </w:pPr>
             <w:r>
               <w:rPr>
-                <w:rFonts w:ascii="Aptos" w:eastAsia="Aptos" w:hAnsi="Aptos"/>
+                <w:rFonts w:ascii="Aptos" w:hAnsi="Aptos" w:eastAsia="Aptos" w:cs="Aptos"/>
                 <w:color w:val="000000"/>
               </w:rPr>
               <w:t>Heart is beating irregularly</w:t>
@@ -1187,6 +1283,7 @@
             </w:pPr>
             <w:r>
               <w:rPr>
+                <w:rFonts w:ascii="Aptos" w:hAnsi="Aptos" w:eastAsia="Aptos" w:cs="Aptos"/>
                 <w:color w:val="000000"/>
                 <w:sz w:val="24"/>
                 <w:szCs w:val="24"/>
@@ -1212,6 +1309,7 @@
             </w:pPr>
             <w:r>
               <w:rPr>
+                <w:rFonts w:ascii="Aptos" w:hAnsi="Aptos" w:eastAsia="Aptos" w:cs="Aptos"/>
                 <w:color w:val="000000"/>
                 <w:sz w:val="24"/>
                 <w:szCs w:val="24"/>
@@ -1239,6 +1337,7 @@
             </w:pPr>
             <w:r>
               <w:rPr>
+                <w:rFonts w:ascii="Aptos" w:hAnsi="Aptos" w:eastAsia="Aptos" w:cs="Aptos"/>
                 <w:color w:val="000000"/>
                 <w:sz w:val="24"/>
                 <w:szCs w:val="24"/>
@@ -1250,7 +1349,6 @@
         <w:tc>
           <w:tcPr>
             <w:tcW w:w="3060" w:type="dxa"/>
-            <w:gridSpan w:val="2"/>
           </w:tcPr>
           <w:p>
             <w:pPr>
@@ -1263,7 +1361,7 @@
             </w:pPr>
             <w:r>
               <w:rPr>
-                <w:rFonts w:ascii="Aptos" w:eastAsia="Aptos" w:hAnsi="Aptos"/>
+                <w:rFonts w:ascii="Aptos" w:hAnsi="Aptos" w:eastAsia="Aptos" w:cs="Aptos"/>
                 <w:color w:val="000000"/>
               </w:rPr>
               <w:t>Very fast</w:t>
@@ -1287,6 +1385,7 @@
             </w:pPr>
             <w:r>
               <w:rPr>
+                <w:rFonts w:ascii="Aptos" w:hAnsi="Aptos" w:eastAsia="Aptos" w:cs="Aptos"/>
                 <w:color w:val="000000"/>
                 <w:sz w:val="24"/>
                 <w:szCs w:val="24"/>
@@ -1312,6 +1411,7 @@
             </w:pPr>
             <w:r>
               <w:rPr>
+                <w:rFonts w:ascii="Aptos" w:hAnsi="Aptos" w:eastAsia="Aptos" w:cs="Aptos"/>
                 <w:color w:val="000000"/>
                 <w:sz w:val="24"/>
                 <w:szCs w:val="24"/>
@@ -1339,6 +1439,7 @@
             </w:pPr>
             <w:r>
               <w:rPr>
+                <w:rFonts w:ascii="Aptos" w:hAnsi="Aptos" w:eastAsia="Aptos" w:cs="Aptos"/>
                 <w:color w:val="000000"/>
                 <w:sz w:val="24"/>
                 <w:szCs w:val="24"/>
@@ -1350,7 +1451,6 @@
         <w:tc>
           <w:tcPr>
             <w:tcW w:w="3060" w:type="dxa"/>
-            <w:gridSpan w:val="2"/>
           </w:tcPr>
           <w:p>
             <w:pPr>
@@ -1365,6 +1465,7 @@
             </w:pPr>
             <w:r>
               <w:rPr>
+                <w:rFonts w:ascii="Aptos" w:hAnsi="Aptos" w:eastAsia="Aptos" w:cs="Aptos"/>
                 <w:color w:val="000000"/>
                 <w:sz w:val="24"/>
                 <w:szCs w:val="24"/>
@@ -1390,6 +1491,7 @@
             </w:pPr>
             <w:r>
               <w:rPr>
+                <w:rFonts w:ascii="Aptos" w:hAnsi="Aptos" w:eastAsia="Aptos" w:cs="Aptos"/>
                 <w:color w:val="000000"/>
                 <w:sz w:val="24"/>
                 <w:szCs w:val="24"/>
@@ -1415,6 +1517,7 @@
             </w:pPr>
             <w:r>
               <w:rPr>
+                <w:rFonts w:ascii="Aptos" w:hAnsi="Aptos" w:eastAsia="Aptos" w:cs="Aptos"/>
                 <w:color w:val="000000"/>
                 <w:sz w:val="24"/>
                 <w:szCs w:val="24"/>
@@ -1423,6 +1526,7 @@
             </w:r>
             <w:r>
               <w:rPr>
+                <w:rFonts w:ascii="Aptos" w:hAnsi="Aptos" w:eastAsia="Aptos" w:cs="Aptos"/>
                 <w:color w:val="000000"/>
                 <w:sz w:val="24"/>
                 <w:szCs w:val="24"/>
@@ -1431,6 +1535,7 @@
             </w:r>
             <w:r>
               <w:rPr>
+                <w:rFonts w:ascii="Aptos" w:hAnsi="Aptos" w:eastAsia="Aptos" w:cs="Aptos"/>
                 <w:color w:val="000000"/>
                 <w:sz w:val="24"/>
                 <w:szCs w:val="24"/>
@@ -1458,6 +1563,7 @@
             </w:pPr>
             <w:r>
               <w:rPr>
+                <w:rFonts w:ascii="Aptos" w:hAnsi="Aptos" w:eastAsia="Aptos" w:cs="Aptos"/>
                 <w:color w:val="000000"/>
                 <w:sz w:val="24"/>
                 <w:szCs w:val="24"/>
@@ -1469,7 +1575,6 @@
         <w:tc>
           <w:tcPr>
             <w:tcW w:w="3060" w:type="dxa"/>
-            <w:gridSpan w:val="2"/>
           </w:tcPr>
           <w:p>
             <w:pPr>
@@ -1484,6 +1589,7 @@
             </w:pPr>
             <w:r>
               <w:rPr>
+                <w:rFonts w:ascii="Aptos" w:hAnsi="Aptos" w:eastAsia="Aptos" w:cs="Aptos"/>
                 <w:color w:val="000000"/>
                 <w:sz w:val="24"/>
                 <w:szCs w:val="24"/>
@@ -1509,6 +1615,7 @@
             </w:pPr>
             <w:r>
               <w:rPr>
+                <w:rFonts w:ascii="Aptos" w:hAnsi="Aptos" w:eastAsia="Aptos" w:cs="Aptos"/>
                 <w:color w:val="000000"/>
                 <w:sz w:val="24"/>
                 <w:szCs w:val="24"/>
@@ -1517,6 +1624,7 @@
             </w:r>
             <w:r>
               <w:rPr>
+                <w:rFonts w:ascii="Aptos" w:hAnsi="Aptos" w:eastAsia="Aptos" w:cs="Aptos"/>
                 <w:color w:val="000000"/>
                 <w:sz w:val="24"/>
                 <w:szCs w:val="24"/>
@@ -1525,6 +1633,7 @@
             </w:r>
             <w:r>
               <w:rPr>
+                <w:rFonts w:ascii="Aptos" w:hAnsi="Aptos" w:eastAsia="Aptos" w:cs="Aptos"/>
                 <w:color w:val="000000"/>
                 <w:sz w:val="24"/>
                 <w:szCs w:val="24"/>
@@ -1550,6 +1659,7 @@
             </w:pPr>
             <w:r>
               <w:rPr>
+                <w:rFonts w:ascii="Aptos" w:hAnsi="Aptos" w:eastAsia="Aptos" w:cs="Aptos"/>
                 <w:color w:val="000000"/>
                 <w:sz w:val="24"/>
                 <w:szCs w:val="24"/>
@@ -1577,6 +1687,7 @@
             </w:pPr>
             <w:r>
               <w:rPr>
+                <w:rFonts w:ascii="Aptos" w:hAnsi="Aptos" w:eastAsia="Aptos" w:cs="Aptos"/>
                 <w:color w:val="000000"/>
                 <w:sz w:val="24"/>
                 <w:szCs w:val="24"/>
@@ -1588,7 +1699,6 @@
         <w:tc>
           <w:tcPr>
             <w:tcW w:w="3060" w:type="dxa"/>
-            <w:gridSpan w:val="2"/>
           </w:tcPr>
           <w:p>
             <w:pPr>
@@ -1603,6 +1713,7 @@
             </w:pPr>
             <w:r>
               <w:rPr>
+                <w:rFonts w:ascii="Aptos" w:hAnsi="Aptos" w:eastAsia="Aptos" w:cs="Aptos"/>
                 <w:color w:val="000000"/>
                 <w:sz w:val="24"/>
                 <w:szCs w:val="24"/>
@@ -1628,6 +1739,7 @@
             </w:pPr>
             <w:r>
               <w:rPr>
+                <w:rFonts w:ascii="Aptos" w:hAnsi="Aptos" w:eastAsia="Aptos" w:cs="Aptos"/>
                 <w:color w:val="000000"/>
                 <w:sz w:val="24"/>
                 <w:szCs w:val="24"/>
@@ -1653,6 +1765,7 @@
             </w:pPr>
             <w:r>
               <w:rPr>
+                <w:rFonts w:ascii="Aptos" w:hAnsi="Aptos" w:eastAsia="Aptos" w:cs="Aptos"/>
                 <w:color w:val="000000"/>
                 <w:sz w:val="24"/>
                 <w:szCs w:val="24"/>
@@ -1662,6 +1775,24 @@
           </w:p>
         </w:tc>
       </w:tr>
+    </w:tbl>
+    <w:tbl>
+      <w:tblPr>
+        <w:tblW w:w="5000" w:type="pct"/>
+        <w:tblBorders>
+          <w:top w:val="single" w:sz="4" w:space="0" w:color="auto"/>
+          <w:left w:val="single" w:sz="4" w:space="0" w:color="auto"/>
+          <w:bottom w:val="single" w:sz="4" w:space="0" w:color="auto"/>
+          <w:right w:val="single" w:sz="4" w:space="0" w:color="auto"/>
+          <w:insideH w:val="single" w:sz="4" w:space="0" w:color="auto"/>
+          <w:insideV w:val="single" w:sz="4" w:space="0" w:color="auto"/>
+        </w:tblBorders>
+        <w:tblLook w:val="04A0" w:firstRow="1" w:lastRow="0" w:firstColumn="1" w:lastColumn="0" w:noHBand="0" w:noVBand="1"/>
+      </w:tblPr>
+      <w:tblGrid>
+        <w:gridCol w:w="3438"/>
+        <w:gridCol w:w="6138"/>
+      </w:tblGrid>
       <w:tr>
         <w:trPr>
           <w:trHeight w:val="60"/>
@@ -1669,7 +1800,6 @@
         <w:tc>
           <w:tcPr>
             <w:tcW w:w="3438" w:type="dxa"/>
-            <w:gridSpan w:val="2"/>
           </w:tcPr>
           <w:p>
             <w:pPr>
@@ -1684,6 +1814,7 @@
             </w:pPr>
             <w:r>
               <w:rPr>
+                <w:rFonts w:ascii="Aptos" w:hAnsi="Aptos" w:eastAsia="Aptos" w:cs="Aptos"/>
                 <w:color w:val="000000"/>
                 <w:sz w:val="24"/>
                 <w:szCs w:val="24"/>
@@ -1692,6 +1823,7 @@
             </w:r>
             <w:r>
               <w:rPr>
+                <w:rFonts w:ascii="Aptos" w:hAnsi="Aptos" w:eastAsia="Aptos" w:cs="Aptos"/>
                 <w:color w:val="000000"/>
                 <w:sz w:val="24"/>
                 <w:szCs w:val="24"/>
@@ -1700,6 +1832,7 @@
             </w:r>
             <w:r>
               <w:rPr>
+                <w:rFonts w:ascii="Aptos" w:hAnsi="Aptos" w:eastAsia="Aptos" w:cs="Aptos"/>
                 <w:color w:val="000000"/>
                 <w:sz w:val="24"/>
                 <w:szCs w:val="24"/>
@@ -1708,6 +1841,7 @@
             </w:r>
             <w:r>
               <w:rPr>
+                <w:rFonts w:ascii="Aptos" w:hAnsi="Aptos" w:eastAsia="Aptos" w:cs="Aptos"/>
                 <w:color w:val="000000"/>
                 <w:sz w:val="24"/>
                 <w:szCs w:val="24"/>
@@ -1719,7 +1853,6 @@
         <w:tc>
           <w:tcPr>
             <w:tcW w:w="6138" w:type="dxa"/>
-            <w:gridSpan w:val="3"/>
           </w:tcPr>
           <w:p>
             <w:pPr>
@@ -1732,70 +1865,70 @@
             </w:pPr>
             <w:r>
               <w:rPr>
-                <w:rFonts w:ascii="Aptos" w:eastAsia="Aptos" w:hAnsi="Aptos"/>
+                <w:rFonts w:ascii="Aptos" w:hAnsi="Aptos" w:eastAsia="Aptos" w:cs="Aptos"/>
                 <w:color w:val="000000"/>
               </w:rPr>
               <w:t xml:space="preserve">Tingling sensation </w:t>
             </w:r>
             <w:r>
               <w:rPr>
-                <w:rFonts w:ascii="Aptos" w:eastAsia="Aptos" w:hAnsi="Aptos"/>
+                <w:rFonts w:ascii="Aptos" w:hAnsi="Aptos" w:eastAsia="Aptos" w:cs="Aptos"/>
                 <w:color w:val="000000"/>
               </w:rPr>
               <w:t>in</w:t>
             </w:r>
             <w:r>
               <w:rPr>
-                <w:rFonts w:ascii="Aptos" w:eastAsia="Aptos" w:hAnsi="Aptos"/>
+                <w:rFonts w:ascii="Aptos" w:hAnsi="Aptos" w:eastAsia="Aptos" w:cs="Aptos"/>
                 <w:color w:val="000000"/>
               </w:rPr>
               <w:t xml:space="preserve"> </w:t>
             </w:r>
             <w:r>
               <w:rPr>
-                <w:rFonts w:ascii="Aptos" w:eastAsia="Aptos" w:hAnsi="Aptos"/>
+                <w:rFonts w:ascii="Aptos" w:hAnsi="Aptos" w:eastAsia="Aptos" w:cs="Aptos"/>
                 <w:color w:val="000000"/>
               </w:rPr>
               <w:t>both legs.</w:t>
             </w:r>
             <w:r>
               <w:rPr>
-                <w:rFonts w:ascii="Aptos" w:eastAsia="Aptos" w:hAnsi="Aptos"/>
+                <w:rFonts w:ascii="Aptos" w:hAnsi="Aptos" w:eastAsia="Aptos" w:cs="Aptos"/>
                 <w:color w:val="000000"/>
               </w:rPr>
               <w:t xml:space="preserve"> </w:t>
             </w:r>
             <w:r>
               <w:rPr>
-                <w:rFonts w:ascii="Aptos" w:eastAsia="Aptos" w:hAnsi="Aptos"/>
+                <w:rFonts w:ascii="Aptos" w:hAnsi="Aptos" w:eastAsia="Aptos" w:cs="Aptos"/>
                 <w:color w:val="000000"/>
               </w:rPr>
               <w:t>I feel like the room is spinning</w:t>
             </w:r>
             <w:r>
               <w:rPr>
-                <w:rFonts w:ascii="Aptos" w:eastAsia="Aptos" w:hAnsi="Aptos"/>
+                <w:rFonts w:ascii="Aptos" w:hAnsi="Aptos" w:eastAsia="Aptos" w:cs="Aptos"/>
                 <w:color w:val="000000"/>
               </w:rPr>
               <w:t>,</w:t>
             </w:r>
             <w:r>
               <w:rPr>
-                <w:rFonts w:ascii="Aptos" w:eastAsia="Aptos" w:hAnsi="Aptos"/>
+                <w:rFonts w:ascii="Aptos" w:hAnsi="Aptos" w:eastAsia="Aptos" w:cs="Aptos"/>
                 <w:color w:val="000000"/>
               </w:rPr>
               <w:t xml:space="preserve"> and I might pass out.</w:t>
             </w:r>
             <w:r>
               <w:rPr>
-                <w:rFonts w:ascii="Aptos" w:eastAsia="Aptos" w:hAnsi="Aptos"/>
+                <w:rFonts w:ascii="Aptos" w:hAnsi="Aptos" w:eastAsia="Aptos" w:cs="Aptos"/>
                 <w:color w:val="000000"/>
               </w:rPr>
               <w:t xml:space="preserve"> </w:t>
             </w:r>
             <w:r>
               <w:rPr>
-                <w:rFonts w:ascii="Aptos" w:eastAsia="Aptos" w:hAnsi="Aptos"/>
+                <w:rFonts w:ascii="Aptos" w:hAnsi="Aptos" w:eastAsia="Aptos" w:cs="Aptos"/>
                 <w:color w:val="000000"/>
               </w:rPr>
               <w:t>Decreases as time passes</w:t>
@@ -1807,7 +1940,6 @@
         <w:tc>
           <w:tcPr>
             <w:tcW w:w="3438" w:type="dxa"/>
-            <w:gridSpan w:val="2"/>
           </w:tcPr>
           <w:p>
             <w:pPr>
@@ -1822,6 +1954,7 @@
             </w:pPr>
             <w:r>
               <w:rPr>
+                <w:rFonts w:ascii="Aptos" w:hAnsi="Aptos" w:eastAsia="Aptos" w:cs="Aptos"/>
                 <w:color w:val="000000"/>
                 <w:sz w:val="24"/>
                 <w:szCs w:val="24"/>
@@ -1830,6 +1963,7 @@
             </w:r>
             <w:r>
               <w:rPr>
+                <w:rFonts w:ascii="Aptos" w:hAnsi="Aptos" w:eastAsia="Aptos" w:cs="Aptos"/>
                 <w:color w:val="000000"/>
                 <w:sz w:val="24"/>
                 <w:szCs w:val="24"/>
@@ -1841,7 +1975,6 @@
         <w:tc>
           <w:tcPr>
             <w:tcW w:w="6138" w:type="dxa"/>
-            <w:gridSpan w:val="3"/>
           </w:tcPr>
           <w:p>
             <w:pPr>
@@ -1856,6 +1989,7 @@
             </w:pPr>
             <w:r>
               <w:rPr>
+                <w:rFonts w:ascii="Aptos" w:hAnsi="Aptos" w:eastAsia="Aptos" w:cs="Aptos"/>
                 <w:color w:val="000000"/>
                 <w:sz w:val="24"/>
                 <w:szCs w:val="24"/>
@@ -1864,6 +1998,7 @@
             </w:r>
             <w:r>
               <w:rPr>
+                <w:rFonts w:ascii="Aptos" w:hAnsi="Aptos" w:eastAsia="Aptos" w:cs="Aptos"/>
                 <w:color w:val="000000"/>
                 <w:sz w:val="24"/>
                 <w:szCs w:val="24"/>
@@ -1872,6 +2007,7 @@
             </w:r>
             <w:r>
               <w:rPr>
+                <w:rFonts w:ascii="Aptos" w:hAnsi="Aptos" w:eastAsia="Aptos" w:cs="Aptos"/>
                 <w:color w:val="000000"/>
                 <w:sz w:val="24"/>
                 <w:szCs w:val="24"/>
@@ -1880,6 +2016,7 @@
             </w:r>
             <w:r>
               <w:rPr>
+                <w:rFonts w:ascii="Aptos" w:hAnsi="Aptos" w:eastAsia="Aptos" w:cs="Aptos"/>
                 <w:color w:val="000000"/>
                 <w:sz w:val="24"/>
                 <w:szCs w:val="24"/>
@@ -1888,6 +2025,7 @@
             </w:r>
             <w:r>
               <w:rPr>
+                <w:rFonts w:ascii="Aptos" w:hAnsi="Aptos" w:eastAsia="Aptos" w:cs="Aptos"/>
                 <w:color w:val="000000"/>
                 <w:sz w:val="24"/>
                 <w:szCs w:val="24"/>
@@ -1901,7 +2039,6 @@
         <w:tc>
           <w:tcPr>
             <w:tcW w:w="3438" w:type="dxa"/>
-            <w:gridSpan w:val="2"/>
           </w:tcPr>
           <w:p>
             <w:pPr>
@@ -1916,6 +2053,7 @@
             </w:pPr>
             <w:r>
               <w:rPr>
+                <w:rFonts w:ascii="Aptos" w:hAnsi="Aptos" w:eastAsia="Aptos" w:cs="Aptos"/>
                 <w:color w:val="000000"/>
                 <w:sz w:val="24"/>
                 <w:szCs w:val="24"/>
@@ -1924,6 +2062,7 @@
             </w:r>
             <w:r>
               <w:rPr>
+                <w:rFonts w:ascii="Aptos" w:hAnsi="Aptos" w:eastAsia="Aptos" w:cs="Aptos"/>
                 <w:color w:val="000000"/>
                 <w:sz w:val="24"/>
                 <w:szCs w:val="24"/>
@@ -1935,7 +2074,6 @@
         <w:tc>
           <w:tcPr>
             <w:tcW w:w="6138" w:type="dxa"/>
-            <w:gridSpan w:val="3"/>
           </w:tcPr>
           <w:p>
             <w:pPr>
@@ -1950,6 +2088,7 @@
             </w:pPr>
             <w:r>
               <w:rPr>
+                <w:rFonts w:ascii="Aptos" w:hAnsi="Aptos" w:eastAsia="Aptos" w:cs="Aptos"/>
                 <w:color w:val="000000"/>
                 <w:sz w:val="24"/>
                 <w:szCs w:val="24"/>
@@ -1958,6 +2097,7 @@
             </w:r>
             <w:r>
               <w:rPr>
+                <w:rFonts w:ascii="Aptos" w:hAnsi="Aptos" w:eastAsia="Aptos" w:cs="Aptos"/>
                 <w:color w:val="000000"/>
                 <w:sz w:val="24"/>
                 <w:szCs w:val="24"/>
@@ -1966,6 +2106,7 @@
             </w:r>
             <w:r>
               <w:rPr>
+                <w:rFonts w:ascii="Aptos" w:hAnsi="Aptos" w:eastAsia="Aptos" w:cs="Aptos"/>
                 <w:color w:val="000000"/>
                 <w:sz w:val="24"/>
                 <w:szCs w:val="24"/>
@@ -1974,6 +2115,7 @@
             </w:r>
             <w:r>
               <w:rPr>
+                <w:rFonts w:ascii="Aptos" w:hAnsi="Aptos" w:eastAsia="Aptos" w:cs="Aptos"/>
                 <w:color w:val="000000"/>
                 <w:sz w:val="24"/>
                 <w:szCs w:val="24"/>
@@ -1982,6 +2124,7 @@
             </w:r>
             <w:r>
               <w:rPr>
+                <w:rFonts w:ascii="Aptos" w:hAnsi="Aptos" w:eastAsia="Aptos" w:cs="Aptos"/>
                 <w:color w:val="000000"/>
                 <w:sz w:val="24"/>
                 <w:szCs w:val="24"/>
@@ -1995,7 +2138,6 @@
         <w:tc>
           <w:tcPr>
             <w:tcW w:w="3438" w:type="dxa"/>
-            <w:gridSpan w:val="2"/>
           </w:tcPr>
           <w:p>
             <w:pPr>
@@ -2010,6 +2152,7 @@
             </w:pPr>
             <w:r>
               <w:rPr>
+                <w:rFonts w:ascii="Aptos" w:hAnsi="Aptos" w:eastAsia="Aptos" w:cs="Aptos"/>
                 <w:color w:val="000000"/>
                 <w:sz w:val="24"/>
                 <w:szCs w:val="24"/>
@@ -2018,6 +2161,7 @@
             </w:r>
             <w:r>
               <w:rPr>
+                <w:rFonts w:ascii="Aptos" w:hAnsi="Aptos" w:eastAsia="Aptos" w:cs="Aptos"/>
                 <w:color w:val="000000"/>
                 <w:sz w:val="24"/>
                 <w:szCs w:val="24"/>
@@ -2026,6 +2170,7 @@
             </w:r>
             <w:r>
               <w:rPr>
+                <w:rFonts w:ascii="Aptos" w:hAnsi="Aptos" w:eastAsia="Aptos" w:cs="Aptos"/>
                 <w:color w:val="000000"/>
                 <w:sz w:val="24"/>
                 <w:szCs w:val="24"/>
@@ -2034,6 +2179,7 @@
             </w:r>
             <w:r>
               <w:rPr>
+                <w:rFonts w:ascii="Aptos" w:hAnsi="Aptos" w:eastAsia="Aptos" w:cs="Aptos"/>
                 <w:color w:val="000000"/>
                 <w:sz w:val="24"/>
                 <w:szCs w:val="24"/>
@@ -2042,6 +2188,7 @@
             </w:r>
             <w:r>
               <w:rPr>
+                <w:rFonts w:ascii="Aptos" w:hAnsi="Aptos" w:eastAsia="Aptos" w:cs="Aptos"/>
                 <w:color w:val="000000"/>
                 <w:sz w:val="24"/>
                 <w:szCs w:val="24"/>
@@ -2050,6 +2197,7 @@
             </w:r>
             <w:r>
               <w:rPr>
+                <w:rFonts w:ascii="Aptos" w:hAnsi="Aptos" w:eastAsia="Aptos" w:cs="Aptos"/>
                 <w:color w:val="000000"/>
                 <w:sz w:val="24"/>
                 <w:szCs w:val="24"/>
@@ -2058,6 +2206,7 @@
             </w:r>
             <w:r>
               <w:rPr>
+                <w:rFonts w:ascii="Aptos" w:hAnsi="Aptos" w:eastAsia="Aptos" w:cs="Aptos"/>
                 <w:color w:val="000000"/>
                 <w:sz w:val="24"/>
                 <w:szCs w:val="24"/>
@@ -2066,6 +2215,7 @@
             </w:r>
             <w:r>
               <w:rPr>
+                <w:rFonts w:ascii="Aptos" w:hAnsi="Aptos" w:eastAsia="Aptos" w:cs="Aptos"/>
                 <w:color w:val="000000"/>
                 <w:sz w:val="24"/>
                 <w:szCs w:val="24"/>
@@ -2077,7 +2227,6 @@
         <w:tc>
           <w:tcPr>
             <w:tcW w:w="6138" w:type="dxa"/>
-            <w:gridSpan w:val="3"/>
           </w:tcPr>
           <w:p>
             <w:pPr>
@@ -2092,6 +2241,7 @@
             </w:pPr>
             <w:r>
               <w:rPr>
+                <w:rFonts w:ascii="Aptos" w:hAnsi="Aptos" w:eastAsia="Aptos" w:cs="Aptos"/>
                 <w:color w:val="000000"/>
                 <w:sz w:val="24"/>
                 <w:szCs w:val="24"/>
@@ -2100,6 +2250,7 @@
             </w:r>
             <w:r>
               <w:rPr>
+                <w:rFonts w:ascii="Aptos" w:hAnsi="Aptos" w:eastAsia="Aptos" w:cs="Aptos"/>
                 <w:color w:val="000000"/>
                 <w:sz w:val="24"/>
                 <w:szCs w:val="24"/>
@@ -2108,6 +2259,7 @@
             </w:r>
             <w:r>
               <w:rPr>
+                <w:rFonts w:ascii="Aptos" w:hAnsi="Aptos" w:eastAsia="Aptos" w:cs="Aptos"/>
                 <w:color w:val="000000"/>
                 <w:sz w:val="24"/>
                 <w:szCs w:val="24"/>
@@ -2116,6 +2268,7 @@
             </w:r>
             <w:r>
               <w:rPr>
+                <w:rFonts w:ascii="Aptos" w:hAnsi="Aptos" w:eastAsia="Aptos" w:cs="Aptos"/>
                 <w:color w:val="000000"/>
                 <w:sz w:val="24"/>
                 <w:szCs w:val="24"/>
@@ -2124,6 +2277,7 @@
             </w:r>
             <w:r>
               <w:rPr>
+                <w:rFonts w:ascii="Aptos" w:hAnsi="Aptos" w:eastAsia="Aptos" w:cs="Aptos"/>
                 <w:color w:val="000000"/>
                 <w:sz w:val="24"/>
                 <w:szCs w:val="24"/>
@@ -2132,6 +2286,7 @@
             </w:r>
             <w:r>
               <w:rPr>
+                <w:rFonts w:ascii="Aptos" w:hAnsi="Aptos" w:eastAsia="Aptos" w:cs="Aptos"/>
                 <w:color w:val="000000"/>
                 <w:sz w:val="24"/>
                 <w:szCs w:val="24"/>
@@ -2140,6 +2295,7 @@
             </w:r>
             <w:r>
               <w:rPr>
+                <w:rFonts w:ascii="Aptos" w:hAnsi="Aptos" w:eastAsia="Aptos" w:cs="Aptos"/>
                 <w:color w:val="000000"/>
                 <w:sz w:val="24"/>
                 <w:szCs w:val="24"/>
@@ -2148,6 +2304,7 @@
             </w:r>
             <w:r>
               <w:rPr>
+                <w:rFonts w:ascii="Aptos" w:hAnsi="Aptos" w:eastAsia="Aptos" w:cs="Aptos"/>
                 <w:color w:val="000000"/>
                 <w:sz w:val="24"/>
                 <w:szCs w:val="24"/>
@@ -2156,6 +2313,7 @@
             </w:r>
             <w:r>
               <w:rPr>
+                <w:rFonts w:ascii="Aptos" w:hAnsi="Aptos" w:eastAsia="Aptos" w:cs="Aptos"/>
                 <w:color w:val="000000"/>
                 <w:sz w:val="24"/>
                 <w:szCs w:val="24"/>
@@ -2164,6 +2322,7 @@
             </w:r>
             <w:r>
               <w:rPr>
+                <w:rFonts w:ascii="Aptos" w:hAnsi="Aptos" w:eastAsia="Aptos" w:cs="Aptos"/>
                 <w:color w:val="000000"/>
                 <w:sz w:val="24"/>
                 <w:szCs w:val="24"/>
@@ -2172,6 +2331,7 @@
             </w:r>
             <w:r>
               <w:rPr>
+                <w:rFonts w:ascii="Aptos" w:hAnsi="Aptos" w:eastAsia="Aptos" w:cs="Aptos"/>
                 <w:color w:val="000000"/>
                 <w:sz w:val="24"/>
                 <w:szCs w:val="24"/>
@@ -2180,6 +2340,7 @@
             </w:r>
             <w:r>
               <w:rPr>
+                <w:rFonts w:ascii="Aptos" w:hAnsi="Aptos" w:eastAsia="Aptos" w:cs="Aptos"/>
                 <w:color w:val="000000"/>
                 <w:sz w:val="24"/>
                 <w:szCs w:val="24"/>
@@ -2188,6 +2349,7 @@
             </w:r>
             <w:r>
               <w:rPr>
+                <w:rFonts w:ascii="Aptos" w:hAnsi="Aptos" w:eastAsia="Aptos" w:cs="Aptos"/>
                 <w:color w:val="000000"/>
                 <w:sz w:val="24"/>
                 <w:szCs w:val="24"/>
@@ -2196,6 +2358,7 @@
             </w:r>
             <w:r>
               <w:rPr>
+                <w:rFonts w:ascii="Aptos" w:hAnsi="Aptos" w:eastAsia="Aptos" w:cs="Aptos"/>
                 <w:color w:val="000000"/>
                 <w:sz w:val="24"/>
                 <w:szCs w:val="24"/>
@@ -2204,6 +2367,7 @@
             </w:r>
             <w:r>
               <w:rPr>
+                <w:rFonts w:ascii="Aptos" w:hAnsi="Aptos" w:eastAsia="Aptos" w:cs="Aptos"/>
                 <w:color w:val="000000"/>
                 <w:sz w:val="24"/>
                 <w:szCs w:val="24"/>
@@ -2212,6 +2376,7 @@
             </w:r>
             <w:r>
               <w:rPr>
+                <w:rFonts w:ascii="Aptos" w:hAnsi="Aptos" w:eastAsia="Aptos" w:cs="Aptos"/>
                 <w:color w:val="000000"/>
                 <w:sz w:val="24"/>
                 <w:szCs w:val="24"/>
@@ -2220,6 +2385,7 @@
             </w:r>
             <w:r>
               <w:rPr>
+                <w:rFonts w:ascii="Aptos" w:hAnsi="Aptos" w:eastAsia="Aptos" w:cs="Aptos"/>
                 <w:color w:val="000000"/>
                 <w:sz w:val="24"/>
                 <w:szCs w:val="24"/>
@@ -2228,6 +2394,7 @@
             </w:r>
             <w:r>
               <w:rPr>
+                <w:rFonts w:ascii="Aptos" w:hAnsi="Aptos" w:eastAsia="Aptos" w:cs="Aptos"/>
                 <w:color w:val="000000"/>
                 <w:sz w:val="24"/>
                 <w:szCs w:val="24"/>
@@ -2236,6 +2403,7 @@
             </w:r>
             <w:r>
               <w:rPr>
+                <w:rFonts w:ascii="Aptos" w:hAnsi="Aptos" w:eastAsia="Aptos" w:cs="Aptos"/>
                 <w:color w:val="000000"/>
                 <w:sz w:val="24"/>
                 <w:szCs w:val="24"/>
@@ -2244,6 +2412,7 @@
             </w:r>
             <w:r>
               <w:rPr>
+                <w:rFonts w:ascii="Aptos" w:hAnsi="Aptos" w:eastAsia="Aptos" w:cs="Aptos"/>
                 <w:color w:val="000000"/>
                 <w:sz w:val="24"/>
                 <w:szCs w:val="24"/>
@@ -2252,6 +2421,7 @@
             </w:r>
             <w:r>
               <w:rPr>
+                <w:rFonts w:ascii="Aptos" w:hAnsi="Aptos" w:eastAsia="Aptos" w:cs="Aptos"/>
                 <w:color w:val="000000"/>
                 <w:sz w:val="24"/>
                 <w:szCs w:val="24"/>
@@ -2260,6 +2430,7 @@
             </w:r>
             <w:r>
               <w:rPr>
+                <w:rFonts w:ascii="Aptos" w:hAnsi="Aptos" w:eastAsia="Aptos" w:cs="Aptos"/>
                 <w:color w:val="000000"/>
                 <w:sz w:val="24"/>
                 <w:szCs w:val="24"/>
@@ -2268,6 +2439,7 @@
             </w:r>
             <w:r>
               <w:rPr>
+                <w:rFonts w:ascii="Aptos" w:hAnsi="Aptos" w:eastAsia="Aptos" w:cs="Aptos"/>
                 <w:color w:val="000000"/>
                 <w:sz w:val="24"/>
                 <w:szCs w:val="24"/>
@@ -2276,6 +2448,7 @@
             </w:r>
             <w:r>
               <w:rPr>
+                <w:rFonts w:ascii="Aptos" w:hAnsi="Aptos" w:eastAsia="Aptos" w:cs="Aptos"/>
                 <w:color w:val="000000"/>
                 <w:sz w:val="24"/>
                 <w:szCs w:val="24"/>
@@ -2284,6 +2457,7 @@
             </w:r>
             <w:r>
               <w:rPr>
+                <w:rFonts w:ascii="Aptos" w:hAnsi="Aptos" w:eastAsia="Aptos" w:cs="Aptos"/>
                 <w:color w:val="000000"/>
                 <w:sz w:val="24"/>
                 <w:szCs w:val="24"/>
@@ -2292,6 +2466,7 @@
             </w:r>
             <w:r>
               <w:rPr>
+                <w:rFonts w:ascii="Aptos" w:hAnsi="Aptos" w:eastAsia="Aptos" w:cs="Aptos"/>
                 <w:color w:val="000000"/>
                 <w:sz w:val="24"/>
                 <w:szCs w:val="24"/>
@@ -2300,6 +2475,7 @@
             </w:r>
             <w:r>
               <w:rPr>
+                <w:rFonts w:ascii="Aptos" w:hAnsi="Aptos" w:eastAsia="Aptos" w:cs="Aptos"/>
                 <w:color w:val="000000"/>
                 <w:sz w:val="24"/>
                 <w:szCs w:val="24"/>
@@ -2308,6 +2484,7 @@
             </w:r>
             <w:r>
               <w:rPr>
+                <w:rFonts w:ascii="Aptos" w:hAnsi="Aptos" w:eastAsia="Aptos" w:cs="Aptos"/>
                 <w:color w:val="000000"/>
                 <w:sz w:val="24"/>
                 <w:szCs w:val="24"/>
@@ -2316,6 +2493,7 @@
             </w:r>
             <w:r>
               <w:rPr>
+                <w:rFonts w:ascii="Aptos" w:hAnsi="Aptos" w:eastAsia="Aptos" w:cs="Aptos"/>
                 <w:color w:val="000000"/>
                 <w:sz w:val="24"/>
                 <w:szCs w:val="24"/>
@@ -2324,6 +2502,7 @@
             </w:r>
             <w:r>
               <w:rPr>
+                <w:rFonts w:ascii="Aptos" w:hAnsi="Aptos" w:eastAsia="Aptos" w:cs="Aptos"/>
                 <w:color w:val="000000"/>
                 <w:sz w:val="24"/>
                 <w:szCs w:val="24"/>
@@ -2332,6 +2511,7 @@
             </w:r>
             <w:r>
               <w:rPr>
+                <w:rFonts w:ascii="Aptos" w:hAnsi="Aptos" w:eastAsia="Aptos" w:cs="Aptos"/>
                 <w:color w:val="000000"/>
                 <w:sz w:val="24"/>
                 <w:szCs w:val="24"/>
@@ -2340,6 +2520,7 @@
             </w:r>
             <w:r>
               <w:rPr>
+                <w:rFonts w:ascii="Aptos" w:hAnsi="Aptos" w:eastAsia="Aptos" w:cs="Aptos"/>
                 <w:color w:val="000000"/>
                 <w:sz w:val="24"/>
                 <w:szCs w:val="24"/>
@@ -2353,7 +2534,6 @@
         <w:tc>
           <w:tcPr>
             <w:tcW w:w="3438" w:type="dxa"/>
-            <w:gridSpan w:val="2"/>
           </w:tcPr>
           <w:p>
             <w:pPr>
@@ -2368,15 +2548,16 @@
             </w:pPr>
             <w:r>
               <w:rPr>
-                <w:color w:val="000000"/>
-                <w:sz w:val="24"/>
-                <w:szCs w:val="24"/>
-              </w:rPr>
-              <w:lastRenderedPageBreak/>
+                <w:rFonts w:ascii="Aptos" w:hAnsi="Aptos" w:eastAsia="Aptos" w:cs="Aptos"/>
+                <w:color w:val="000000"/>
+                <w:sz w:val="24"/>
+                <w:szCs w:val="24"/>
+              </w:rPr>
               <w:t>L</w:t>
             </w:r>
             <w:r>
               <w:rPr>
+                <w:rFonts w:ascii="Aptos" w:hAnsi="Aptos" w:eastAsia="Aptos" w:cs="Aptos"/>
                 <w:color w:val="000000"/>
                 <w:sz w:val="24"/>
                 <w:szCs w:val="24"/>
@@ -2385,6 +2566,7 @@
             </w:r>
             <w:r>
               <w:rPr>
+                <w:rFonts w:ascii="Aptos" w:hAnsi="Aptos" w:eastAsia="Aptos" w:cs="Aptos"/>
                 <w:color w:val="000000"/>
                 <w:sz w:val="24"/>
                 <w:szCs w:val="24"/>
@@ -2393,6 +2575,7 @@
             </w:r>
             <w:r>
               <w:rPr>
+                <w:rFonts w:ascii="Aptos" w:hAnsi="Aptos" w:eastAsia="Aptos" w:cs="Aptos"/>
                 <w:color w:val="000000"/>
                 <w:sz w:val="24"/>
                 <w:szCs w:val="24"/>
@@ -2401,6 +2584,7 @@
             </w:r>
             <w:r>
               <w:rPr>
+                <w:rFonts w:ascii="Aptos" w:hAnsi="Aptos" w:eastAsia="Aptos" w:cs="Aptos"/>
                 <w:color w:val="000000"/>
                 <w:sz w:val="24"/>
                 <w:szCs w:val="24"/>
@@ -2409,6 +2593,7 @@
             </w:r>
             <w:r>
               <w:rPr>
+                <w:rFonts w:ascii="Aptos" w:hAnsi="Aptos" w:eastAsia="Aptos" w:cs="Aptos"/>
                 <w:color w:val="000000"/>
                 <w:sz w:val="24"/>
                 <w:szCs w:val="24"/>
@@ -2420,7 +2605,6 @@
         <w:tc>
           <w:tcPr>
             <w:tcW w:w="6138" w:type="dxa"/>
-            <w:gridSpan w:val="3"/>
           </w:tcPr>
           <w:p>
             <w:pPr>
@@ -2435,6 +2619,7 @@
             </w:pPr>
             <w:r>
               <w:rPr>
+                <w:rFonts w:ascii="Aptos" w:hAnsi="Aptos" w:eastAsia="Aptos" w:cs="Aptos"/>
                 <w:color w:val="000000"/>
                 <w:sz w:val="24"/>
                 <w:szCs w:val="24"/>
@@ -2443,6 +2628,7 @@
             </w:r>
             <w:r>
               <w:rPr>
+                <w:rFonts w:ascii="Aptos" w:hAnsi="Aptos" w:eastAsia="Aptos" w:cs="Aptos"/>
                 <w:color w:val="000000"/>
                 <w:sz w:val="24"/>
                 <w:szCs w:val="24"/>
@@ -2456,7 +2642,6 @@
         <w:tc>
           <w:tcPr>
             <w:tcW w:w="3438" w:type="dxa"/>
-            <w:gridSpan w:val="2"/>
           </w:tcPr>
           <w:p>
             <w:pPr>
@@ -2471,6 +2656,7 @@
             </w:pPr>
             <w:r>
               <w:rPr>
+                <w:rFonts w:ascii="Aptos" w:hAnsi="Aptos" w:eastAsia="Aptos" w:cs="Aptos"/>
                 <w:color w:val="000000"/>
                 <w:sz w:val="24"/>
                 <w:szCs w:val="24"/>
@@ -2479,6 +2665,7 @@
             </w:r>
             <w:r>
               <w:rPr>
+                <w:rFonts w:ascii="Aptos" w:hAnsi="Aptos" w:eastAsia="Aptos" w:cs="Aptos"/>
                 <w:color w:val="000000"/>
                 <w:sz w:val="24"/>
                 <w:szCs w:val="24"/>
@@ -2490,7 +2677,6 @@
         <w:tc>
           <w:tcPr>
             <w:tcW w:w="6138" w:type="dxa"/>
-            <w:gridSpan w:val="3"/>
           </w:tcPr>
           <w:p>
             <w:pPr>
@@ -2505,6 +2691,7 @@
             </w:pPr>
             <w:r>
               <w:rPr>
+                <w:rFonts w:ascii="Aptos" w:hAnsi="Aptos" w:eastAsia="Aptos" w:cs="Aptos"/>
                 <w:color w:val="000000"/>
                 <w:sz w:val="24"/>
                 <w:szCs w:val="24"/>
@@ -2513,6 +2700,7 @@
             </w:r>
             <w:r>
               <w:rPr>
+                <w:rFonts w:ascii="Aptos" w:hAnsi="Aptos" w:eastAsia="Aptos" w:cs="Aptos"/>
                 <w:color w:val="000000"/>
                 <w:sz w:val="24"/>
                 <w:szCs w:val="24"/>
@@ -2521,6 +2709,7 @@
             </w:r>
             <w:r>
               <w:rPr>
+                <w:rFonts w:ascii="Aptos" w:hAnsi="Aptos" w:eastAsia="Aptos" w:cs="Aptos"/>
                 <w:color w:val="000000"/>
                 <w:sz w:val="24"/>
                 <w:szCs w:val="24"/>
@@ -2529,6 +2718,7 @@
             </w:r>
             <w:r>
               <w:rPr>
+                <w:rFonts w:ascii="Aptos" w:hAnsi="Aptos" w:eastAsia="Aptos" w:cs="Aptos"/>
                 <w:color w:val="000000"/>
                 <w:sz w:val="24"/>
                 <w:szCs w:val="24"/>
@@ -2537,11 +2727,22 @@
             </w:r>
             <w:r>
               <w:rPr>
-                <w:color w:val="000000"/>
-                <w:sz w:val="24"/>
-                <w:szCs w:val="24"/>
-              </w:rPr>
-              <w:t>Started on repeats and just felt too difficult to get to normal repeat ladder pace</w:t>
+                <w:rFonts w:ascii="Aptos" w:hAnsi="Aptos" w:eastAsia="Aptos" w:cs="Aptos"/>
+                <w:color w:val="000000"/>
+                <w:sz w:val="24"/>
+                <w:szCs w:val="24"/>
+              </w:rPr>
+              <w:t xml:space="preserve">Started on repeats and just felt too difficult to get to normal </w:t>
+            </w:r>
+            <w:r>
+              <w:rPr>
+                <w:rFonts w:ascii="Aptos" w:hAnsi="Aptos" w:eastAsia="Aptos" w:cs="Aptos"/>
+                <w:color w:val="000000"/>
+                <w:sz w:val="24"/>
+                <w:szCs w:val="24"/>
+              </w:rPr>
+              <w:lastRenderedPageBreak/>
+              <w:t>repeat ladder pace</w:t>
             </w:r>
           </w:p>
         </w:tc>
@@ -2550,7 +2751,6 @@
         <w:tc>
           <w:tcPr>
             <w:tcW w:w="3438" w:type="dxa"/>
-            <w:gridSpan w:val="2"/>
           </w:tcPr>
           <w:p>
             <w:pPr>
@@ -2565,14 +2765,17 @@
             </w:pPr>
             <w:r>
               <w:rPr>
-                <w:color w:val="000000"/>
-                <w:sz w:val="24"/>
-                <w:szCs w:val="24"/>
-              </w:rPr>
+                <w:rFonts w:ascii="Aptos" w:hAnsi="Aptos" w:eastAsia="Aptos" w:cs="Aptos"/>
+                <w:color w:val="000000"/>
+                <w:sz w:val="24"/>
+                <w:szCs w:val="24"/>
+              </w:rPr>
+              <w:lastRenderedPageBreak/>
               <w:t>O</w:t>
             </w:r>
             <w:r>
               <w:rPr>
+                <w:rFonts w:ascii="Aptos" w:hAnsi="Aptos" w:eastAsia="Aptos" w:cs="Aptos"/>
                 <w:color w:val="000000"/>
                 <w:sz w:val="24"/>
                 <w:szCs w:val="24"/>
@@ -2584,7 +2787,6 @@
         <w:tc>
           <w:tcPr>
             <w:tcW w:w="6138" w:type="dxa"/>
-            <w:gridSpan w:val="3"/>
           </w:tcPr>
           <w:p>
             <w:pPr>
@@ -2599,6 +2801,7 @@
             </w:pPr>
             <w:r>
               <w:rPr>
+                <w:rFonts w:ascii="Aptos" w:hAnsi="Aptos" w:eastAsia="Aptos" w:cs="Aptos"/>
                 <w:color w:val="000000"/>
                 <w:sz w:val="24"/>
                 <w:szCs w:val="24"/>
@@ -2612,7 +2815,6 @@
         <w:tc>
           <w:tcPr>
             <w:tcW w:w="3438" w:type="dxa"/>
-            <w:gridSpan w:val="2"/>
           </w:tcPr>
           <w:p>
             <w:pPr>
@@ -2627,6 +2829,7 @@
             </w:pPr>
             <w:r>
               <w:rPr>
+                <w:rFonts w:ascii="Aptos" w:hAnsi="Aptos" w:eastAsia="Aptos" w:cs="Aptos"/>
                 <w:color w:val="000000"/>
                 <w:sz w:val="24"/>
                 <w:szCs w:val="24"/>
@@ -2635,6 +2838,7 @@
             </w:r>
             <w:r>
               <w:rPr>
+                <w:rFonts w:ascii="Aptos" w:hAnsi="Aptos" w:eastAsia="Aptos" w:cs="Aptos"/>
                 <w:color w:val="000000"/>
                 <w:sz w:val="24"/>
                 <w:szCs w:val="24"/>
@@ -2643,6 +2847,7 @@
             </w:r>
             <w:r>
               <w:rPr>
+                <w:rFonts w:ascii="Aptos" w:hAnsi="Aptos" w:eastAsia="Aptos" w:cs="Aptos"/>
                 <w:color w:val="000000"/>
                 <w:sz w:val="24"/>
                 <w:szCs w:val="24"/>
@@ -2651,6 +2856,7 @@
             </w:r>
             <w:r>
               <w:rPr>
+                <w:rFonts w:ascii="Aptos" w:hAnsi="Aptos" w:eastAsia="Aptos" w:cs="Aptos"/>
                 <w:color w:val="000000"/>
                 <w:sz w:val="24"/>
                 <w:szCs w:val="24"/>
@@ -2662,7 +2868,6 @@
         <w:tc>
           <w:tcPr>
             <w:tcW w:w="6138" w:type="dxa"/>
-            <w:gridSpan w:val="3"/>
           </w:tcPr>
           <w:p>
             <w:pPr>
@@ -2677,6 +2882,7 @@
             </w:pPr>
             <w:r>
               <w:rPr>
+                <w:rFonts w:ascii="Aptos" w:hAnsi="Aptos" w:eastAsia="Aptos" w:cs="Aptos"/>
                 <w:color w:val="000000"/>
                 <w:sz w:val="24"/>
                 <w:szCs w:val="24"/>
@@ -2685,6 +2891,7 @@
             </w:r>
             <w:r>
               <w:rPr>
+                <w:rFonts w:ascii="Aptos" w:hAnsi="Aptos" w:eastAsia="Aptos" w:cs="Aptos"/>
                 <w:color w:val="000000"/>
                 <w:sz w:val="24"/>
                 <w:szCs w:val="24"/>
@@ -2693,6 +2900,7 @@
             </w:r>
             <w:r>
               <w:rPr>
+                <w:rFonts w:ascii="Aptos" w:hAnsi="Aptos" w:eastAsia="Aptos" w:cs="Aptos"/>
                 <w:color w:val="000000"/>
                 <w:sz w:val="24"/>
                 <w:szCs w:val="24"/>
@@ -2701,6 +2909,7 @@
             </w:r>
             <w:r>
               <w:rPr>
+                <w:rFonts w:ascii="Aptos" w:hAnsi="Aptos" w:eastAsia="Aptos" w:cs="Aptos"/>
                 <w:color w:val="000000"/>
                 <w:sz w:val="24"/>
                 <w:szCs w:val="24"/>
@@ -2714,7 +2923,6 @@
         <w:tc>
           <w:tcPr>
             <w:tcW w:w="3438" w:type="dxa"/>
-            <w:gridSpan w:val="2"/>
           </w:tcPr>
           <w:p>
             <w:pPr>
@@ -2729,6 +2937,7 @@
             </w:pPr>
             <w:r>
               <w:rPr>
+                <w:rFonts w:ascii="Aptos" w:hAnsi="Aptos" w:eastAsia="Aptos" w:cs="Aptos"/>
                 <w:color w:val="000000"/>
                 <w:sz w:val="24"/>
                 <w:szCs w:val="24"/>
@@ -2737,6 +2946,7 @@
             </w:r>
             <w:r>
               <w:rPr>
+                <w:rFonts w:ascii="Aptos" w:hAnsi="Aptos" w:eastAsia="Aptos" w:cs="Aptos"/>
                 <w:color w:val="000000"/>
                 <w:sz w:val="24"/>
                 <w:szCs w:val="24"/>
@@ -2748,7 +2958,6 @@
         <w:tc>
           <w:tcPr>
             <w:tcW w:w="6138" w:type="dxa"/>
-            <w:gridSpan w:val="3"/>
           </w:tcPr>
           <w:p>
             <w:pPr>
@@ -2763,6 +2972,7 @@
             </w:pPr>
             <w:r>
               <w:rPr>
+                <w:rFonts w:ascii="Aptos" w:hAnsi="Aptos" w:eastAsia="Aptos" w:cs="Aptos"/>
                 <w:color w:val="000000"/>
                 <w:sz w:val="24"/>
                 <w:szCs w:val="24"/>
@@ -2776,7 +2986,6 @@
         <w:tc>
           <w:tcPr>
             <w:tcW w:w="3438" w:type="dxa"/>
-            <w:gridSpan w:val="2"/>
           </w:tcPr>
           <w:p>
             <w:pPr>
@@ -2792,6 +3001,7 @@
             <w:proofErr w:type="gramStart"/>
             <w:r>
               <w:rPr>
+                <w:rFonts w:ascii="Aptos" w:hAnsi="Aptos" w:eastAsia="Aptos" w:cs="Aptos"/>
                 <w:color w:val="000000"/>
                 <w:sz w:val="24"/>
                 <w:szCs w:val="24"/>
@@ -2800,6 +3010,7 @@
             </w:r>
             <w:r>
               <w:rPr>
+                <w:rFonts w:ascii="Aptos" w:hAnsi="Aptos" w:eastAsia="Aptos" w:cs="Aptos"/>
                 <w:color w:val="000000"/>
                 <w:sz w:val="24"/>
                 <w:szCs w:val="24"/>
@@ -2809,6 +3020,7 @@
             <w:proofErr w:type="gramEnd"/>
             <w:r>
               <w:rPr>
+                <w:rFonts w:ascii="Aptos" w:hAnsi="Aptos" w:eastAsia="Aptos" w:cs="Aptos"/>
                 <w:color w:val="000000"/>
                 <w:sz w:val="24"/>
                 <w:szCs w:val="24"/>
@@ -2817,6 +3029,7 @@
             </w:r>
             <w:r>
               <w:rPr>
+                <w:rFonts w:ascii="Aptos" w:hAnsi="Aptos" w:eastAsia="Aptos" w:cs="Aptos"/>
                 <w:color w:val="000000"/>
                 <w:sz w:val="24"/>
                 <w:szCs w:val="24"/>
@@ -2828,7 +3041,6 @@
         <w:tc>
           <w:tcPr>
             <w:tcW w:w="6138" w:type="dxa"/>
-            <w:gridSpan w:val="3"/>
           </w:tcPr>
           <w:p>
             <w:pPr>
@@ -2843,6 +3055,7 @@
             </w:pPr>
             <w:r>
               <w:rPr>
+                <w:rFonts w:ascii="Aptos" w:hAnsi="Aptos" w:eastAsia="Aptos" w:cs="Aptos"/>
                 <w:color w:val="000000"/>
                 <w:sz w:val="24"/>
                 <w:szCs w:val="24"/>
@@ -2856,7 +3069,6 @@
         <w:tc>
           <w:tcPr>
             <w:tcW w:w="3438" w:type="dxa"/>
-            <w:gridSpan w:val="2"/>
           </w:tcPr>
           <w:p>
             <w:pPr>
@@ -2871,6 +3083,7 @@
             </w:pPr>
             <w:r>
               <w:rPr>
+                <w:rFonts w:ascii="Aptos" w:hAnsi="Aptos" w:eastAsia="Aptos" w:cs="Aptos"/>
                 <w:color w:val="000000"/>
                 <w:sz w:val="24"/>
                 <w:szCs w:val="24"/>
@@ -2879,6 +3092,7 @@
             </w:r>
             <w:r>
               <w:rPr>
+                <w:rFonts w:ascii="Aptos" w:hAnsi="Aptos" w:eastAsia="Aptos" w:cs="Aptos"/>
                 <w:color w:val="000000"/>
                 <w:sz w:val="24"/>
                 <w:szCs w:val="24"/>
@@ -2890,7 +3104,6 @@
         <w:tc>
           <w:tcPr>
             <w:tcW w:w="6138" w:type="dxa"/>
-            <w:gridSpan w:val="3"/>
           </w:tcPr>
           <w:p>
             <w:pPr>
@@ -2905,6 +3118,7 @@
             </w:pPr>
             <w:r>
               <w:rPr>
+                <w:rFonts w:ascii="Aptos" w:hAnsi="Aptos" w:eastAsia="Aptos" w:cs="Aptos"/>
                 <w:color w:val="000000"/>
                 <w:sz w:val="24"/>
                 <w:szCs w:val="24"/>
@@ -2913,6 +3127,7 @@
             </w:r>
             <w:r>
               <w:rPr>
+                <w:rFonts w:ascii="Aptos" w:hAnsi="Aptos" w:eastAsia="Aptos" w:cs="Aptos"/>
                 <w:color w:val="000000"/>
                 <w:sz w:val="24"/>
                 <w:szCs w:val="24"/>
@@ -2921,6 +3136,7 @@
             </w:r>
             <w:r>
               <w:rPr>
+                <w:rFonts w:ascii="Aptos" w:hAnsi="Aptos" w:eastAsia="Aptos" w:cs="Aptos"/>
                 <w:color w:val="000000"/>
                 <w:sz w:val="24"/>
                 <w:szCs w:val="24"/>
@@ -2929,6 +3145,7 @@
             </w:r>
             <w:r>
               <w:rPr>
+                <w:rFonts w:ascii="Aptos" w:hAnsi="Aptos" w:eastAsia="Aptos" w:cs="Aptos"/>
                 <w:color w:val="000000"/>
                 <w:sz w:val="24"/>
                 <w:szCs w:val="24"/>
@@ -2937,6 +3154,7 @@
             </w:r>
             <w:r>
               <w:rPr>
+                <w:rFonts w:ascii="Aptos" w:hAnsi="Aptos" w:eastAsia="Aptos" w:cs="Aptos"/>
                 <w:color w:val="000000"/>
                 <w:sz w:val="24"/>
                 <w:szCs w:val="24"/>
@@ -2950,7 +3168,6 @@
         <w:tc>
           <w:tcPr>
             <w:tcW w:w="3438" w:type="dxa"/>
-            <w:gridSpan w:val="2"/>
           </w:tcPr>
           <w:p>
             <w:pPr>
@@ -2965,6 +3182,7 @@
             </w:pPr>
             <w:r>
               <w:rPr>
+                <w:rFonts w:ascii="Aptos" w:hAnsi="Aptos" w:eastAsia="Aptos" w:cs="Aptos"/>
                 <w:color w:val="000000"/>
                 <w:sz w:val="24"/>
                 <w:szCs w:val="24"/>
@@ -2973,6 +3191,7 @@
             </w:r>
             <w:r>
               <w:rPr>
+                <w:rFonts w:ascii="Aptos" w:hAnsi="Aptos" w:eastAsia="Aptos" w:cs="Aptos"/>
                 <w:color w:val="000000"/>
                 <w:sz w:val="24"/>
                 <w:szCs w:val="24"/>
@@ -2984,7 +3203,6 @@
         <w:tc>
           <w:tcPr>
             <w:tcW w:w="6138" w:type="dxa"/>
-            <w:gridSpan w:val="3"/>
           </w:tcPr>
           <w:p>
             <w:pPr>
@@ -2999,6 +3217,7 @@
             </w:pPr>
             <w:r>
               <w:rPr>
+                <w:rFonts w:ascii="Aptos" w:hAnsi="Aptos" w:eastAsia="Aptos" w:cs="Aptos"/>
                 <w:color w:val="000000"/>
                 <w:sz w:val="24"/>
                 <w:szCs w:val="24"/>
@@ -3007,6 +3226,7 @@
             </w:r>
             <w:r>
               <w:rPr>
+                <w:rFonts w:ascii="Aptos" w:hAnsi="Aptos" w:eastAsia="Aptos" w:cs="Aptos"/>
                 <w:color w:val="000000"/>
                 <w:sz w:val="24"/>
                 <w:szCs w:val="24"/>
@@ -3015,6 +3235,7 @@
             </w:r>
             <w:r>
               <w:rPr>
+                <w:rFonts w:ascii="Aptos" w:hAnsi="Aptos" w:eastAsia="Aptos" w:cs="Aptos"/>
                 <w:color w:val="000000"/>
                 <w:sz w:val="24"/>
                 <w:szCs w:val="24"/>
@@ -3023,6 +3244,7 @@
             </w:r>
             <w:r>
               <w:rPr>
+                <w:rFonts w:ascii="Aptos" w:hAnsi="Aptos" w:eastAsia="Aptos" w:cs="Aptos"/>
                 <w:color w:val="000000"/>
                 <w:sz w:val="24"/>
                 <w:szCs w:val="24"/>
@@ -3031,6 +3253,7 @@
             </w:r>
             <w:r>
               <w:rPr>
+                <w:rFonts w:ascii="Aptos" w:hAnsi="Aptos" w:eastAsia="Aptos" w:cs="Aptos"/>
                 <w:color w:val="000000"/>
                 <w:sz w:val="24"/>
                 <w:szCs w:val="24"/>
@@ -3039,6 +3262,7 @@
             </w:r>
             <w:r>
               <w:rPr>
+                <w:rFonts w:ascii="Aptos" w:hAnsi="Aptos" w:eastAsia="Aptos" w:cs="Aptos"/>
                 <w:color w:val="000000"/>
                 <w:sz w:val="24"/>
                 <w:szCs w:val="24"/>
@@ -3063,6 +3287,7 @@
       </w:pPr>
       <w:r>
         <w:rPr>
+          <w:rFonts w:ascii="Aptos" w:hAnsi="Aptos" w:eastAsia="Aptos" w:cs="Aptos"/>
           <w:b/>
           <w:bCs/>
           <w:color w:val="000000"/>
@@ -3073,6 +3298,7 @@
       </w:r>
       <w:r>
         <w:rPr>
+          <w:rFonts w:ascii="Aptos" w:hAnsi="Aptos" w:eastAsia="Aptos" w:cs="Aptos"/>
           <w:b/>
           <w:bCs/>
           <w:color w:val="000000"/>
@@ -3083,6 +3309,7 @@
       </w:r>
       <w:r>
         <w:rPr>
+          <w:rFonts w:ascii="Aptos" w:hAnsi="Aptos" w:eastAsia="Aptos" w:cs="Aptos"/>
           <w:b/>
           <w:bCs/>
           <w:color w:val="000000"/>
@@ -3107,6 +3334,7 @@
       </w:pPr>
       <w:r>
         <w:rPr>
+          <w:rFonts w:ascii="Aptos" w:hAnsi="Aptos" w:eastAsia="Aptos" w:cs="Aptos"/>
           <w:color w:val="000000"/>
         </w:rPr>
         <w:t>Decreased sensation on left upper arm and forearm</w:t>
@@ -3127,6 +3355,7 @@
       </w:pPr>
       <w:r>
         <w:rPr>
+          <w:rFonts w:ascii="Aptos" w:hAnsi="Aptos" w:eastAsia="Aptos" w:cs="Aptos"/>
           <w:color w:val="000000"/>
         </w:rPr>
         <w:t>Numbness in both legs</w:t>
@@ -3150,54 +3379,63 @@
       </w:pPr>
       <w:r>
         <w:rPr>
+          <w:rFonts w:ascii="Aptos" w:hAnsi="Aptos" w:eastAsia="Aptos" w:cs="Aptos"/>
           <w:color w:val="000000"/>
         </w:rPr>
         <w:t xml:space="preserve">Patient </w:t>
       </w:r>
       <w:r>
         <w:rPr>
+          <w:rFonts w:ascii="Aptos" w:hAnsi="Aptos" w:eastAsia="Aptos" w:cs="Aptos"/>
           <w:color w:val="000000"/>
         </w:rPr>
         <w:t>n</w:t>
       </w:r>
       <w:r>
         <w:rPr>
+          <w:rFonts w:ascii="Aptos" w:hAnsi="Aptos" w:eastAsia="Aptos" w:cs="Aptos"/>
           <w:color w:val="000000"/>
         </w:rPr>
         <w:t>otes:</w:t>
       </w:r>
       <w:r>
         <w:rPr>
+          <w:rFonts w:ascii="Aptos" w:hAnsi="Aptos" w:eastAsia="Aptos" w:cs="Aptos"/>
           <w:color w:val="000000"/>
         </w:rPr>
         <w:t xml:space="preserve"> </w:t>
       </w:r>
       <w:r>
         <w:rPr>
+          <w:rFonts w:ascii="Aptos" w:hAnsi="Aptos" w:eastAsia="Aptos" w:cs="Aptos"/>
           <w:color w:val="000000"/>
         </w:rPr>
         <w:t xml:space="preserve">If </w:t>
       </w:r>
       <w:r>
         <w:rPr>
+          <w:rFonts w:ascii="Aptos" w:hAnsi="Aptos" w:eastAsia="Aptos" w:cs="Aptos"/>
           <w:color w:val="000000"/>
         </w:rPr>
         <w:t>HCP</w:t>
       </w:r>
       <w:r>
         <w:rPr>
+          <w:rFonts w:ascii="Aptos" w:hAnsi="Aptos" w:eastAsia="Aptos" w:cs="Aptos"/>
           <w:color w:val="000000"/>
         </w:rPr>
         <w:t xml:space="preserve"> asks you to lean forward, </w:t>
       </w:r>
       <w:r>
         <w:rPr>
+          <w:rFonts w:ascii="Aptos" w:hAnsi="Aptos" w:eastAsia="Aptos" w:cs="Aptos"/>
           <w:color w:val="000000"/>
         </w:rPr>
         <w:t xml:space="preserve">it </w:t>
       </w:r>
       <w:r>
         <w:rPr>
+          <w:rFonts w:ascii="Aptos" w:hAnsi="Aptos" w:eastAsia="Aptos" w:cs="Aptos"/>
           <w:color w:val="000000"/>
         </w:rPr>
         <w:t>helps to relieve symptoms.</w:t>
@@ -3218,6 +3456,7 @@
       </w:pPr>
       <w:r>
         <w:rPr>
+          <w:rFonts w:ascii="Aptos" w:hAnsi="Aptos" w:eastAsia="Aptos" w:cs="Aptos"/>
           <w:b/>
           <w:bCs/>
           <w:color w:val="000000"/>
@@ -3228,6 +3467,7 @@
       </w:r>
       <w:r>
         <w:rPr>
+          <w:rFonts w:ascii="Aptos" w:hAnsi="Aptos" w:eastAsia="Aptos" w:cs="Aptos"/>
           <w:color w:val="000000"/>
           <w:sz w:val="24"/>
           <w:szCs w:val="24"/>
@@ -3236,6 +3476,7 @@
       </w:r>
       <w:r>
         <w:rPr>
+          <w:rFonts w:ascii="Aptos" w:hAnsi="Aptos" w:eastAsia="Aptos" w:cs="Aptos"/>
           <w:color w:val="000000"/>
           <w:sz w:val="24"/>
           <w:szCs w:val="24"/>
@@ -3244,6 +3485,7 @@
       </w:r>
       <w:r>
         <w:rPr>
+          <w:rFonts w:ascii="Aptos" w:hAnsi="Aptos" w:eastAsia="Aptos" w:cs="Aptos"/>
           <w:color w:val="000000"/>
           <w:sz w:val="24"/>
           <w:szCs w:val="24"/>
@@ -3252,6 +3494,7 @@
       </w:r>
       <w:r>
         <w:rPr>
+          <w:rFonts w:ascii="Aptos" w:hAnsi="Aptos" w:eastAsia="Aptos" w:cs="Aptos"/>
           <w:color w:val="000000"/>
           <w:sz w:val="24"/>
           <w:szCs w:val="24"/>
@@ -3260,6 +3503,7 @@
       </w:r>
       <w:r>
         <w:rPr>
+          <w:rFonts w:ascii="Aptos" w:hAnsi="Aptos" w:eastAsia="Aptos" w:cs="Aptos"/>
           <w:color w:val="000000"/>
           <w:sz w:val="24"/>
           <w:szCs w:val="24"/>
@@ -3268,6 +3512,7 @@
       </w:r>
       <w:r>
         <w:rPr>
+          <w:rFonts w:ascii="Aptos" w:hAnsi="Aptos" w:eastAsia="Aptos" w:cs="Aptos"/>
           <w:color w:val="000000"/>
           <w:sz w:val="24"/>
           <w:szCs w:val="24"/>
@@ -3287,6 +3532,7 @@
       </w:pPr>
       <w:r>
         <w:rPr>
+          <w:rFonts w:ascii="Aptos" w:hAnsi="Aptos" w:eastAsia="Aptos" w:cs="Aptos"/>
           <w:color w:val="000000"/>
           <w:sz w:val="24"/>
           <w:szCs w:val="24"/>
@@ -3306,6 +3552,7 @@
       </w:pPr>
       <w:r>
         <w:rPr>
+          <w:rFonts w:ascii="Aptos" w:hAnsi="Aptos" w:eastAsia="Aptos" w:cs="Aptos"/>
           <w:color w:val="000000"/>
           <w:sz w:val="24"/>
           <w:szCs w:val="24"/>
@@ -3314,6 +3561,7 @@
       </w:r>
       <w:r>
         <w:rPr>
+          <w:rFonts w:ascii="Aptos" w:hAnsi="Aptos" w:eastAsia="Aptos" w:cs="Aptos"/>
           <w:color w:val="000000"/>
           <w:sz w:val="24"/>
           <w:szCs w:val="24"/>
@@ -3322,6 +3570,7 @@
       </w:r>
       <w:r>
         <w:rPr>
+          <w:rFonts w:ascii="Aptos" w:hAnsi="Aptos" w:eastAsia="Aptos" w:cs="Aptos"/>
           <w:color w:val="000000"/>
           <w:sz w:val="24"/>
           <w:szCs w:val="24"/>
@@ -3330,6 +3579,7 @@
       </w:r>
       <w:r>
         <w:rPr>
+          <w:rFonts w:ascii="Aptos" w:hAnsi="Aptos" w:eastAsia="Aptos" w:cs="Aptos"/>
           <w:color w:val="000000"/>
           <w:sz w:val="24"/>
           <w:szCs w:val="24"/>
@@ -3338,6 +3588,7 @@
       </w:r>
       <w:r>
         <w:rPr>
+          <w:rFonts w:ascii="Aptos" w:hAnsi="Aptos" w:eastAsia="Aptos" w:cs="Aptos"/>
           <w:color w:val="000000"/>
           <w:sz w:val="24"/>
           <w:szCs w:val="24"/>
@@ -3346,6 +3597,7 @@
       </w:r>
       <w:r>
         <w:rPr>
+          <w:rFonts w:ascii="Aptos" w:hAnsi="Aptos" w:eastAsia="Aptos" w:cs="Aptos"/>
           <w:color w:val="000000"/>
           <w:sz w:val="24"/>
           <w:szCs w:val="24"/>
@@ -3354,6 +3606,7 @@
       </w:r>
       <w:r>
         <w:rPr>
+          <w:rFonts w:ascii="Aptos" w:hAnsi="Aptos" w:eastAsia="Aptos" w:cs="Aptos"/>
           <w:color w:val="000000"/>
           <w:sz w:val="24"/>
           <w:szCs w:val="24"/>
@@ -3362,6 +3615,7 @@
       </w:r>
       <w:r>
         <w:rPr>
+          <w:rFonts w:ascii="Aptos" w:hAnsi="Aptos" w:eastAsia="Aptos" w:cs="Aptos"/>
           <w:color w:val="000000"/>
           <w:sz w:val="24"/>
           <w:szCs w:val="24"/>
@@ -3370,6 +3624,7 @@
       </w:r>
       <w:r>
         <w:rPr>
+          <w:rFonts w:ascii="Aptos" w:hAnsi="Aptos" w:eastAsia="Aptos" w:cs="Aptos"/>
           <w:color w:val="000000"/>
           <w:sz w:val="24"/>
           <w:szCs w:val="24"/>
@@ -3379,6 +3634,7 @@
       <w:proofErr w:type="gramStart"/>
       <w:r>
         <w:rPr>
+          <w:rFonts w:ascii="Aptos" w:hAnsi="Aptos" w:eastAsia="Aptos" w:cs="Aptos"/>
           <w:color w:val="000000"/>
           <w:sz w:val="24"/>
           <w:szCs w:val="24"/>
@@ -3388,6 +3644,7 @@
       <w:proofErr w:type="gramEnd"/>
       <w:r>
         <w:rPr>
+          <w:rFonts w:ascii="Aptos" w:hAnsi="Aptos" w:eastAsia="Aptos" w:cs="Aptos"/>
           <w:color w:val="000000"/>
           <w:sz w:val="24"/>
           <w:szCs w:val="24"/>
@@ -3396,6 +3653,7 @@
       </w:r>
       <w:r>
         <w:rPr>
+          <w:rFonts w:ascii="Aptos" w:hAnsi="Aptos" w:eastAsia="Aptos" w:cs="Aptos"/>
           <w:color w:val="000000"/>
           <w:sz w:val="24"/>
           <w:szCs w:val="24"/>
@@ -3404,6 +3662,7 @@
       </w:r>
       <w:r>
         <w:rPr>
+          <w:rFonts w:ascii="Aptos" w:hAnsi="Aptos" w:eastAsia="Aptos" w:cs="Aptos"/>
           <w:color w:val="000000"/>
           <w:sz w:val="24"/>
           <w:szCs w:val="24"/>
@@ -3412,6 +3671,7 @@
       </w:r>
       <w:r>
         <w:rPr>
+          <w:rFonts w:ascii="Aptos" w:hAnsi="Aptos" w:eastAsia="Aptos" w:cs="Aptos"/>
           <w:color w:val="000000"/>
           <w:sz w:val="24"/>
           <w:szCs w:val="24"/>
@@ -3420,6 +3680,7 @@
       </w:r>
       <w:r>
         <w:rPr>
+          <w:rFonts w:ascii="Aptos" w:hAnsi="Aptos" w:eastAsia="Aptos" w:cs="Aptos"/>
           <w:color w:val="000000"/>
           <w:sz w:val="24"/>
           <w:szCs w:val="24"/>
@@ -3428,6 +3689,7 @@
       </w:r>
       <w:r>
         <w:rPr>
+          <w:rFonts w:ascii="Aptos" w:hAnsi="Aptos" w:eastAsia="Aptos" w:cs="Aptos"/>
           <w:color w:val="000000"/>
           <w:sz w:val="24"/>
           <w:szCs w:val="24"/>
@@ -3436,6 +3698,7 @@
       </w:r>
       <w:r>
         <w:rPr>
+          <w:rFonts w:ascii="Aptos" w:hAnsi="Aptos" w:eastAsia="Aptos" w:cs="Aptos"/>
           <w:color w:val="000000"/>
           <w:sz w:val="24"/>
           <w:szCs w:val="24"/>
@@ -3444,6 +3707,7 @@
       </w:r>
       <w:r>
         <w:rPr>
+          <w:rFonts w:ascii="Aptos" w:hAnsi="Aptos" w:eastAsia="Aptos" w:cs="Aptos"/>
           <w:color w:val="000000"/>
           <w:sz w:val="24"/>
           <w:szCs w:val="24"/>
@@ -3452,6 +3716,7 @@
       </w:r>
       <w:r>
         <w:rPr>
+          <w:rFonts w:ascii="Aptos" w:hAnsi="Aptos" w:eastAsia="Aptos" w:cs="Aptos"/>
           <w:color w:val="000000"/>
           <w:sz w:val="24"/>
           <w:szCs w:val="24"/>
@@ -3460,6 +3725,7 @@
       </w:r>
       <w:r>
         <w:rPr>
+          <w:rFonts w:ascii="Aptos" w:hAnsi="Aptos" w:eastAsia="Aptos" w:cs="Aptos"/>
           <w:color w:val="000000"/>
           <w:sz w:val="24"/>
           <w:szCs w:val="24"/>
@@ -3468,6 +3734,7 @@
       </w:r>
       <w:r>
         <w:rPr>
+          <w:rFonts w:ascii="Aptos" w:hAnsi="Aptos" w:eastAsia="Aptos" w:cs="Aptos"/>
           <w:color w:val="000000"/>
           <w:sz w:val="24"/>
           <w:szCs w:val="24"/>
@@ -3476,6 +3743,7 @@
       </w:r>
       <w:r>
         <w:rPr>
+          <w:rFonts w:ascii="Aptos" w:hAnsi="Aptos" w:eastAsia="Aptos" w:cs="Aptos"/>
           <w:color w:val="000000"/>
           <w:sz w:val="24"/>
           <w:szCs w:val="24"/>
@@ -3484,6 +3752,7 @@
       </w:r>
       <w:r>
         <w:rPr>
+          <w:rFonts w:ascii="Aptos" w:hAnsi="Aptos" w:eastAsia="Aptos" w:cs="Aptos"/>
           <w:color w:val="000000"/>
           <w:sz w:val="24"/>
           <w:szCs w:val="24"/>
@@ -3492,7 +3761,7 @@
       </w:r>
     </w:p>
     <w:sectPr>
-      <w:footerReference w:type="default" r:id="rId7"/>
+      <w:footerReference w:type="default" r:id="rId11"/>
       <w:pgSz w:w="12240" w:h="15840"/>
       <w:pgMar w:top="1440" w:right="1440" w:bottom="1440" w:left="1440" w:header="706" w:footer="706" w:gutter="0"/>
       <w:cols w:space="720"/>
@@ -3503,7 +3772,7 @@
 </file>
 
 <file path=word/endnotes.xml><?xml version="1.0" encoding="utf-8"?>
-<w:endnotes xmlns:wpc="http://schemas.microsoft.com/office/word/2010/wordprocessingCanvas" xmlns:cx="http://schemas.microsoft.com/office/drawing/2014/chartex" xmlns:cx1="http://schemas.microsoft.com/office/drawing/2015/9/8/chartex" xmlns:cx2="http://schemas.microsoft.com/office/drawing/2015/10/21/chartex" xmlns:cx3="http://schemas.microsoft.com/office/drawing/2016/5/9/chartex" xmlns:cx4="http://schemas.microsoft.com/office/drawing/2016/5/10/chartex" xmlns:cx5="http://schemas.microsoft.com/office/drawing/2016/5/11/chartex" xmlns:cx6="http://schemas.microsoft.com/office/drawing/2016/5/12/chartex" xmlns:cx7="http://schemas.microsoft.com/office/drawing/2016/5/13/chartex" xmlns:cx8="http://schemas.microsoft.com/office/drawing/2016/5/14/chartex" xmlns:mc="http://schemas.openxmlformats.org/markup-compatibility/2006" xmlns:aink="http://schemas.microsoft.com/office/drawing/2016/ink" xmlns:am3d="http://schemas.microsoft.com/office/drawing/2017/model3d" xmlns:o="urn:schemas-microsoft-com:office:office" xmlns:oel="http://schemas.microsoft.com/office/2019/extlst" xmlns:r="http://schemas.openxmlformats.org/officeDocument/2006/relationships" xmlns:m="http://schemas.openxmlformats.org/officeDocument/2006/math" xmlns:v="urn:schemas-microsoft-com:vml" xmlns:wp14="http://schemas.microsoft.com/office/word/2010/wordprocessingDrawing" xmlns:wp="http://schemas.openxmlformats.org/drawingml/2006/wordprocessingDrawing" xmlns:w10="urn:schemas-microsoft-com:office:word" xmlns:w="http://schemas.openxmlformats.org/wordprocessingml/2006/main" xmlns:w14="http://schemas.microsoft.com/office/word/2010/wordml" xmlns:w15="http://schemas.microsoft.com/office/word/2012/wordml" xmlns:w16cex="http://schemas.microsoft.com/office/word/2018/wordml/cex" xmlns:w16cid="http://schemas.microsoft.com/office/word/2016/wordml/cid" xmlns:w16="http://schemas.microsoft.com/office/word/2018/wordml" xmlns:w16du="http://schemas.microsoft.com/office/word/2023/wordml/word16du" xmlns:w16sdtdh="http://schemas.microsoft.com/office/word/2020/wordml/sdtdatahash" xmlns:w16sdtfl="http://schemas.microsoft.com/office/word/2024/wordml/sdtformatlock" xmlns:w16se="http://schemas.microsoft.com/office/word/2015/wordml/symex" xmlns:wpg="http://schemas.microsoft.com/office/word/2010/wordprocessingGroup" xmlns:wpi="http://schemas.microsoft.com/office/word/2010/wordprocessingInk" xmlns:wne="http://schemas.microsoft.com/office/word/2006/wordml" xmlns:wps="http://schemas.microsoft.com/office/word/2010/wordprocessingShape" mc:Ignorable="w14 w15 w16se w16cid w16 w16cex w16sdtdh w16sdtfl w16du wp14">
+<w:endnotes xmlns:wpc="http://schemas.microsoft.com/office/word/2010/wordprocessingCanvas" xmlns:cx="http://schemas.microsoft.com/office/drawing/2014/chartex" xmlns:cx1="http://schemas.microsoft.com/office/drawing/2015/9/8/chartex" xmlns:cx2="http://schemas.microsoft.com/office/drawing/2015/10/21/chartex" xmlns:cx3="http://schemas.microsoft.com/office/drawing/2016/5/9/chartex" xmlns:cx4="http://schemas.microsoft.com/office/drawing/2016/5/10/chartex" xmlns:cx5="http://schemas.microsoft.com/office/drawing/2016/5/11/chartex" xmlns:cx6="http://schemas.microsoft.com/office/drawing/2016/5/12/chartex" xmlns:cx7="http://schemas.microsoft.com/office/drawing/2016/5/13/chartex" xmlns:cx8="http://schemas.microsoft.com/office/drawing/2016/5/14/chartex" xmlns:mc="http://schemas.openxmlformats.org/markup-compatibility/2006" xmlns:aink="http://schemas.microsoft.com/office/drawing/2016/ink" xmlns:am3d="http://schemas.microsoft.com/office/drawing/2017/model3d" xmlns:o="urn:schemas-microsoft-com:office:office" xmlns:oel="http://schemas.microsoft.com/office/2019/extlst" xmlns:r="http://schemas.openxmlformats.org/officeDocument/2006/relationships" xmlns:m="http://schemas.openxmlformats.org/officeDocument/2006/math" xmlns:v="urn:schemas-microsoft-com:vml" xmlns:wp14="http://schemas.microsoft.com/office/word/2010/wordprocessingDrawing" xmlns:wp="http://schemas.openxmlformats.org/drawingml/2006/wordprocessingDrawing" xmlns:w10="urn:schemas-microsoft-com:office:word" xmlns:w="http://schemas.openxmlformats.org/wordprocessingml/2006/main" xmlns:w14="http://schemas.microsoft.com/office/word/2010/wordml" xmlns:w15="http://schemas.microsoft.com/office/word/2012/wordml" xmlns:w16cei="http://schemas.microsoft.com/office/word/2026/wordml/cei" xmlns:w16cex="http://schemas.microsoft.com/office/word/2018/wordml/cex" xmlns:w16cid="http://schemas.microsoft.com/office/word/2016/wordml/cid" xmlns:w16="http://schemas.microsoft.com/office/word/2018/wordml" xmlns:w16du="http://schemas.microsoft.com/office/word/2023/wordml/word16du" xmlns:w16sdtdh="http://schemas.microsoft.com/office/word/2020/wordml/sdtdatahash" xmlns:w16sdtfl="http://schemas.microsoft.com/office/word/2024/wordml/sdtformatlock" xmlns:w16se="http://schemas.microsoft.com/office/word/2015/wordml/symex" xmlns:wpg="http://schemas.microsoft.com/office/word/2010/wordprocessingGroup" xmlns:wpi="http://schemas.microsoft.com/office/word/2010/wordprocessingInk" xmlns:wne="http://schemas.microsoft.com/office/word/2006/wordml" xmlns:wps="http://schemas.microsoft.com/office/word/2010/wordprocessingShape" mc:Ignorable="w14 w15 w16se w16cid w16 w16cex w16sdtdh w16sdtfl w16du wp14">
   <w:endnote w:type="separator" w:id="-1">
     <w:p>
       <w:pPr>
@@ -3528,19 +3797,22 @@
 </file>
 
 <file path=word/footer1.xml><?xml version="1.0" encoding="utf-8"?>
-<w:ftr xmlns:wpc="http://schemas.microsoft.com/office/word/2010/wordprocessingCanvas" xmlns:cx="http://schemas.microsoft.com/office/drawing/2014/chartex" xmlns:cx1="http://schemas.microsoft.com/office/drawing/2015/9/8/chartex" xmlns:cx2="http://schemas.microsoft.com/office/drawing/2015/10/21/chartex" xmlns:cx3="http://schemas.microsoft.com/office/drawing/2016/5/9/chartex" xmlns:cx4="http://schemas.microsoft.com/office/drawing/2016/5/10/chartex" xmlns:cx5="http://schemas.microsoft.com/office/drawing/2016/5/11/chartex" xmlns:cx6="http://schemas.microsoft.com/office/drawing/2016/5/12/chartex" xmlns:cx7="http://schemas.microsoft.com/office/drawing/2016/5/13/chartex" xmlns:cx8="http://schemas.microsoft.com/office/drawing/2016/5/14/chartex" xmlns:mc="http://schemas.openxmlformats.org/markup-compatibility/2006" xmlns:aink="http://schemas.microsoft.com/office/drawing/2016/ink" xmlns:am3d="http://schemas.microsoft.com/office/drawing/2017/model3d" xmlns:o="urn:schemas-microsoft-com:office:office" xmlns:oel="http://schemas.microsoft.com/office/2019/extlst" xmlns:r="http://schemas.openxmlformats.org/officeDocument/2006/relationships" xmlns:m="http://schemas.openxmlformats.org/officeDocument/2006/math" xmlns:v="urn:schemas-microsoft-com:vml" xmlns:wp14="http://schemas.microsoft.com/office/word/2010/wordprocessingDrawing" xmlns:wp="http://schemas.openxmlformats.org/drawingml/2006/wordprocessingDrawing" xmlns:w10="urn:schemas-microsoft-com:office:word" xmlns:w="http://schemas.openxmlformats.org/wordprocessingml/2006/main" xmlns:w14="http://schemas.microsoft.com/office/word/2010/wordml" xmlns:w15="http://schemas.microsoft.com/office/word/2012/wordml" xmlns:w16cex="http://schemas.microsoft.com/office/word/2018/wordml/cex" xmlns:w16cid="http://schemas.microsoft.com/office/word/2016/wordml/cid" xmlns:w16="http://schemas.microsoft.com/office/word/2018/wordml" xmlns:w16du="http://schemas.microsoft.com/office/word/2023/wordml/word16du" xmlns:w16sdtdh="http://schemas.microsoft.com/office/word/2020/wordml/sdtdatahash" xmlns:w16sdtfl="http://schemas.microsoft.com/office/word/2024/wordml/sdtformatlock" xmlns:w16se="http://schemas.microsoft.com/office/word/2015/wordml/symex" xmlns:wpg="http://schemas.microsoft.com/office/word/2010/wordprocessingGroup" xmlns:wpi="http://schemas.microsoft.com/office/word/2010/wordprocessingInk" xmlns:wne="http://schemas.microsoft.com/office/word/2006/wordml" xmlns:wps="http://schemas.microsoft.com/office/word/2010/wordprocessingShape" mc:Ignorable="w14 w15 w16se w16cid w16 w16cex w16sdtdh w16sdtfl w16du wp14">
+<w:ftr xmlns:m="http://schemas.openxmlformats.org/officeDocument/2006/math" xmlns:mc="http://schemas.openxmlformats.org/markup-compatibility/2006" xmlns:mo="http://schemas.microsoft.com/office/mac/office/2008/main" xmlns:mv="urn:schemas-microsoft-com:mac:vml" xmlns:o="urn:schemas-microsoft-com:office:office" xmlns:r="http://schemas.openxmlformats.org/officeDocument/2006/relationships" xmlns:v="urn:schemas-microsoft-com:vml" xmlns:w10="urn:schemas-microsoft-com:office:word" xmlns:w14="http://schemas.microsoft.com/office/word/2010/wordml" xmlns:w="http://schemas.openxmlformats.org/wordprocessingml/2006/main" xmlns:wne="http://schemas.microsoft.com/office/word/2006/wordml" xmlns:wp14="http://schemas.microsoft.com/office/word/2010/wordprocessingDrawing" xmlns:wp="http://schemas.openxmlformats.org/drawingml/2006/wordprocessingDrawing" xmlns:wpc="http://schemas.microsoft.com/office/word/2010/wordprocessingCanvas" xmlns:wpg="http://schemas.microsoft.com/office/word/2010/wordprocessingGroup" xmlns:wpi="http://schemas.microsoft.com/office/word/2010/wordprocessingInk" xmlns:wps="http://schemas.microsoft.com/office/word/2010/wordprocessingShape" mc:Ignorable="w14 wp14">
   <w:p>
     <w:pPr>
-      <w:spacing w:after="0" w:line="240" w:lineRule="auto"/>
+      <w:spacing w:line="240" w:lineRule="auto" w:before="0" w:after="0"/>
+      <w:jc w:val="left"/>
     </w:pPr>
     <w:r>
       <w:rPr>
+        <w:rFonts w:ascii="Aptos" w:hAnsi="Aptos" w:eastAsia="Aptos" w:cs="Aptos"/>
         <w:sz w:val="18"/>
       </w:rPr>
       <w:t xml:space="preserve">From J.M. Larson and H.L. Stedge, </w:t>
     </w:r>
     <w:r>
       <w:rPr>
+        <w:rFonts w:ascii="Aptos" w:hAnsi="Aptos" w:eastAsia="Aptos" w:cs="Aptos"/>
         <w:i/>
         <w:sz w:val="18"/>
       </w:rPr>
@@ -3548,6 +3820,7 @@
     </w:r>
     <w:r>
       <w:rPr>
+        <w:rFonts w:ascii="Aptos" w:hAnsi="Aptos" w:eastAsia="Aptos" w:cs="Aptos"/>
         <w:sz w:val="18"/>
       </w:rPr>
       <w:t xml:space="preserve"> (Human Kinetics, 2027).</w:t>
@@ -3557,7 +3830,7 @@
 </file>
 
 <file path=word/footnotes.xml><?xml version="1.0" encoding="utf-8"?>
-<w:footnotes xmlns:wpc="http://schemas.microsoft.com/office/word/2010/wordprocessingCanvas" xmlns:cx="http://schemas.microsoft.com/office/drawing/2014/chartex" xmlns:cx1="http://schemas.microsoft.com/office/drawing/2015/9/8/chartex" xmlns:cx2="http://schemas.microsoft.com/office/drawing/2015/10/21/chartex" xmlns:cx3="http://schemas.microsoft.com/office/drawing/2016/5/9/chartex" xmlns:cx4="http://schemas.microsoft.com/office/drawing/2016/5/10/chartex" xmlns:cx5="http://schemas.microsoft.com/office/drawing/2016/5/11/chartex" xmlns:cx6="http://schemas.microsoft.com/office/drawing/2016/5/12/chartex" xmlns:cx7="http://schemas.microsoft.com/office/drawing/2016/5/13/chartex" xmlns:cx8="http://schemas.microsoft.com/office/drawing/2016/5/14/chartex" xmlns:mc="http://schemas.openxmlformats.org/markup-compatibility/2006" xmlns:aink="http://schemas.microsoft.com/office/drawing/2016/ink" xmlns:am3d="http://schemas.microsoft.com/office/drawing/2017/model3d" xmlns:o="urn:schemas-microsoft-com:office:office" xmlns:oel="http://schemas.microsoft.com/office/2019/extlst" xmlns:r="http://schemas.openxmlformats.org/officeDocument/2006/relationships" xmlns:m="http://schemas.openxmlformats.org/officeDocument/2006/math" xmlns:v="urn:schemas-microsoft-com:vml" xmlns:wp14="http://schemas.microsoft.com/office/word/2010/wordprocessingDrawing" xmlns:wp="http://schemas.openxmlformats.org/drawingml/2006/wordprocessingDrawing" xmlns:w10="urn:schemas-microsoft-com:office:word" xmlns:w="http://schemas.openxmlformats.org/wordprocessingml/2006/main" xmlns:w14="http://schemas.microsoft.com/office/word/2010/wordml" xmlns:w15="http://schemas.microsoft.com/office/word/2012/wordml" xmlns:w16cex="http://schemas.microsoft.com/office/word/2018/wordml/cex" xmlns:w16cid="http://schemas.microsoft.com/office/word/2016/wordml/cid" xmlns:w16="http://schemas.microsoft.com/office/word/2018/wordml" xmlns:w16du="http://schemas.microsoft.com/office/word/2023/wordml/word16du" xmlns:w16sdtdh="http://schemas.microsoft.com/office/word/2020/wordml/sdtdatahash" xmlns:w16sdtfl="http://schemas.microsoft.com/office/word/2024/wordml/sdtformatlock" xmlns:w16se="http://schemas.microsoft.com/office/word/2015/wordml/symex" xmlns:wpg="http://schemas.microsoft.com/office/word/2010/wordprocessingGroup" xmlns:wpi="http://schemas.microsoft.com/office/word/2010/wordprocessingInk" xmlns:wne="http://schemas.microsoft.com/office/word/2006/wordml" xmlns:wps="http://schemas.microsoft.com/office/word/2010/wordprocessingShape" mc:Ignorable="w14 w15 w16se w16cid w16 w16cex w16sdtdh w16sdtfl w16du wp14">
+<w:footnotes xmlns:wpc="http://schemas.microsoft.com/office/word/2010/wordprocessingCanvas" xmlns:cx="http://schemas.microsoft.com/office/drawing/2014/chartex" xmlns:cx1="http://schemas.microsoft.com/office/drawing/2015/9/8/chartex" xmlns:cx2="http://schemas.microsoft.com/office/drawing/2015/10/21/chartex" xmlns:cx3="http://schemas.microsoft.com/office/drawing/2016/5/9/chartex" xmlns:cx4="http://schemas.microsoft.com/office/drawing/2016/5/10/chartex" xmlns:cx5="http://schemas.microsoft.com/office/drawing/2016/5/11/chartex" xmlns:cx6="http://schemas.microsoft.com/office/drawing/2016/5/12/chartex" xmlns:cx7="http://schemas.microsoft.com/office/drawing/2016/5/13/chartex" xmlns:cx8="http://schemas.microsoft.com/office/drawing/2016/5/14/chartex" xmlns:mc="http://schemas.openxmlformats.org/markup-compatibility/2006" xmlns:aink="http://schemas.microsoft.com/office/drawing/2016/ink" xmlns:am3d="http://schemas.microsoft.com/office/drawing/2017/model3d" xmlns:o="urn:schemas-microsoft-com:office:office" xmlns:oel="http://schemas.microsoft.com/office/2019/extlst" xmlns:r="http://schemas.openxmlformats.org/officeDocument/2006/relationships" xmlns:m="http://schemas.openxmlformats.org/officeDocument/2006/math" xmlns:v="urn:schemas-microsoft-com:vml" xmlns:wp14="http://schemas.microsoft.com/office/word/2010/wordprocessingDrawing" xmlns:wp="http://schemas.openxmlformats.org/drawingml/2006/wordprocessingDrawing" xmlns:w10="urn:schemas-microsoft-com:office:word" xmlns:w="http://schemas.openxmlformats.org/wordprocessingml/2006/main" xmlns:w14="http://schemas.microsoft.com/office/word/2010/wordml" xmlns:w15="http://schemas.microsoft.com/office/word/2012/wordml" xmlns:w16cei="http://schemas.microsoft.com/office/word/2026/wordml/cei" xmlns:w16cex="http://schemas.microsoft.com/office/word/2018/wordml/cex" xmlns:w16cid="http://schemas.microsoft.com/office/word/2016/wordml/cid" xmlns:w16="http://schemas.microsoft.com/office/word/2018/wordml" xmlns:w16du="http://schemas.microsoft.com/office/word/2023/wordml/word16du" xmlns:w16sdtdh="http://schemas.microsoft.com/office/word/2020/wordml/sdtdatahash" xmlns:w16sdtfl="http://schemas.microsoft.com/office/word/2024/wordml/sdtformatlock" xmlns:w16se="http://schemas.microsoft.com/office/word/2015/wordml/symex" xmlns:wpg="http://schemas.microsoft.com/office/word/2010/wordprocessingGroup" xmlns:wpi="http://schemas.microsoft.com/office/word/2010/wordprocessingInk" xmlns:wne="http://schemas.microsoft.com/office/word/2006/wordml" xmlns:wps="http://schemas.microsoft.com/office/word/2010/wordprocessingShape" mc:Ignorable="w14 w15 w16se w16cid w16 w16cex w16sdtdh w16sdtfl w16du wp14">
   <w:footnote w:type="separator" w:id="-1">
     <w:p>
       <w:pPr>
@@ -3582,7 +3855,7 @@
 </file>
 
 <file path=word/numbering.xml><?xml version="1.0" encoding="utf-8"?>
-<w:numbering xmlns:wpc="http://schemas.microsoft.com/office/word/2010/wordprocessingCanvas" xmlns:cx="http://schemas.microsoft.com/office/drawing/2014/chartex" xmlns:cx1="http://schemas.microsoft.com/office/drawing/2015/9/8/chartex" xmlns:cx2="http://schemas.microsoft.com/office/drawing/2015/10/21/chartex" xmlns:cx3="http://schemas.microsoft.com/office/drawing/2016/5/9/chartex" xmlns:cx4="http://schemas.microsoft.com/office/drawing/2016/5/10/chartex" xmlns:cx5="http://schemas.microsoft.com/office/drawing/2016/5/11/chartex" xmlns:cx6="http://schemas.microsoft.com/office/drawing/2016/5/12/chartex" xmlns:cx7="http://schemas.microsoft.com/office/drawing/2016/5/13/chartex" xmlns:cx8="http://schemas.microsoft.com/office/drawing/2016/5/14/chartex" xmlns:mc="http://schemas.openxmlformats.org/markup-compatibility/2006" xmlns:aink="http://schemas.microsoft.com/office/drawing/2016/ink" xmlns:am3d="http://schemas.microsoft.com/office/drawing/2017/model3d" xmlns:o="urn:schemas-microsoft-com:office:office" xmlns:oel="http://schemas.microsoft.com/office/2019/extlst" xmlns:r="http://schemas.openxmlformats.org/officeDocument/2006/relationships" xmlns:m="http://schemas.openxmlformats.org/officeDocument/2006/math" xmlns:v="urn:schemas-microsoft-com:vml" xmlns:wp14="http://schemas.microsoft.com/office/word/2010/wordprocessingDrawing" xmlns:wp="http://schemas.openxmlformats.org/drawingml/2006/wordprocessingDrawing" xmlns:w10="urn:schemas-microsoft-com:office:word" xmlns:w="http://schemas.openxmlformats.org/wordprocessingml/2006/main" xmlns:w14="http://schemas.microsoft.com/office/word/2010/wordml" xmlns:w15="http://schemas.microsoft.com/office/word/2012/wordml" xmlns:w16cex="http://schemas.microsoft.com/office/word/2018/wordml/cex" xmlns:w16cid="http://schemas.microsoft.com/office/word/2016/wordml/cid" xmlns:w16="http://schemas.microsoft.com/office/word/2018/wordml" xmlns:w16du="http://schemas.microsoft.com/office/word/2023/wordml/word16du" xmlns:w16sdtdh="http://schemas.microsoft.com/office/word/2020/wordml/sdtdatahash" xmlns:w16sdtfl="http://schemas.microsoft.com/office/word/2024/wordml/sdtformatlock" xmlns:w16se="http://schemas.microsoft.com/office/word/2015/wordml/symex" xmlns:wpg="http://schemas.microsoft.com/office/word/2010/wordprocessingGroup" xmlns:wpi="http://schemas.microsoft.com/office/word/2010/wordprocessingInk" xmlns:wne="http://schemas.microsoft.com/office/word/2006/wordml" xmlns:wps="http://schemas.microsoft.com/office/word/2010/wordprocessingShape" mc:Ignorable="w14 w15 w16se w16cid w16 w16cex w16sdtdh w16sdtfl w16du wp14">
+<w:numbering xmlns:wpc="http://schemas.microsoft.com/office/word/2010/wordprocessingCanvas" xmlns:cx="http://schemas.microsoft.com/office/drawing/2014/chartex" xmlns:cx1="http://schemas.microsoft.com/office/drawing/2015/9/8/chartex" xmlns:cx2="http://schemas.microsoft.com/office/drawing/2015/10/21/chartex" xmlns:cx3="http://schemas.microsoft.com/office/drawing/2016/5/9/chartex" xmlns:cx4="http://schemas.microsoft.com/office/drawing/2016/5/10/chartex" xmlns:cx5="http://schemas.microsoft.com/office/drawing/2016/5/11/chartex" xmlns:cx6="http://schemas.microsoft.com/office/drawing/2016/5/12/chartex" xmlns:cx7="http://schemas.microsoft.com/office/drawing/2016/5/13/chartex" xmlns:cx8="http://schemas.microsoft.com/office/drawing/2016/5/14/chartex" xmlns:mc="http://schemas.openxmlformats.org/markup-compatibility/2006" xmlns:aink="http://schemas.microsoft.com/office/drawing/2016/ink" xmlns:am3d="http://schemas.microsoft.com/office/drawing/2017/model3d" xmlns:o="urn:schemas-microsoft-com:office:office" xmlns:oel="http://schemas.microsoft.com/office/2019/extlst" xmlns:r="http://schemas.openxmlformats.org/officeDocument/2006/relationships" xmlns:m="http://schemas.openxmlformats.org/officeDocument/2006/math" xmlns:v="urn:schemas-microsoft-com:vml" xmlns:wp14="http://schemas.microsoft.com/office/word/2010/wordprocessingDrawing" xmlns:wp="http://schemas.openxmlformats.org/drawingml/2006/wordprocessingDrawing" xmlns:w10="urn:schemas-microsoft-com:office:word" xmlns:w="http://schemas.openxmlformats.org/wordprocessingml/2006/main" xmlns:w14="http://schemas.microsoft.com/office/word/2010/wordml" xmlns:w15="http://schemas.microsoft.com/office/word/2012/wordml" xmlns:w16cei="http://schemas.microsoft.com/office/word/2026/wordml/cei" xmlns:w16cex="http://schemas.microsoft.com/office/word/2018/wordml/cex" xmlns:w16cid="http://schemas.microsoft.com/office/word/2016/wordml/cid" xmlns:w16="http://schemas.microsoft.com/office/word/2018/wordml" xmlns:w16du="http://schemas.microsoft.com/office/word/2023/wordml/word16du" xmlns:w16sdtdh="http://schemas.microsoft.com/office/word/2020/wordml/sdtdatahash" xmlns:w16sdtfl="http://schemas.microsoft.com/office/word/2024/wordml/sdtformatlock" xmlns:w16se="http://schemas.microsoft.com/office/word/2015/wordml/symex" xmlns:wpg="http://schemas.microsoft.com/office/word/2010/wordprocessingGroup" xmlns:wpi="http://schemas.microsoft.com/office/word/2010/wordprocessingInk" xmlns:wne="http://schemas.microsoft.com/office/word/2006/wordml" xmlns:wps="http://schemas.microsoft.com/office/word/2010/wordprocessingShape" mc:Ignorable="w14 w15 w16se w16cid w16 w16cex w16sdtdh w16sdtfl w16du wp14">
   <w:abstractNum w:abstractNumId="0" w15:restartNumberingAfterBreak="0">
     <w:nsid w:val="83A8C409"/>
     <w:multiLevelType w:val="hybridMultilevel"/>
@@ -6509,6 +6782,14 @@
     <w:abstractNumId w:val="8"/>
   </w:num>
 </w:numbering>
+</file>
+
+<file path=word/people.xml><?xml version="1.0" encoding="utf-8"?>
+<w15:people xmlns:wpc="http://schemas.microsoft.com/office/word/2010/wordprocessingCanvas" xmlns:cx="http://schemas.microsoft.com/office/drawing/2014/chartex" xmlns:cx1="http://schemas.microsoft.com/office/drawing/2015/9/8/chartex" xmlns:cx2="http://schemas.microsoft.com/office/drawing/2015/10/21/chartex" xmlns:cx3="http://schemas.microsoft.com/office/drawing/2016/5/9/chartex" xmlns:cx4="http://schemas.microsoft.com/office/drawing/2016/5/10/chartex" xmlns:cx5="http://schemas.microsoft.com/office/drawing/2016/5/11/chartex" xmlns:cx6="http://schemas.microsoft.com/office/drawing/2016/5/12/chartex" xmlns:cx7="http://schemas.microsoft.com/office/drawing/2016/5/13/chartex" xmlns:cx8="http://schemas.microsoft.com/office/drawing/2016/5/14/chartex" xmlns:mc="http://schemas.openxmlformats.org/markup-compatibility/2006" xmlns:aink="http://schemas.microsoft.com/office/drawing/2016/ink" xmlns:am3d="http://schemas.microsoft.com/office/drawing/2017/model3d" xmlns:o="urn:schemas-microsoft-com:office:office" xmlns:oel="http://schemas.microsoft.com/office/2019/extlst" xmlns:r="http://schemas.openxmlformats.org/officeDocument/2006/relationships" xmlns:m="http://schemas.openxmlformats.org/officeDocument/2006/math" xmlns:v="urn:schemas-microsoft-com:vml" xmlns:wp14="http://schemas.microsoft.com/office/word/2010/wordprocessingDrawing" xmlns:wp="http://schemas.openxmlformats.org/drawingml/2006/wordprocessingDrawing" xmlns:w10="urn:schemas-microsoft-com:office:word" xmlns:w="http://schemas.openxmlformats.org/wordprocessingml/2006/main" xmlns:w14="http://schemas.microsoft.com/office/word/2010/wordml" xmlns:w15="http://schemas.microsoft.com/office/word/2012/wordml" xmlns:w16cei="http://schemas.microsoft.com/office/word/2026/wordml/cei" xmlns:w16cex="http://schemas.microsoft.com/office/word/2018/wordml/cex" xmlns:w16cid="http://schemas.microsoft.com/office/word/2016/wordml/cid" xmlns:w16="http://schemas.microsoft.com/office/word/2018/wordml" xmlns:w16du="http://schemas.microsoft.com/office/word/2023/wordml/word16du" xmlns:w16sdtdh="http://schemas.microsoft.com/office/word/2020/wordml/sdtdatahash" xmlns:w16sdtfl="http://schemas.microsoft.com/office/word/2024/wordml/sdtformatlock" xmlns:w16se="http://schemas.microsoft.com/office/word/2015/wordml/symex" xmlns:wpg="http://schemas.microsoft.com/office/word/2010/wordprocessingGroup" xmlns:wpi="http://schemas.microsoft.com/office/word/2010/wordprocessingInk" xmlns:wne="http://schemas.microsoft.com/office/word/2006/wordml" xmlns:wps="http://schemas.microsoft.com/office/word/2010/wordprocessingShape" mc:Ignorable="w14 w15 w16se w16cid w16 w16cex w16sdtdh w16sdtfl w16du wp14">
+  <w15:person w15:author="Anna Seaman">
+    <w15:presenceInfo w15:providerId="AD" w15:userId="S::AnnaS@hkusa.com::713ab380-bdda-4997-81d0-fa539102c996"/>
+  </w15:person>
+</w15:people>
 </file>
 
 <file path=word/styles.xml><?xml version="1.0" encoding="utf-8"?>
@@ -6908,7 +7189,7 @@
       <w:spacing w:after="160" w:line="259" w:lineRule="auto"/>
     </w:pPr>
     <w:rPr>
-      <w:rFonts w:cs="Aptos"/>
+      <w:rFonts w:ascii="Aptos" w:hAnsi="Aptos" w:eastAsia="Aptos" w:cs="Aptos"/>
       <w:kern w:val="2"/>
       <w:sz w:val="22"/>
       <w:szCs w:val="22"/>
